--- a/Express1/public/docs/oferta_665803826172.docx
+++ b/Express1/public/docs/oferta_665803826172.docx
@@ -1,6 +1,6 @@
 
 <file path=word/document.xml><?xml version="1.0" encoding="utf-8"?>
-<w:document xmlns:wpc="http://schemas.microsoft.com/office/word/2010/wordprocessingCanvas" xmlns:cx="http://schemas.microsoft.com/office/drawing/2014/chartex" xmlns:cx1="http://schemas.microsoft.com/office/drawing/2015/9/8/chartex" xmlns:cx2="http://schemas.microsoft.com/office/drawing/2015/10/21/chartex" xmlns:cx3="http://schemas.microsoft.com/office/drawing/2016/5/9/chartex" xmlns:cx4="http://schemas.microsoft.com/office/drawing/2016/5/10/chartex" xmlns:cx5="http://schemas.microsoft.com/office/drawing/2016/5/11/chartex" xmlns:cx6="http://schemas.microsoft.com/office/drawing/2016/5/12/chartex" xmlns:cx7="http://schemas.microsoft.com/office/drawing/2016/5/13/chartex" xmlns:cx8="http://schemas.microsoft.com/office/drawing/2016/5/14/chartex" xmlns:mc="http://schemas.openxmlformats.org/markup-compatibility/2006" xmlns:aink="http://schemas.microsoft.com/office/drawing/2016/ink" xmlns:am3d="http://schemas.microsoft.com/office/drawing/2017/model3d" xmlns:o="urn:schemas-microsoft-com:office:office" xmlns:oel="http://schemas.microsoft.com/office/2019/extlst" xmlns:r="http://schemas.openxmlformats.org/officeDocument/2006/relationships" xmlns:m="http://schemas.openxmlformats.org/officeDocument/2006/math" xmlns:v="urn:schemas-microsoft-com:vml" xmlns:wp14="http://schemas.microsoft.com/office/word/2010/wordprocessingDrawing" xmlns:wp="http://schemas.openxmlformats.org/drawingml/2006/wordprocessingDrawing" xmlns:w10="urn:schemas-microsoft-com:office:word" xmlns:w="http://schemas.openxmlformats.org/wordprocessingml/2006/main" xmlns:w14="http://schemas.microsoft.com/office/word/2010/wordml" xmlns:w15="http://schemas.microsoft.com/office/word/2012/wordml" xmlns:w16cex="http://schemas.microsoft.com/office/word/2018/wordml/cex" xmlns:w16cid="http://schemas.microsoft.com/office/word/2016/wordml/cid" xmlns:w16="http://schemas.microsoft.com/office/word/2018/wordml" xmlns:w16sdtdh="http://schemas.microsoft.com/office/word/2020/wordml/sdtdatahash" xmlns:w16se="http://schemas.microsoft.com/office/word/2015/wordml/symex" xmlns:wpg="http://schemas.microsoft.com/office/word/2010/wordprocessingGroup" xmlns:wpi="http://schemas.microsoft.com/office/word/2010/wordprocessingInk" xmlns:wne="http://schemas.microsoft.com/office/word/2006/wordml" xmlns:wps="http://schemas.microsoft.com/office/word/2010/wordprocessingShape" mc:Ignorable="w14 w15 w16se w16cid w16 w16cex w16sdtdh wp14">
+<w:document xmlns:wpc="http://schemas.microsoft.com/office/word/2010/wordprocessingCanvas" xmlns:mc="http://schemas.openxmlformats.org/markup-compatibility/2006" xmlns:o="urn:schemas-microsoft-com:office:office" xmlns:r="http://schemas.openxmlformats.org/officeDocument/2006/relationships" xmlns:m="http://schemas.openxmlformats.org/officeDocument/2006/math" xmlns:v="urn:schemas-microsoft-com:vml" xmlns:wp14="http://schemas.microsoft.com/office/word/2010/wordprocessingDrawing" xmlns:wp="http://schemas.openxmlformats.org/drawingml/2006/wordprocessingDrawing" xmlns:w10="urn:schemas-microsoft-com:office:word" xmlns:w="http://schemas.openxmlformats.org/wordprocessingml/2006/main" xmlns:w14="http://schemas.microsoft.com/office/word/2010/wordml" xmlns:wpg="http://schemas.microsoft.com/office/word/2010/wordprocessingGroup" xmlns:wpi="http://schemas.microsoft.com/office/word/2010/wordprocessingInk" xmlns:wne="http://schemas.microsoft.com/office/word/2006/wordml" xmlns:wps="http://schemas.microsoft.com/office/word/2010/wordprocessingShape" mc:Ignorable="w14 wp14">
   <w:body>
     <w:p>
       <w:pPr>
@@ -57,71 +57,7 @@
           <w:sz w:val="24"/>
           <w:szCs w:val="24"/>
         </w:rPr>
-        <w:t xml:space="preserve">о заключении договора </w:t>
-      </w:r>
-    </w:p>
-    <w:p>
-      <w:pPr>
-        <w:spacing w:after="0"/>
-        <w:ind w:firstLine="567"/>
-        <w:jc w:val="center"/>
-        <w:rPr>
-          <w:rFonts w:ascii="Times New Roman" w:hAnsi="Times New Roman" w:cs="Times New Roman"/>
-          <w:b/>
-          <w:bCs/>
-          <w:sz w:val="24"/>
-          <w:szCs w:val="24"/>
-        </w:rPr>
-      </w:pPr>
-      <w:r>
-        <w:rPr>
-          <w:rFonts w:ascii="Times New Roman" w:hAnsi="Times New Roman" w:cs="Times New Roman"/>
-          <w:b/>
-          <w:bCs/>
-          <w:sz w:val="24"/>
-          <w:szCs w:val="24"/>
-        </w:rPr>
-        <w:t>информационно</w:t>
-      </w:r>
-      <w:r>
-        <w:rPr>
-          <w:rFonts w:ascii="Times New Roman" w:hAnsi="Times New Roman" w:cs="Times New Roman"/>
-          <w:b/>
-          <w:bCs/>
-          <w:sz w:val="24"/>
-          <w:szCs w:val="24"/>
-        </w:rPr>
-        <w:t xml:space="preserve"> </w:t>
-      </w:r>
-      <w:r>
-        <w:rPr>
-          <w:rFonts w:ascii="Times New Roman" w:hAnsi="Times New Roman" w:cs="Times New Roman"/>
-          <w:b/>
-          <w:bCs/>
-          <w:sz w:val="24"/>
-          <w:szCs w:val="24"/>
-        </w:rPr>
-        <w:t>-</w:t>
-      </w:r>
-      <w:r>
-        <w:rPr>
-          <w:rFonts w:ascii="Times New Roman" w:hAnsi="Times New Roman" w:cs="Times New Roman"/>
-          <w:b/>
-          <w:bCs/>
-          <w:sz w:val="24"/>
-          <w:szCs w:val="24"/>
-        </w:rPr>
-        <w:t xml:space="preserve"> </w:t>
-      </w:r>
-      <w:r>
-        <w:rPr>
-          <w:rFonts w:ascii="Times New Roman" w:hAnsi="Times New Roman" w:cs="Times New Roman"/>
-          <w:b/>
-          <w:bCs/>
-          <w:sz w:val="24"/>
-          <w:szCs w:val="24"/>
-        </w:rPr>
-        <w:t>консультативных услуг</w:t>
+        <w:t>о заключении договора об оказании услуг</w:t>
       </w:r>
     </w:p>
     <w:p>
@@ -223,23 +159,7 @@
           <w:sz w:val="24"/>
           <w:szCs w:val="24"/>
         </w:rPr>
-        <w:t xml:space="preserve">Договора </w:t>
-      </w:r>
-      <w:r>
-        <w:rPr>
-          <w:rFonts w:ascii="Times New Roman" w:hAnsi="Times New Roman" w:cs="Times New Roman"/>
-          <w:sz w:val="24"/>
-          <w:szCs w:val="24"/>
-        </w:rPr>
-        <w:t>информационно-консультативных услуг</w:t>
-      </w:r>
-      <w:r>
-        <w:rPr>
-          <w:rFonts w:ascii="Times New Roman" w:hAnsi="Times New Roman" w:cs="Times New Roman"/>
-          <w:sz w:val="24"/>
-          <w:szCs w:val="24"/>
-        </w:rPr>
-        <w:t xml:space="preserve"> (далее по</w:t>
+        <w:t>Договора об оказании услуг (далее по</w:t>
       </w:r>
       <w:r>
         <w:rPr>
@@ -255,47 +175,7 @@
           <w:sz w:val="24"/>
           <w:szCs w:val="24"/>
         </w:rPr>
-        <w:t>тексту - «Договор</w:t>
-      </w:r>
-      <w:r>
-        <w:rPr>
-          <w:rFonts w:ascii="Times New Roman" w:hAnsi="Times New Roman" w:cs="Times New Roman"/>
-          <w:sz w:val="24"/>
-          <w:szCs w:val="24"/>
-        </w:rPr>
-        <w:t xml:space="preserve"> </w:t>
-      </w:r>
-      <w:r>
-        <w:rPr>
-          <w:rFonts w:ascii="Times New Roman" w:hAnsi="Times New Roman" w:cs="Times New Roman"/>
-          <w:sz w:val="24"/>
-          <w:szCs w:val="24"/>
-        </w:rPr>
-        <w:t>информационно-консультативных услуг</w:t>
-      </w:r>
-      <w:r>
-        <w:rPr>
-          <w:rFonts w:ascii="Times New Roman" w:hAnsi="Times New Roman" w:cs="Times New Roman"/>
-          <w:sz w:val="24"/>
-          <w:szCs w:val="24"/>
-        </w:rPr>
-        <w:t xml:space="preserve">» и/или </w:t>
-      </w:r>
-      <w:r>
-        <w:rPr>
-          <w:rFonts w:ascii="Times New Roman" w:hAnsi="Times New Roman" w:cs="Times New Roman"/>
-          <w:sz w:val="24"/>
-          <w:szCs w:val="24"/>
-        </w:rPr>
-        <w:t xml:space="preserve">«Оферта», </w:t>
-      </w:r>
-      <w:r>
-        <w:rPr>
-          <w:rFonts w:ascii="Times New Roman" w:hAnsi="Times New Roman" w:cs="Times New Roman"/>
-          <w:sz w:val="24"/>
-          <w:szCs w:val="24"/>
-        </w:rPr>
-        <w:t>«Договор»).</w:t>
+        <w:t>тексту - «Договор об оказании услуг» и/или «Договор»).</w:t>
       </w:r>
       <w:r>
         <w:rPr>
@@ -416,23 +296,7 @@
           <w:sz w:val="24"/>
           <w:szCs w:val="24"/>
         </w:rPr>
-        <w:t xml:space="preserve">заключить Договор </w:t>
-      </w:r>
-      <w:r>
-        <w:rPr>
-          <w:rFonts w:ascii="Times New Roman" w:hAnsi="Times New Roman" w:cs="Times New Roman"/>
-          <w:sz w:val="24"/>
-          <w:szCs w:val="24"/>
-        </w:rPr>
-        <w:t>информационно-консультативных услуг</w:t>
-      </w:r>
-      <w:r>
-        <w:rPr>
-          <w:rFonts w:ascii="Times New Roman" w:hAnsi="Times New Roman" w:cs="Times New Roman"/>
-          <w:sz w:val="24"/>
-          <w:szCs w:val="24"/>
-        </w:rPr>
-        <w:t xml:space="preserve"> на условиях, в</w:t>
+        <w:t>заключить Договор об оказании услуг на условиях, в</w:t>
       </w:r>
       <w:r>
         <w:rPr>
@@ -492,6 +356,22 @@
           <w:sz w:val="24"/>
           <w:szCs w:val="24"/>
         </w:rPr>
+        <w:t xml:space="preserve"> Исполнителя</w:t>
+      </w:r>
+      <w:r>
+        <w:rPr>
+          <w:rFonts w:ascii="Times New Roman" w:hAnsi="Times New Roman" w:cs="Times New Roman"/>
+          <w:sz w:val="24"/>
+          <w:szCs w:val="24"/>
+        </w:rPr>
+        <w:t>, адресованный</w:t>
+      </w:r>
+      <w:r>
+        <w:rPr>
+          <w:rFonts w:ascii="Times New Roman" w:hAnsi="Times New Roman" w:cs="Times New Roman"/>
+          <w:sz w:val="24"/>
+          <w:szCs w:val="24"/>
+        </w:rPr>
         <w:t xml:space="preserve"> </w:t>
       </w:r>
       <w:r>
@@ -500,79 +380,23 @@
           <w:sz w:val="24"/>
           <w:szCs w:val="24"/>
         </w:rPr>
-        <w:t>Исполнителя</w:t>
-      </w:r>
-      <w:r>
-        <w:rPr>
-          <w:rFonts w:ascii="Times New Roman" w:hAnsi="Times New Roman" w:cs="Times New Roman"/>
-          <w:sz w:val="24"/>
-          <w:szCs w:val="24"/>
-        </w:rPr>
-        <w:t>, адресованный</w:t>
-      </w:r>
-      <w:r>
-        <w:rPr>
-          <w:rFonts w:ascii="Times New Roman" w:hAnsi="Times New Roman" w:cs="Times New Roman"/>
-          <w:sz w:val="24"/>
-          <w:szCs w:val="24"/>
-        </w:rPr>
-        <w:t xml:space="preserve"> </w:t>
-      </w:r>
-      <w:r>
-        <w:rPr>
-          <w:rFonts w:ascii="Times New Roman" w:hAnsi="Times New Roman" w:cs="Times New Roman"/>
-          <w:sz w:val="24"/>
-          <w:szCs w:val="24"/>
-        </w:rPr>
-        <w:t xml:space="preserve">заинтересованному </w:t>
-      </w:r>
-      <w:r>
-        <w:rPr>
-          <w:rFonts w:ascii="Times New Roman" w:hAnsi="Times New Roman" w:cs="Times New Roman"/>
-          <w:sz w:val="24"/>
-          <w:szCs w:val="24"/>
-        </w:rPr>
-        <w:t>кругу лиц</w:t>
-      </w:r>
-      <w:r>
-        <w:rPr>
-          <w:rFonts w:ascii="Times New Roman" w:hAnsi="Times New Roman" w:cs="Times New Roman"/>
-          <w:sz w:val="24"/>
-          <w:szCs w:val="24"/>
-        </w:rPr>
-        <w:t xml:space="preserve"> </w:t>
-      </w:r>
-      <w:r>
-        <w:rPr>
-          <w:rFonts w:ascii="Times New Roman" w:hAnsi="Times New Roman" w:cs="Times New Roman"/>
-          <w:sz w:val="24"/>
-          <w:szCs w:val="24"/>
-        </w:rPr>
-        <w:t xml:space="preserve">заключить Договор </w:t>
-      </w:r>
-      <w:r>
-        <w:rPr>
-          <w:rFonts w:ascii="Times New Roman" w:hAnsi="Times New Roman" w:cs="Times New Roman"/>
-          <w:sz w:val="24"/>
-          <w:szCs w:val="24"/>
-        </w:rPr>
-        <w:t>информационно-консультативных услуг</w:t>
-      </w:r>
-      <w:r>
-        <w:rPr>
-          <w:rFonts w:ascii="Times New Roman" w:hAnsi="Times New Roman" w:cs="Times New Roman"/>
-          <w:sz w:val="24"/>
-          <w:szCs w:val="24"/>
-        </w:rPr>
-        <w:t xml:space="preserve"> </w:t>
-      </w:r>
-      <w:r>
-        <w:rPr>
-          <w:rFonts w:ascii="Times New Roman" w:hAnsi="Times New Roman" w:cs="Times New Roman"/>
-          <w:sz w:val="24"/>
-          <w:szCs w:val="24"/>
-        </w:rPr>
-        <w:t>в соответствии с</w:t>
+        <w:t>заинтересованному</w:t>
+      </w:r>
+      <w:r>
+        <w:rPr>
+          <w:rFonts w:ascii="Times New Roman" w:hAnsi="Times New Roman" w:cs="Times New Roman"/>
+          <w:sz w:val="24"/>
+          <w:szCs w:val="24"/>
+        </w:rPr>
+        <w:t xml:space="preserve"> кругу лиц </w:t>
+      </w:r>
+      <w:r>
+        <w:rPr>
+          <w:rFonts w:ascii="Times New Roman" w:hAnsi="Times New Roman" w:cs="Times New Roman"/>
+          <w:sz w:val="24"/>
+          <w:szCs w:val="24"/>
+        </w:rPr>
+        <w:t>заключить Договор об оказании услуг в соответствии с</w:t>
       </w:r>
       <w:r>
         <w:rPr>
@@ -632,31 +456,7 @@
           <w:sz w:val="24"/>
           <w:szCs w:val="24"/>
         </w:rPr>
-        <w:t xml:space="preserve">Договор </w:t>
-      </w:r>
-      <w:r>
-        <w:rPr>
-          <w:rFonts w:ascii="Times New Roman" w:hAnsi="Times New Roman" w:cs="Times New Roman"/>
-          <w:sz w:val="24"/>
-          <w:szCs w:val="24"/>
-        </w:rPr>
-        <w:t>информационно-консультативных услуг</w:t>
-      </w:r>
-      <w:r>
-        <w:rPr>
-          <w:rFonts w:ascii="Times New Roman" w:hAnsi="Times New Roman" w:cs="Times New Roman"/>
-          <w:sz w:val="24"/>
-          <w:szCs w:val="24"/>
-        </w:rPr>
-        <w:t xml:space="preserve"> </w:t>
-      </w:r>
-      <w:r>
-        <w:rPr>
-          <w:rFonts w:ascii="Times New Roman" w:hAnsi="Times New Roman" w:cs="Times New Roman"/>
-          <w:sz w:val="24"/>
-          <w:szCs w:val="24"/>
-        </w:rPr>
-        <w:t>считается заключенным</w:t>
+        <w:t>Договор об оказании услуг считается заключенным</w:t>
       </w:r>
       <w:r>
         <w:rPr>
@@ -855,7 +655,15 @@
           <w:sz w:val="24"/>
           <w:szCs w:val="24"/>
         </w:rPr>
-        <w:t>Заказчиком</w:t>
+        <w:t xml:space="preserve">Заказчиком </w:t>
+      </w:r>
+      <w:r>
+        <w:rPr>
+          <w:rFonts w:ascii="Times New Roman" w:hAnsi="Times New Roman" w:cs="Times New Roman"/>
+          <w:sz w:val="24"/>
+          <w:szCs w:val="24"/>
+        </w:rPr>
+        <w:t>путем совершения</w:t>
       </w:r>
       <w:r>
         <w:rPr>
@@ -871,7 +679,7 @@
           <w:sz w:val="24"/>
           <w:szCs w:val="24"/>
         </w:rPr>
-        <w:t>путем совершения</w:t>
+        <w:t>конклюдентных</w:t>
       </w:r>
       <w:r>
         <w:rPr>
@@ -887,7 +695,7 @@
           <w:sz w:val="24"/>
           <w:szCs w:val="24"/>
         </w:rPr>
-        <w:t>конклюдентных</w:t>
+        <w:t>действий, предусмотренных настоящей</w:t>
       </w:r>
       <w:r>
         <w:rPr>
@@ -903,28 +711,11 @@
           <w:sz w:val="24"/>
           <w:szCs w:val="24"/>
         </w:rPr>
-        <w:t>действий, предусмотренных настоящей</w:t>
-      </w:r>
-      <w:r>
-        <w:rPr>
-          <w:rFonts w:ascii="Times New Roman" w:hAnsi="Times New Roman" w:cs="Times New Roman"/>
-          <w:sz w:val="24"/>
-          <w:szCs w:val="24"/>
-        </w:rPr>
-        <w:t xml:space="preserve"> </w:t>
-      </w:r>
-      <w:r>
-        <w:rPr>
-          <w:rFonts w:ascii="Times New Roman" w:hAnsi="Times New Roman" w:cs="Times New Roman"/>
-          <w:sz w:val="24"/>
-          <w:szCs w:val="24"/>
-        </w:rPr>
         <w:t>Офертой.</w:t>
       </w:r>
     </w:p>
     <w:p>
       <w:pPr>
-        <w:spacing w:after="0"/>
         <w:jc w:val="both"/>
         <w:rPr>
           <w:rFonts w:ascii="Times New Roman" w:eastAsia="Times New Roman" w:hAnsi="Times New Roman" w:cs="Times New Roman"/>
@@ -971,8 +762,79 @@
           <w:sz w:val="24"/>
           <w:szCs w:val="24"/>
         </w:rPr>
-        <w:t xml:space="preserve">Сайт </w:t>
-      </w:r>
+        <w:t>Сайт Исполнителя в сети «Интернет»</w:t>
+      </w:r>
+      <w:r>
+        <w:rPr>
+          <w:rFonts w:ascii="Times New Roman" w:hAnsi="Times New Roman" w:cs="Times New Roman"/>
+          <w:sz w:val="24"/>
+          <w:szCs w:val="24"/>
+        </w:rPr>
+        <w:t xml:space="preserve"> – совокупность программ для электронных вычислительных машин и иной информации, содержащейся в информационной системе, доступ к которой обеспечивается посредством сети «Интернет» по доменному имени и сетевому адресу: </w:t>
+      </w:r>
+      <w:hyperlink r:id="rId8" w:history="1">
+        <w:r>
+          <w:rPr>
+            <w:rStyle w:val="a4"/>
+            <w:rFonts w:ascii="Times New Roman" w:hAnsi="Times New Roman" w:cs="Times New Roman"/>
+            <w:sz w:val="24"/>
+            <w:szCs w:val="24"/>
+          </w:rPr>
+          <w:t>https://express1.ru/</w:t>
+        </w:r>
+      </w:hyperlink>
+      <w:r>
+        <w:rPr>
+          <w:rFonts w:ascii="Times New Roman" w:hAnsi="Times New Roman" w:cs="Times New Roman"/>
+          <w:sz w:val="24"/>
+          <w:szCs w:val="24"/>
+        </w:rPr>
+        <w:t xml:space="preserve"> и мини приложении </w:t>
+      </w:r>
+      <w:r>
+        <w:rPr>
+          <w:rFonts w:ascii="Times New Roman" w:hAnsi="Times New Roman" w:cs="Times New Roman"/>
+          <w:sz w:val="24"/>
+          <w:szCs w:val="24"/>
+          <w:lang w:val="en-US"/>
+        </w:rPr>
+        <w:t>Telegram</w:t>
+      </w:r>
+      <w:r>
+        <w:rPr>
+          <w:rFonts w:ascii="Times New Roman" w:hAnsi="Times New Roman" w:cs="Times New Roman"/>
+          <w:sz w:val="24"/>
+          <w:szCs w:val="24"/>
+        </w:rPr>
+        <w:t xml:space="preserve"> </w:t>
+      </w:r>
+      <w:r>
+        <w:rPr>
+          <w:rFonts w:ascii="Times New Roman" w:hAnsi="Times New Roman" w:cs="Times New Roman"/>
+          <w:sz w:val="24"/>
+          <w:szCs w:val="24"/>
+        </w:rPr>
+        <w:t xml:space="preserve">по адресу </w:t>
+      </w:r>
+      <w:r>
+        <w:rPr>
+          <w:rFonts w:ascii="Times New Roman" w:hAnsi="Times New Roman" w:cs="Times New Roman"/>
+          <w:sz w:val="24"/>
+          <w:szCs w:val="24"/>
+        </w:rPr>
+        <w:t>@Ex_press1_bot</w:t>
+      </w:r>
+    </w:p>
+    <w:p>
+      <w:pPr>
+        <w:spacing w:after="0"/>
+        <w:jc w:val="both"/>
+        <w:rPr>
+          <w:rFonts w:ascii="Times New Roman" w:hAnsi="Times New Roman" w:cs="Times New Roman"/>
+          <w:sz w:val="24"/>
+          <w:szCs w:val="24"/>
+        </w:rPr>
+      </w:pPr>
       <w:r>
         <w:rPr>
           <w:rFonts w:ascii="Times New Roman" w:hAnsi="Times New Roman" w:cs="Times New Roman"/>
@@ -981,8 +843,75 @@
           <w:sz w:val="24"/>
           <w:szCs w:val="24"/>
         </w:rPr>
-        <w:t>Исполнителя</w:t>
-      </w:r>
+        <w:t>Стороны Договора (Стороны)</w:t>
+      </w:r>
+      <w:r>
+        <w:rPr>
+          <w:rFonts w:ascii="Times New Roman" w:hAnsi="Times New Roman" w:cs="Times New Roman"/>
+          <w:sz w:val="24"/>
+          <w:szCs w:val="24"/>
+        </w:rPr>
+        <w:t xml:space="preserve"> –</w:t>
+      </w:r>
+      <w:r>
+        <w:rPr>
+          <w:rFonts w:ascii="Times New Roman" w:hAnsi="Times New Roman" w:cs="Times New Roman"/>
+          <w:sz w:val="24"/>
+          <w:szCs w:val="24"/>
+        </w:rPr>
+        <w:t xml:space="preserve"> </w:t>
+      </w:r>
+      <w:r>
+        <w:rPr>
+          <w:rFonts w:ascii="Times New Roman" w:hAnsi="Times New Roman" w:cs="Times New Roman"/>
+          <w:sz w:val="24"/>
+          <w:szCs w:val="24"/>
+        </w:rPr>
+        <w:t>Исполнитель</w:t>
+      </w:r>
+      <w:r>
+        <w:rPr>
+          <w:rFonts w:ascii="Times New Roman" w:hAnsi="Times New Roman" w:cs="Times New Roman"/>
+          <w:sz w:val="24"/>
+          <w:szCs w:val="24"/>
+        </w:rPr>
+        <w:t xml:space="preserve"> </w:t>
+      </w:r>
+      <w:r>
+        <w:rPr>
+          <w:rFonts w:ascii="Times New Roman" w:hAnsi="Times New Roman" w:cs="Times New Roman"/>
+          <w:sz w:val="24"/>
+          <w:szCs w:val="24"/>
+        </w:rPr>
+        <w:t xml:space="preserve">и </w:t>
+      </w:r>
+      <w:r>
+        <w:rPr>
+          <w:rFonts w:ascii="Times New Roman" w:hAnsi="Times New Roman" w:cs="Times New Roman"/>
+          <w:sz w:val="24"/>
+          <w:szCs w:val="24"/>
+        </w:rPr>
+        <w:t>Заказчик</w:t>
+      </w:r>
+      <w:r>
+        <w:rPr>
+          <w:rFonts w:ascii="Times New Roman" w:hAnsi="Times New Roman" w:cs="Times New Roman"/>
+          <w:sz w:val="24"/>
+          <w:szCs w:val="24"/>
+        </w:rPr>
+        <w:t>.</w:t>
+      </w:r>
+    </w:p>
+    <w:p>
+      <w:pPr>
+        <w:spacing w:after="0"/>
+        <w:jc w:val="both"/>
+        <w:rPr>
+          <w:rFonts w:ascii="Times New Roman" w:hAnsi="Times New Roman" w:cs="Times New Roman"/>
+          <w:sz w:val="24"/>
+          <w:szCs w:val="24"/>
+        </w:rPr>
+      </w:pPr>
       <w:r>
         <w:rPr>
           <w:rFonts w:ascii="Times New Roman" w:hAnsi="Times New Roman" w:cs="Times New Roman"/>
@@ -991,15 +920,15 @@
           <w:sz w:val="24"/>
           <w:szCs w:val="24"/>
         </w:rPr>
-        <w:t xml:space="preserve"> в сети «Интернет»</w:t>
-      </w:r>
-      <w:r>
-        <w:rPr>
-          <w:rFonts w:ascii="Times New Roman" w:hAnsi="Times New Roman" w:cs="Times New Roman"/>
-          <w:sz w:val="24"/>
-          <w:szCs w:val="24"/>
-        </w:rPr>
-        <w:t xml:space="preserve"> – совокупность программ</w:t>
+        <w:t>Услуга</w:t>
+      </w:r>
+      <w:r>
+        <w:rPr>
+          <w:rFonts w:ascii="Times New Roman" w:hAnsi="Times New Roman" w:cs="Times New Roman"/>
+          <w:sz w:val="24"/>
+          <w:szCs w:val="24"/>
+        </w:rPr>
+        <w:t xml:space="preserve"> –</w:t>
       </w:r>
       <w:r>
         <w:rPr>
@@ -1015,7 +944,23 @@
           <w:sz w:val="24"/>
           <w:szCs w:val="24"/>
         </w:rPr>
-        <w:t>для электронных вычислительных машин и иной</w:t>
+        <w:t xml:space="preserve">услуга, оказываемая </w:t>
+      </w:r>
+      <w:r>
+        <w:rPr>
+          <w:rFonts w:ascii="Times New Roman" w:hAnsi="Times New Roman" w:cs="Times New Roman"/>
+          <w:sz w:val="24"/>
+          <w:szCs w:val="24"/>
+        </w:rPr>
+        <w:t xml:space="preserve">Исполнителем </w:t>
+      </w:r>
+      <w:r>
+        <w:rPr>
+          <w:rFonts w:ascii="Times New Roman" w:hAnsi="Times New Roman" w:cs="Times New Roman"/>
+          <w:sz w:val="24"/>
+          <w:szCs w:val="24"/>
+        </w:rPr>
+        <w:t>Заказчику</w:t>
       </w:r>
       <w:r>
         <w:rPr>
@@ -1031,55 +976,15 @@
           <w:sz w:val="24"/>
           <w:szCs w:val="24"/>
         </w:rPr>
-        <w:t>информации, содержащейся в информационной системе,</w:t>
-      </w:r>
-      <w:r>
-        <w:rPr>
-          <w:rFonts w:ascii="Times New Roman" w:hAnsi="Times New Roman" w:cs="Times New Roman"/>
-          <w:sz w:val="24"/>
-          <w:szCs w:val="24"/>
-        </w:rPr>
-        <w:t xml:space="preserve"> </w:t>
-      </w:r>
-      <w:r>
-        <w:rPr>
-          <w:rFonts w:ascii="Times New Roman" w:hAnsi="Times New Roman" w:cs="Times New Roman"/>
-          <w:sz w:val="24"/>
-          <w:szCs w:val="24"/>
-        </w:rPr>
-        <w:t>доступ к которой обеспечивается посредством сети</w:t>
-      </w:r>
-      <w:r>
-        <w:rPr>
-          <w:rFonts w:ascii="Times New Roman" w:hAnsi="Times New Roman" w:cs="Times New Roman"/>
-          <w:sz w:val="24"/>
-          <w:szCs w:val="24"/>
-        </w:rPr>
-        <w:t xml:space="preserve"> </w:t>
-      </w:r>
-      <w:r>
-        <w:rPr>
-          <w:rFonts w:ascii="Times New Roman" w:hAnsi="Times New Roman" w:cs="Times New Roman"/>
-          <w:sz w:val="24"/>
-          <w:szCs w:val="24"/>
-        </w:rPr>
-        <w:t xml:space="preserve">«Интернет» по доменному имени и сетевому </w:t>
-      </w:r>
-      <w:r>
-        <w:rPr>
-          <w:rFonts w:ascii="Times New Roman" w:hAnsi="Times New Roman" w:cs="Times New Roman"/>
-          <w:sz w:val="24"/>
-          <w:szCs w:val="24"/>
-        </w:rPr>
-        <w:t>адресу: _</w:t>
-      </w:r>
-      <w:r>
-        <w:rPr>
-          <w:rFonts w:ascii="Times New Roman" w:hAnsi="Times New Roman" w:cs="Times New Roman"/>
-          <w:sz w:val="24"/>
-          <w:szCs w:val="24"/>
-        </w:rPr>
-        <w:t>_________</w:t>
+        <w:t xml:space="preserve">в </w:t>
+      </w:r>
+      <w:r>
+        <w:rPr>
+          <w:rFonts w:ascii="Times New Roman" w:hAnsi="Times New Roman" w:cs="Times New Roman"/>
+          <w:sz w:val="24"/>
+          <w:szCs w:val="24"/>
+        </w:rPr>
+        <w:t>порядке и на условиях, установленных настоящей Офертой.</w:t>
       </w:r>
     </w:p>
     <w:p>
@@ -1092,72 +997,6 @@
           <w:szCs w:val="24"/>
         </w:rPr>
       </w:pPr>
-      <w:r>
-        <w:rPr>
-          <w:rFonts w:ascii="Times New Roman" w:hAnsi="Times New Roman" w:cs="Times New Roman"/>
-          <w:b/>
-          <w:bCs/>
-          <w:sz w:val="24"/>
-          <w:szCs w:val="24"/>
-        </w:rPr>
-        <w:t>Стороны Договора (Стороны)</w:t>
-      </w:r>
-      <w:r>
-        <w:rPr>
-          <w:rFonts w:ascii="Times New Roman" w:hAnsi="Times New Roman" w:cs="Times New Roman"/>
-          <w:sz w:val="24"/>
-          <w:szCs w:val="24"/>
-        </w:rPr>
-        <w:t xml:space="preserve"> –</w:t>
-      </w:r>
-      <w:r>
-        <w:rPr>
-          <w:rFonts w:ascii="Times New Roman" w:hAnsi="Times New Roman" w:cs="Times New Roman"/>
-          <w:sz w:val="24"/>
-          <w:szCs w:val="24"/>
-        </w:rPr>
-        <w:t xml:space="preserve"> </w:t>
-      </w:r>
-      <w:r>
-        <w:rPr>
-          <w:rFonts w:ascii="Times New Roman" w:hAnsi="Times New Roman" w:cs="Times New Roman"/>
-          <w:sz w:val="24"/>
-          <w:szCs w:val="24"/>
-        </w:rPr>
-        <w:t>Исполнитель</w:t>
-      </w:r>
-      <w:r>
-        <w:rPr>
-          <w:rFonts w:ascii="Times New Roman" w:hAnsi="Times New Roman" w:cs="Times New Roman"/>
-          <w:sz w:val="24"/>
-          <w:szCs w:val="24"/>
-        </w:rPr>
-        <w:t xml:space="preserve"> и</w:t>
-      </w:r>
-      <w:r>
-        <w:rPr>
-          <w:rFonts w:ascii="Times New Roman" w:hAnsi="Times New Roman" w:cs="Times New Roman"/>
-          <w:sz w:val="24"/>
-          <w:szCs w:val="24"/>
-        </w:rPr>
-        <w:t xml:space="preserve"> </w:t>
-      </w:r>
-      <w:r>
-        <w:rPr>
-          <w:rFonts w:ascii="Times New Roman" w:hAnsi="Times New Roman" w:cs="Times New Roman"/>
-          <w:sz w:val="24"/>
-          <w:szCs w:val="24"/>
-        </w:rPr>
-        <w:t>Заказчик</w:t>
-      </w:r>
-      <w:r>
-        <w:rPr>
-          <w:rFonts w:ascii="Times New Roman" w:hAnsi="Times New Roman" w:cs="Times New Roman"/>
-          <w:sz w:val="24"/>
-          <w:szCs w:val="24"/>
-        </w:rPr>
-        <w:t>.</w:t>
-      </w:r>
     </w:p>
     <w:p>
       <w:pPr>
@@ -1169,104 +1008,72 @@
           <w:szCs w:val="24"/>
         </w:rPr>
       </w:pPr>
-      <w:r>
-        <w:rPr>
-          <w:rFonts w:ascii="Times New Roman" w:hAnsi="Times New Roman" w:cs="Times New Roman"/>
-          <w:b/>
-          <w:bCs/>
-          <w:sz w:val="24"/>
-          <w:szCs w:val="24"/>
-        </w:rPr>
-        <w:t>Услуга</w:t>
-      </w:r>
-      <w:r>
-        <w:rPr>
-          <w:rFonts w:ascii="Times New Roman" w:hAnsi="Times New Roman" w:cs="Times New Roman"/>
-          <w:sz w:val="24"/>
-          <w:szCs w:val="24"/>
-        </w:rPr>
-        <w:t xml:space="preserve"> –</w:t>
-      </w:r>
-      <w:r>
-        <w:rPr>
-          <w:rFonts w:ascii="Times New Roman" w:hAnsi="Times New Roman" w:cs="Times New Roman"/>
-          <w:sz w:val="24"/>
-          <w:szCs w:val="24"/>
-        </w:rPr>
-        <w:t xml:space="preserve"> информационно-консультативные </w:t>
-      </w:r>
-      <w:r>
-        <w:rPr>
-          <w:rFonts w:ascii="Times New Roman" w:hAnsi="Times New Roman" w:cs="Times New Roman"/>
-          <w:sz w:val="24"/>
-          <w:szCs w:val="24"/>
-        </w:rPr>
-        <w:t>услуг</w:t>
-      </w:r>
-      <w:r>
-        <w:rPr>
-          <w:rFonts w:ascii="Times New Roman" w:hAnsi="Times New Roman" w:cs="Times New Roman"/>
-          <w:sz w:val="24"/>
-          <w:szCs w:val="24"/>
-        </w:rPr>
-        <w:t>и</w:t>
-      </w:r>
-      <w:r>
-        <w:rPr>
-          <w:rFonts w:ascii="Times New Roman" w:hAnsi="Times New Roman" w:cs="Times New Roman"/>
-          <w:sz w:val="24"/>
-          <w:szCs w:val="24"/>
-        </w:rPr>
-        <w:t>, оказываем</w:t>
-      </w:r>
-      <w:r>
-        <w:rPr>
-          <w:rFonts w:ascii="Times New Roman" w:hAnsi="Times New Roman" w:cs="Times New Roman"/>
-          <w:sz w:val="24"/>
-          <w:szCs w:val="24"/>
-        </w:rPr>
-        <w:t>ые</w:t>
-      </w:r>
-      <w:r>
-        <w:rPr>
-          <w:rFonts w:ascii="Times New Roman" w:hAnsi="Times New Roman" w:cs="Times New Roman"/>
-          <w:sz w:val="24"/>
-          <w:szCs w:val="24"/>
-        </w:rPr>
-        <w:t xml:space="preserve"> </w:t>
-      </w:r>
-      <w:r>
-        <w:rPr>
-          <w:rFonts w:ascii="Times New Roman" w:hAnsi="Times New Roman" w:cs="Times New Roman"/>
-          <w:sz w:val="24"/>
-          <w:szCs w:val="24"/>
-        </w:rPr>
-        <w:t xml:space="preserve">Исполнителем </w:t>
-      </w:r>
-      <w:r>
-        <w:rPr>
-          <w:rFonts w:ascii="Times New Roman" w:hAnsi="Times New Roman" w:cs="Times New Roman"/>
-          <w:sz w:val="24"/>
-          <w:szCs w:val="24"/>
-        </w:rPr>
-        <w:t xml:space="preserve">Заказчику </w:t>
-      </w:r>
-      <w:r>
-        <w:rPr>
-          <w:rFonts w:ascii="Times New Roman" w:hAnsi="Times New Roman" w:cs="Times New Roman"/>
-          <w:sz w:val="24"/>
-          <w:szCs w:val="24"/>
-        </w:rPr>
-        <w:t xml:space="preserve">в </w:t>
-      </w:r>
-      <w:r>
-        <w:rPr>
-          <w:rFonts w:ascii="Times New Roman" w:hAnsi="Times New Roman" w:cs="Times New Roman"/>
-          <w:sz w:val="24"/>
-          <w:szCs w:val="24"/>
-        </w:rPr>
-        <w:t>порядке и на условиях, установленных настоящей Офертой.</w:t>
-      </w:r>
+    </w:p>
+    <w:p>
+      <w:pPr>
+        <w:spacing w:after="0"/>
+        <w:jc w:val="both"/>
+        <w:rPr>
+          <w:rFonts w:ascii="Times New Roman" w:hAnsi="Times New Roman" w:cs="Times New Roman"/>
+          <w:sz w:val="24"/>
+          <w:szCs w:val="24"/>
+        </w:rPr>
+      </w:pPr>
+    </w:p>
+    <w:p>
+      <w:pPr>
+        <w:spacing w:after="0"/>
+        <w:jc w:val="both"/>
+        <w:rPr>
+          <w:rFonts w:ascii="Times New Roman" w:hAnsi="Times New Roman" w:cs="Times New Roman"/>
+          <w:sz w:val="24"/>
+          <w:szCs w:val="24"/>
+        </w:rPr>
+      </w:pPr>
+    </w:p>
+    <w:p>
+      <w:pPr>
+        <w:spacing w:after="0"/>
+        <w:jc w:val="both"/>
+        <w:rPr>
+          <w:rFonts w:ascii="Times New Roman" w:hAnsi="Times New Roman" w:cs="Times New Roman"/>
+          <w:sz w:val="24"/>
+          <w:szCs w:val="24"/>
+        </w:rPr>
+      </w:pPr>
+    </w:p>
+    <w:p>
+      <w:pPr>
+        <w:spacing w:after="0"/>
+        <w:jc w:val="both"/>
+        <w:rPr>
+          <w:rFonts w:ascii="Times New Roman" w:hAnsi="Times New Roman" w:cs="Times New Roman"/>
+          <w:sz w:val="24"/>
+          <w:szCs w:val="24"/>
+        </w:rPr>
+      </w:pPr>
+    </w:p>
+    <w:p>
+      <w:pPr>
+        <w:spacing w:after="0"/>
+        <w:jc w:val="both"/>
+        <w:rPr>
+          <w:rFonts w:ascii="Times New Roman" w:hAnsi="Times New Roman" w:cs="Times New Roman"/>
+          <w:sz w:val="24"/>
+          <w:szCs w:val="24"/>
+        </w:rPr>
+      </w:pPr>
+    </w:p>
+    <w:p>
+      <w:pPr>
+        <w:spacing w:after="0"/>
+        <w:jc w:val="both"/>
+        <w:rPr>
+          <w:rFonts w:ascii="Times New Roman" w:hAnsi="Times New Roman" w:cs="Times New Roman"/>
+          <w:sz w:val="24"/>
+          <w:szCs w:val="24"/>
+        </w:rPr>
+      </w:pPr>
     </w:p>
     <w:p>
       <w:pPr>
@@ -1316,6 +1123,7 @@
           <w:sz w:val="24"/>
           <w:szCs w:val="24"/>
         </w:rPr>
+        <w:lastRenderedPageBreak/>
         <w:t>Предмет Договора</w:t>
       </w:r>
     </w:p>
@@ -1372,15 +1180,7 @@
           <w:szCs w:val="24"/>
           <w:lang w:eastAsia="ru-RU"/>
         </w:rPr>
-        <w:t xml:space="preserve"> информационно-консультационные услуги, а </w:t>
-      </w:r>
-      <w:r>
-        <w:rPr>
-          <w:rFonts w:ascii="Times New Roman" w:hAnsi="Times New Roman" w:cs="Times New Roman"/>
-          <w:sz w:val="24"/>
-          <w:szCs w:val="24"/>
-        </w:rPr>
-        <w:t>Заказчик</w:t>
+        <w:t xml:space="preserve"> </w:t>
       </w:r>
       <w:r>
         <w:rPr>
@@ -1389,7 +1189,33 @@
           <w:szCs w:val="24"/>
           <w:lang w:eastAsia="ru-RU"/>
         </w:rPr>
-        <w:t xml:space="preserve"> обязуется оплатить их в размере, порядке и сроки,</w:t>
+        <w:t>У</w:t>
+      </w:r>
+      <w:r>
+        <w:rPr>
+          <w:rFonts w:ascii="Times New Roman" w:hAnsi="Times New Roman"/>
+          <w:sz w:val="24"/>
+          <w:szCs w:val="24"/>
+          <w:lang w:eastAsia="ru-RU"/>
+        </w:rPr>
+        <w:t xml:space="preserve">слуги, а </w:t>
+      </w:r>
+      <w:r>
+        <w:rPr>
+          <w:rFonts w:ascii="Times New Roman" w:hAnsi="Times New Roman" w:cs="Times New Roman"/>
+          <w:sz w:val="24"/>
+          <w:szCs w:val="24"/>
+        </w:rPr>
+        <w:t xml:space="preserve">Заказчик </w:t>
+      </w:r>
+      <w:r>
+        <w:rPr>
+          <w:rFonts w:ascii="Times New Roman" w:hAnsi="Times New Roman"/>
+          <w:sz w:val="24"/>
+          <w:szCs w:val="24"/>
+          <w:lang w:eastAsia="ru-RU"/>
+        </w:rPr>
+        <w:t>обязуется оплатить их в размере, порядке и сроки,</w:t>
       </w:r>
       <w:r>
         <w:rPr>
@@ -1477,65 +1303,85 @@
           <w:szCs w:val="24"/>
           <w:lang w:eastAsia="ru-RU"/>
         </w:rPr>
-        <w:t>У</w:t>
-      </w:r>
-      <w:r>
-        <w:rPr>
-          <w:rFonts w:ascii="Times New Roman" w:hAnsi="Times New Roman"/>
-          <w:sz w:val="24"/>
-          <w:szCs w:val="24"/>
-          <w:lang w:eastAsia="ru-RU"/>
-        </w:rPr>
-        <w:t>слуг</w:t>
-      </w:r>
-      <w:r>
-        <w:rPr>
-          <w:rFonts w:ascii="Times New Roman" w:hAnsi="Times New Roman" w:cs="Times New Roman"/>
-          <w:sz w:val="24"/>
-          <w:szCs w:val="24"/>
-        </w:rPr>
-        <w:t xml:space="preserve"> определяются на основании сведений </w:t>
-      </w:r>
-      <w:r>
-        <w:rPr>
-          <w:rFonts w:ascii="Times New Roman" w:hAnsi="Times New Roman" w:cs="Times New Roman"/>
-          <w:sz w:val="24"/>
-          <w:szCs w:val="24"/>
-        </w:rPr>
-        <w:t xml:space="preserve">Исполнителя </w:t>
-      </w:r>
-      <w:r>
-        <w:rPr>
-          <w:rFonts w:ascii="Times New Roman" w:hAnsi="Times New Roman" w:cs="Times New Roman"/>
-          <w:sz w:val="24"/>
-          <w:szCs w:val="24"/>
-        </w:rPr>
-        <w:t xml:space="preserve">при оформлении заявки </w:t>
-      </w:r>
-      <w:r>
-        <w:rPr>
-          <w:rFonts w:ascii="Times New Roman" w:hAnsi="Times New Roman" w:cs="Times New Roman"/>
-          <w:sz w:val="24"/>
-          <w:szCs w:val="24"/>
-        </w:rPr>
-        <w:t>Заказчиком</w:t>
-      </w:r>
-      <w:r>
-        <w:rPr>
-          <w:rFonts w:ascii="Times New Roman" w:hAnsi="Times New Roman" w:cs="Times New Roman"/>
-          <w:sz w:val="24"/>
-          <w:szCs w:val="24"/>
-        </w:rPr>
-        <w:t xml:space="preserve">, либо устанавливаются на сайте </w:t>
-      </w:r>
-      <w:r>
-        <w:rPr>
-          <w:rFonts w:ascii="Times New Roman" w:hAnsi="Times New Roman" w:cs="Times New Roman"/>
-          <w:sz w:val="24"/>
-          <w:szCs w:val="24"/>
-        </w:rPr>
-        <w:t>Исполнителя</w:t>
-      </w:r>
+        <w:t>Услуг</w:t>
+      </w:r>
+      <w:r>
+        <w:rPr>
+          <w:rFonts w:ascii="Times New Roman" w:hAnsi="Times New Roman" w:cs="Times New Roman"/>
+          <w:sz w:val="24"/>
+          <w:szCs w:val="24"/>
+        </w:rPr>
+        <w:t xml:space="preserve"> определяются на основании сведений Исполнителя при оформлении заявки Заказчиком, либо устанавливаются на сайте Исполнителя в сети «Интернет</w:t>
+      </w:r>
+      <w:r>
+        <w:rPr>
+          <w:rFonts w:ascii="Times New Roman" w:hAnsi="Times New Roman" w:cs="Times New Roman"/>
+          <w:sz w:val="24"/>
+          <w:szCs w:val="24"/>
+        </w:rPr>
+        <w:t xml:space="preserve">» по сетевому адресу: </w:t>
+      </w:r>
+      <w:hyperlink r:id="rId9" w:history="1">
+        <w:r>
+          <w:rPr>
+            <w:rStyle w:val="a4"/>
+            <w:rFonts w:ascii="Times New Roman" w:hAnsi="Times New Roman" w:cs="Times New Roman"/>
+            <w:sz w:val="24"/>
+            <w:szCs w:val="24"/>
+            <w:lang w:val="en-US"/>
+          </w:rPr>
+          <w:t>https</w:t>
+        </w:r>
+        <w:r>
+          <w:rPr>
+            <w:rStyle w:val="a4"/>
+            <w:rFonts w:ascii="Times New Roman" w:hAnsi="Times New Roman" w:cs="Times New Roman"/>
+            <w:sz w:val="24"/>
+            <w:szCs w:val="24"/>
+          </w:rPr>
+          <w:t>://</w:t>
+        </w:r>
+        <w:r>
+          <w:rPr>
+            <w:rStyle w:val="a4"/>
+            <w:rFonts w:ascii="Times New Roman" w:hAnsi="Times New Roman" w:cs="Times New Roman"/>
+            <w:sz w:val="24"/>
+            <w:szCs w:val="24"/>
+            <w:lang w:val="en-US"/>
+          </w:rPr>
+          <w:t>express</w:t>
+        </w:r>
+        <w:r>
+          <w:rPr>
+            <w:rStyle w:val="a4"/>
+            <w:rFonts w:ascii="Times New Roman" w:hAnsi="Times New Roman" w:cs="Times New Roman"/>
+            <w:sz w:val="24"/>
+            <w:szCs w:val="24"/>
+          </w:rPr>
+          <w:t>1.</w:t>
+        </w:r>
+        <w:proofErr w:type="spellStart"/>
+        <w:r>
+          <w:rPr>
+            <w:rStyle w:val="a4"/>
+            <w:rFonts w:ascii="Times New Roman" w:hAnsi="Times New Roman" w:cs="Times New Roman"/>
+            <w:sz w:val="24"/>
+            <w:szCs w:val="24"/>
+            <w:lang w:val="en-US"/>
+          </w:rPr>
+          <w:t>ru</w:t>
+        </w:r>
+        <w:proofErr w:type="spellEnd"/>
+        <w:r>
+          <w:rPr>
+            <w:rStyle w:val="a4"/>
+            <w:rFonts w:ascii="Times New Roman" w:hAnsi="Times New Roman" w:cs="Times New Roman"/>
+            <w:sz w:val="24"/>
+            <w:szCs w:val="24"/>
+          </w:rPr>
+          <w:t>/</w:t>
+        </w:r>
+      </w:hyperlink>
       <w:r>
         <w:rPr>
           <w:rFonts w:ascii="Times New Roman" w:hAnsi="Times New Roman" w:cs="Times New Roman"/>
@@ -1550,8 +1396,113 @@
           <w:sz w:val="24"/>
           <w:szCs w:val="24"/>
         </w:rPr>
-        <w:t xml:space="preserve">в сети «Интернет»______ </w:t>
-      </w:r>
+        <w:t xml:space="preserve">и мини приложении </w:t>
+      </w:r>
+      <w:r>
+        <w:rPr>
+          <w:rFonts w:ascii="Times New Roman" w:hAnsi="Times New Roman" w:cs="Times New Roman"/>
+          <w:sz w:val="24"/>
+          <w:szCs w:val="24"/>
+          <w:lang w:val="en-US"/>
+        </w:rPr>
+        <w:t>Telegram</w:t>
+      </w:r>
+      <w:r>
+        <w:rPr>
+          <w:rFonts w:ascii="Times New Roman" w:hAnsi="Times New Roman" w:cs="Times New Roman"/>
+          <w:sz w:val="24"/>
+          <w:szCs w:val="24"/>
+        </w:rPr>
+        <w:t xml:space="preserve"> </w:t>
+      </w:r>
+      <w:r>
+        <w:rPr>
+          <w:rFonts w:ascii="Times New Roman" w:hAnsi="Times New Roman" w:cs="Times New Roman"/>
+          <w:sz w:val="24"/>
+          <w:szCs w:val="24"/>
+        </w:rPr>
+        <w:t xml:space="preserve">по адресу </w:t>
+      </w:r>
+      <w:r>
+        <w:rPr>
+          <w:rFonts w:ascii="Times New Roman" w:hAnsi="Times New Roman" w:cs="Times New Roman"/>
+          <w:sz w:val="24"/>
+          <w:szCs w:val="24"/>
+        </w:rPr>
+        <w:t>@</w:t>
+      </w:r>
+      <w:r>
+        <w:rPr>
+          <w:rFonts w:ascii="Times New Roman" w:hAnsi="Times New Roman" w:cs="Times New Roman"/>
+          <w:sz w:val="24"/>
+          <w:szCs w:val="24"/>
+          <w:lang w:val="en-US"/>
+        </w:rPr>
+        <w:t>Ex</w:t>
+      </w:r>
+      <w:r>
+        <w:rPr>
+          <w:rFonts w:ascii="Times New Roman" w:hAnsi="Times New Roman" w:cs="Times New Roman"/>
+          <w:sz w:val="24"/>
+          <w:szCs w:val="24"/>
+        </w:rPr>
+        <w:t>_</w:t>
+      </w:r>
+      <w:r>
+        <w:rPr>
+          <w:rFonts w:ascii="Times New Roman" w:hAnsi="Times New Roman" w:cs="Times New Roman"/>
+          <w:sz w:val="24"/>
+          <w:szCs w:val="24"/>
+          <w:lang w:val="en-US"/>
+        </w:rPr>
+        <w:t>press</w:t>
+      </w:r>
+      <w:r>
+        <w:rPr>
+          <w:rFonts w:ascii="Times New Roman" w:hAnsi="Times New Roman" w:cs="Times New Roman"/>
+          <w:sz w:val="24"/>
+          <w:szCs w:val="24"/>
+        </w:rPr>
+        <w:t>1_</w:t>
+      </w:r>
+      <w:r>
+        <w:rPr>
+          <w:rFonts w:ascii="Times New Roman" w:hAnsi="Times New Roman" w:cs="Times New Roman"/>
+          <w:sz w:val="24"/>
+          <w:szCs w:val="24"/>
+          <w:lang w:val="en-US"/>
+        </w:rPr>
+        <w:t>bot</w:t>
+      </w:r>
+      <w:r>
+        <w:rPr>
+          <w:rFonts w:ascii="Times New Roman" w:hAnsi="Times New Roman" w:cs="Times New Roman"/>
+          <w:sz w:val="24"/>
+          <w:szCs w:val="24"/>
+        </w:rPr>
+        <w:t xml:space="preserve"> </w:t>
+      </w:r>
+      <w:r>
+        <w:rPr>
+          <w:rFonts w:ascii="Times New Roman" w:hAnsi="Times New Roman" w:cs="Times New Roman"/>
+          <w:sz w:val="24"/>
+          <w:szCs w:val="24"/>
+        </w:rPr>
+        <w:t xml:space="preserve"> </w:t>
+      </w:r>
+    </w:p>
+    <w:p>
+      <w:pPr>
+        <w:pStyle w:val="a3"/>
+        <w:spacing w:after="0"/>
+        <w:ind w:left="0"/>
+        <w:jc w:val="both"/>
+        <w:rPr>
+          <w:rFonts w:ascii="Times New Roman" w:hAnsi="Times New Roman" w:cs="Times New Roman"/>
+          <w:sz w:val="24"/>
+          <w:szCs w:val="24"/>
+        </w:rPr>
+      </w:pPr>
     </w:p>
     <w:p>
       <w:pPr>
@@ -1580,8 +1531,25 @@
           <w:szCs w:val="24"/>
           <w:lang w:eastAsia="ru-RU"/>
         </w:rPr>
-        <w:lastRenderedPageBreak/>
-        <w:t xml:space="preserve">Исполнитель оказывает услуги по настоящему Договору лично, либо с </w:t>
+        <w:t xml:space="preserve">Исполнитель оказывает </w:t>
+      </w:r>
+      <w:r>
+        <w:rPr>
+          <w:rFonts w:ascii="Times New Roman" w:hAnsi="Times New Roman"/>
+          <w:sz w:val="24"/>
+          <w:szCs w:val="24"/>
+          <w:lang w:eastAsia="ru-RU"/>
+        </w:rPr>
+        <w:t>У</w:t>
+      </w:r>
+      <w:r>
+        <w:rPr>
+          <w:rFonts w:ascii="Times New Roman" w:hAnsi="Times New Roman"/>
+          <w:sz w:val="24"/>
+          <w:szCs w:val="24"/>
+          <w:lang w:eastAsia="ru-RU"/>
+        </w:rPr>
+        <w:t xml:space="preserve">слуги по настоящему Договору лично, либо с </w:t>
       </w:r>
       <w:r>
         <w:rPr>
@@ -1617,7 +1585,29 @@
           <w:szCs w:val="24"/>
           <w:lang w:eastAsia="ru-RU"/>
         </w:rPr>
-        <w:t>как за свои собственные.</w:t>
+        <w:t xml:space="preserve">как </w:t>
+      </w:r>
+      <w:proofErr w:type="gramStart"/>
+      <w:r>
+        <w:rPr>
+          <w:rFonts w:ascii="Times New Roman" w:hAnsi="Times New Roman"/>
+          <w:color w:val="000000"/>
+          <w:sz w:val="24"/>
+          <w:szCs w:val="24"/>
+          <w:lang w:eastAsia="ru-RU"/>
+        </w:rPr>
+        <w:t>за</w:t>
+      </w:r>
+      <w:proofErr w:type="gramEnd"/>
+      <w:r>
+        <w:rPr>
+          <w:rFonts w:ascii="Times New Roman" w:hAnsi="Times New Roman"/>
+          <w:color w:val="000000"/>
+          <w:sz w:val="24"/>
+          <w:szCs w:val="24"/>
+          <w:lang w:eastAsia="ru-RU"/>
+        </w:rPr>
+        <w:t xml:space="preserve"> свои собственные.</w:t>
       </w:r>
     </w:p>
     <w:p>
@@ -1632,19 +1622,43 @@
         <w:jc w:val="both"/>
         <w:rPr>
           <w:rFonts w:ascii="Times New Roman" w:hAnsi="Times New Roman" w:cs="Times New Roman"/>
-          <w:color w:val="000000" w:themeColor="text1"/>
-          <w:sz w:val="24"/>
-          <w:szCs w:val="24"/>
-        </w:rPr>
-      </w:pPr>
-      <w:r>
-        <w:rPr>
-          <w:rFonts w:ascii="Times New Roman" w:hAnsi="Times New Roman" w:cs="Times New Roman"/>
-          <w:color w:val="000000" w:themeColor="text1"/>
-          <w:sz w:val="24"/>
-          <w:szCs w:val="24"/>
-        </w:rPr>
-        <w:t>Акцепт настоящей Оферты выражается в совершении конклюдентных действий, в частности:</w:t>
+          <w:sz w:val="24"/>
+          <w:szCs w:val="24"/>
+        </w:rPr>
+      </w:pPr>
+      <w:r>
+        <w:rPr>
+          <w:rFonts w:ascii="Times New Roman" w:hAnsi="Times New Roman" w:cs="Times New Roman"/>
+          <w:sz w:val="24"/>
+          <w:szCs w:val="24"/>
+        </w:rPr>
+        <w:t xml:space="preserve">Договор заключается </w:t>
+      </w:r>
+      <w:r>
+        <w:rPr>
+          <w:rFonts w:ascii="Times New Roman" w:hAnsi="Times New Roman" w:cs="Times New Roman"/>
+          <w:sz w:val="24"/>
+          <w:szCs w:val="24"/>
+        </w:rPr>
+        <w:t xml:space="preserve">путем акцепта настоящей Оферты через совершение конклюдентных действий, выраженных </w:t>
+      </w:r>
+      <w:proofErr w:type="gramStart"/>
+      <w:r>
+        <w:rPr>
+          <w:rFonts w:ascii="Times New Roman" w:hAnsi="Times New Roman" w:cs="Times New Roman"/>
+          <w:sz w:val="24"/>
+          <w:szCs w:val="24"/>
+        </w:rPr>
+        <w:t>в</w:t>
+      </w:r>
+      <w:proofErr w:type="gramEnd"/>
+      <w:r>
+        <w:rPr>
+          <w:rFonts w:ascii="Times New Roman" w:hAnsi="Times New Roman" w:cs="Times New Roman"/>
+          <w:sz w:val="24"/>
+          <w:szCs w:val="24"/>
+        </w:rPr>
+        <w:t>:</w:t>
       </w:r>
     </w:p>
     <w:p>
@@ -1652,7 +1666,7 @@
         <w:pStyle w:val="a3"/>
         <w:numPr>
           <w:ilvl w:val="0"/>
-          <w:numId w:val="4"/>
+          <w:numId w:val="3"/>
         </w:numPr>
         <w:spacing w:after="0"/>
         <w:ind w:left="0" w:firstLine="426"/>
@@ -1663,38 +1677,116 @@
           <w:szCs w:val="24"/>
         </w:rPr>
       </w:pPr>
-      <w:r>
-        <w:rPr>
-          <w:rFonts w:ascii="Times New Roman" w:eastAsia="Times New Roman" w:hAnsi="Times New Roman" w:cs="Times New Roman"/>
-          <w:sz w:val="24"/>
-          <w:szCs w:val="24"/>
-          <w:lang w:eastAsia="ru-RU"/>
-        </w:rPr>
-        <w:t xml:space="preserve">действиях, связанных с регистрацией учетной записи </w:t>
-      </w:r>
-      <w:r>
-        <w:rPr>
-          <w:rFonts w:ascii="Times New Roman" w:hAnsi="Times New Roman" w:cs="Times New Roman"/>
-          <w:sz w:val="24"/>
-          <w:szCs w:val="24"/>
-        </w:rPr>
-        <w:t xml:space="preserve">на Сайте </w:t>
-      </w:r>
-      <w:r>
-        <w:rPr>
-          <w:rFonts w:ascii="Times New Roman" w:hAnsi="Times New Roman" w:cs="Times New Roman"/>
-          <w:sz w:val="24"/>
-          <w:szCs w:val="24"/>
-        </w:rPr>
-        <w:t xml:space="preserve">Исполнителя </w:t>
-      </w:r>
-      <w:r>
-        <w:rPr>
-          <w:rFonts w:ascii="Times New Roman" w:hAnsi="Times New Roman" w:cs="Times New Roman"/>
-          <w:sz w:val="24"/>
-          <w:szCs w:val="24"/>
-        </w:rPr>
-        <w:t>в сети «Интернет» при наличии необходимости регистрации учетной записи;</w:t>
+      <w:proofErr w:type="gramStart"/>
+      <w:r>
+        <w:rPr>
+          <w:rFonts w:ascii="Times New Roman" w:eastAsia="Times New Roman" w:hAnsi="Times New Roman" w:cs="Times New Roman"/>
+          <w:sz w:val="24"/>
+          <w:szCs w:val="24"/>
+          <w:lang w:eastAsia="ru-RU"/>
+        </w:rPr>
+        <w:t>действи</w:t>
+      </w:r>
+      <w:r>
+        <w:rPr>
+          <w:rFonts w:ascii="Times New Roman" w:eastAsia="Times New Roman" w:hAnsi="Times New Roman" w:cs="Times New Roman"/>
+          <w:sz w:val="24"/>
+          <w:szCs w:val="24"/>
+          <w:lang w:eastAsia="ru-RU"/>
+        </w:rPr>
+        <w:t>ях</w:t>
+      </w:r>
+      <w:proofErr w:type="gramEnd"/>
+      <w:r>
+        <w:rPr>
+          <w:rFonts w:ascii="Times New Roman" w:eastAsia="Times New Roman" w:hAnsi="Times New Roman" w:cs="Times New Roman"/>
+          <w:sz w:val="24"/>
+          <w:szCs w:val="24"/>
+          <w:lang w:eastAsia="ru-RU"/>
+        </w:rPr>
+        <w:t xml:space="preserve">, связанных с регистрацией </w:t>
+      </w:r>
+      <w:r>
+        <w:rPr>
+          <w:rFonts w:ascii="Times New Roman" w:eastAsia="Times New Roman" w:hAnsi="Times New Roman" w:cs="Times New Roman"/>
+          <w:sz w:val="24"/>
+          <w:szCs w:val="24"/>
+          <w:lang w:eastAsia="ru-RU"/>
+        </w:rPr>
+        <w:t>у</w:t>
+      </w:r>
+      <w:r>
+        <w:rPr>
+          <w:rFonts w:ascii="Times New Roman" w:eastAsia="Times New Roman" w:hAnsi="Times New Roman" w:cs="Times New Roman"/>
+          <w:sz w:val="24"/>
+          <w:szCs w:val="24"/>
+          <w:lang w:eastAsia="ru-RU"/>
+        </w:rPr>
+        <w:t xml:space="preserve">четной записи </w:t>
+      </w:r>
+      <w:r>
+        <w:rPr>
+          <w:rFonts w:ascii="Times New Roman" w:hAnsi="Times New Roman" w:cs="Times New Roman"/>
+          <w:sz w:val="24"/>
+          <w:szCs w:val="24"/>
+        </w:rPr>
+        <w:t xml:space="preserve">на Сайте Исполнителя в сети </w:t>
+      </w:r>
+      <w:r>
+        <w:rPr>
+          <w:rFonts w:ascii="Times New Roman" w:hAnsi="Times New Roman" w:cs="Times New Roman"/>
+          <w:sz w:val="24"/>
+          <w:szCs w:val="24"/>
+        </w:rPr>
+        <w:t>«Интернет»</w:t>
+      </w:r>
+      <w:r>
+        <w:rPr>
+          <w:rFonts w:ascii="Times New Roman" w:hAnsi="Times New Roman" w:cs="Times New Roman"/>
+          <w:sz w:val="24"/>
+          <w:szCs w:val="24"/>
+        </w:rPr>
+        <w:t xml:space="preserve"> </w:t>
+      </w:r>
+      <w:r>
+        <w:rPr>
+          <w:rFonts w:ascii="Times New Roman" w:hAnsi="Times New Roman" w:cs="Times New Roman"/>
+          <w:sz w:val="24"/>
+          <w:szCs w:val="24"/>
+        </w:rPr>
+        <w:t>при</w:t>
+      </w:r>
+      <w:r>
+        <w:rPr>
+          <w:rFonts w:ascii="Times New Roman" w:hAnsi="Times New Roman" w:cs="Times New Roman"/>
+          <w:sz w:val="24"/>
+          <w:szCs w:val="24"/>
+        </w:rPr>
+        <w:t xml:space="preserve"> наличии необходимости регистрации </w:t>
+      </w:r>
+      <w:r>
+        <w:rPr>
+          <w:rFonts w:ascii="Times New Roman" w:hAnsi="Times New Roman" w:cs="Times New Roman"/>
+          <w:sz w:val="24"/>
+          <w:szCs w:val="24"/>
+        </w:rPr>
+        <w:t>у</w:t>
+      </w:r>
+      <w:r>
+        <w:rPr>
+          <w:rFonts w:ascii="Times New Roman" w:hAnsi="Times New Roman" w:cs="Times New Roman"/>
+          <w:sz w:val="24"/>
+          <w:szCs w:val="24"/>
+        </w:rPr>
+        <w:t>четной записи</w:t>
+      </w:r>
+      <w:r>
+        <w:rPr>
+          <w:rFonts w:ascii="Times New Roman" w:hAnsi="Times New Roman" w:cs="Times New Roman"/>
+          <w:sz w:val="24"/>
+          <w:szCs w:val="24"/>
+        </w:rPr>
+        <w:t>;</w:t>
       </w:r>
     </w:p>
     <w:p>
@@ -1702,44 +1794,66 @@
         <w:pStyle w:val="a3"/>
         <w:numPr>
           <w:ilvl w:val="0"/>
-          <w:numId w:val="4"/>
+          <w:numId w:val="3"/>
         </w:numPr>
         <w:spacing w:after="0"/>
         <w:ind w:left="0" w:firstLine="426"/>
         <w:jc w:val="both"/>
         <w:rPr>
           <w:rFonts w:ascii="Times New Roman" w:hAnsi="Times New Roman" w:cs="Times New Roman"/>
-          <w:color w:val="000000" w:themeColor="text1"/>
-          <w:sz w:val="24"/>
-          <w:szCs w:val="24"/>
-        </w:rPr>
-      </w:pPr>
-      <w:r>
-        <w:rPr>
-          <w:rFonts w:ascii="Times New Roman" w:hAnsi="Times New Roman" w:cs="Times New Roman"/>
-          <w:color w:val="000000" w:themeColor="text1"/>
-          <w:sz w:val="24"/>
-          <w:szCs w:val="24"/>
-        </w:rPr>
-        <w:t>путем составления и заполнения заявки на оформление заказа</w:t>
-      </w:r>
-      <w:r>
-        <w:rPr>
-          <w:rFonts w:ascii="Times New Roman" w:hAnsi="Times New Roman" w:cs="Times New Roman"/>
-          <w:color w:val="000000" w:themeColor="text1"/>
-          <w:sz w:val="24"/>
-          <w:szCs w:val="24"/>
-        </w:rPr>
-        <w:t xml:space="preserve"> по оказанию Услуг</w:t>
-      </w:r>
-      <w:r>
-        <w:rPr>
-          <w:rFonts w:ascii="Times New Roman" w:hAnsi="Times New Roman" w:cs="Times New Roman"/>
-          <w:color w:val="000000" w:themeColor="text1"/>
-          <w:sz w:val="24"/>
-          <w:szCs w:val="24"/>
-        </w:rPr>
-        <w:t>;</w:t>
+          <w:sz w:val="24"/>
+          <w:szCs w:val="24"/>
+        </w:rPr>
+      </w:pPr>
+      <w:proofErr w:type="gramStart"/>
+      <w:r>
+        <w:rPr>
+          <w:rFonts w:ascii="Times New Roman" w:hAnsi="Times New Roman" w:cs="Times New Roman"/>
+          <w:sz w:val="24"/>
+          <w:szCs w:val="24"/>
+        </w:rPr>
+        <w:t>оформлении</w:t>
+      </w:r>
+      <w:proofErr w:type="gramEnd"/>
+      <w:r>
+        <w:rPr>
+          <w:rFonts w:ascii="Times New Roman" w:hAnsi="Times New Roman" w:cs="Times New Roman"/>
+          <w:sz w:val="24"/>
+          <w:szCs w:val="24"/>
+        </w:rPr>
+        <w:t xml:space="preserve"> и направлении </w:t>
+      </w:r>
+      <w:r>
+        <w:rPr>
+          <w:rFonts w:ascii="Times New Roman" w:hAnsi="Times New Roman" w:cs="Times New Roman"/>
+          <w:sz w:val="24"/>
+          <w:szCs w:val="24"/>
+        </w:rPr>
+        <w:t xml:space="preserve">Заказчиком </w:t>
+      </w:r>
+      <w:r>
+        <w:rPr>
+          <w:rFonts w:ascii="Times New Roman" w:hAnsi="Times New Roman" w:cs="Times New Roman"/>
+          <w:sz w:val="24"/>
+          <w:szCs w:val="24"/>
+        </w:rPr>
+        <w:t xml:space="preserve">заявки в адрес Исполнителя для оказания </w:t>
+      </w:r>
+      <w:r>
+        <w:rPr>
+          <w:rFonts w:ascii="Times New Roman" w:hAnsi="Times New Roman" w:cs="Times New Roman"/>
+          <w:sz w:val="24"/>
+          <w:szCs w:val="24"/>
+        </w:rPr>
+        <w:t>У</w:t>
+      </w:r>
+      <w:r>
+        <w:rPr>
+          <w:rFonts w:ascii="Times New Roman" w:hAnsi="Times New Roman" w:cs="Times New Roman"/>
+          <w:sz w:val="24"/>
+          <w:szCs w:val="24"/>
+        </w:rPr>
+        <w:t>слуг;</w:t>
       </w:r>
     </w:p>
     <w:p>
@@ -1747,71 +1861,82 @@
         <w:pStyle w:val="a3"/>
         <w:numPr>
           <w:ilvl w:val="0"/>
-          <w:numId w:val="4"/>
+          <w:numId w:val="3"/>
         </w:numPr>
         <w:spacing w:after="0"/>
         <w:ind w:left="0" w:firstLine="426"/>
         <w:jc w:val="both"/>
         <w:rPr>
           <w:rFonts w:ascii="Times New Roman" w:hAnsi="Times New Roman" w:cs="Times New Roman"/>
-          <w:color w:val="000000" w:themeColor="text1"/>
-          <w:sz w:val="24"/>
-          <w:szCs w:val="24"/>
-        </w:rPr>
-      </w:pPr>
-      <w:r>
-        <w:rPr>
-          <w:rFonts w:ascii="Times New Roman" w:hAnsi="Times New Roman" w:cs="Times New Roman"/>
-          <w:color w:val="000000" w:themeColor="text1"/>
-          <w:sz w:val="24"/>
-          <w:szCs w:val="24"/>
-        </w:rPr>
-        <w:t xml:space="preserve">путем сообщения требуемых для заключения Договора сведений по телефону, электронной почте, указанными на сайте </w:t>
-      </w:r>
-      <w:r>
-        <w:rPr>
-          <w:rFonts w:ascii="Times New Roman" w:hAnsi="Times New Roman" w:cs="Times New Roman"/>
-          <w:color w:val="000000" w:themeColor="text1"/>
-          <w:sz w:val="24"/>
-          <w:szCs w:val="24"/>
-        </w:rPr>
-        <w:t>Исполнителя</w:t>
-      </w:r>
-      <w:r>
-        <w:rPr>
-          <w:rFonts w:ascii="Times New Roman" w:hAnsi="Times New Roman" w:cs="Times New Roman"/>
-          <w:color w:val="000000" w:themeColor="text1"/>
-          <w:sz w:val="24"/>
-          <w:szCs w:val="24"/>
-        </w:rPr>
-        <w:t xml:space="preserve"> в сети «Интернет», в том числе, при обратном звонке </w:t>
-      </w:r>
-      <w:r>
-        <w:rPr>
-          <w:rFonts w:ascii="Times New Roman" w:hAnsi="Times New Roman" w:cs="Times New Roman"/>
-          <w:color w:val="000000" w:themeColor="text1"/>
-          <w:sz w:val="24"/>
-          <w:szCs w:val="24"/>
-        </w:rPr>
-        <w:t>Исполнителя</w:t>
-      </w:r>
-      <w:r>
-        <w:rPr>
-          <w:rFonts w:ascii="Times New Roman" w:hAnsi="Times New Roman" w:cs="Times New Roman"/>
-          <w:color w:val="000000" w:themeColor="text1"/>
-          <w:sz w:val="24"/>
-          <w:szCs w:val="24"/>
-        </w:rPr>
-        <w:t xml:space="preserve"> по заявке </w:t>
-      </w:r>
-      <w:r>
-        <w:rPr>
-          <w:rFonts w:ascii="Times New Roman" w:hAnsi="Times New Roman" w:cs="Times New Roman"/>
-          <w:color w:val="000000" w:themeColor="text1"/>
-          <w:sz w:val="24"/>
-          <w:szCs w:val="24"/>
-        </w:rPr>
-        <w:t>Заказчика;</w:t>
+          <w:sz w:val="24"/>
+          <w:szCs w:val="24"/>
+        </w:rPr>
+      </w:pPr>
+      <w:proofErr w:type="gramStart"/>
+      <w:r>
+        <w:rPr>
+          <w:rFonts w:ascii="Times New Roman" w:hAnsi="Times New Roman" w:cs="Times New Roman"/>
+          <w:sz w:val="24"/>
+          <w:szCs w:val="24"/>
+        </w:rPr>
+        <w:t>действи</w:t>
+      </w:r>
+      <w:r>
+        <w:rPr>
+          <w:rFonts w:ascii="Times New Roman" w:hAnsi="Times New Roman" w:cs="Times New Roman"/>
+          <w:sz w:val="24"/>
+          <w:szCs w:val="24"/>
+        </w:rPr>
+        <w:t>ях</w:t>
+      </w:r>
+      <w:proofErr w:type="gramEnd"/>
+      <w:r>
+        <w:rPr>
+          <w:rFonts w:ascii="Times New Roman" w:hAnsi="Times New Roman" w:cs="Times New Roman"/>
+          <w:sz w:val="24"/>
+          <w:szCs w:val="24"/>
+        </w:rPr>
+        <w:t>, связанных с оплатой</w:t>
+      </w:r>
+      <w:r>
+        <w:rPr>
+          <w:rFonts w:ascii="Times New Roman" w:hAnsi="Times New Roman" w:cs="Times New Roman"/>
+          <w:sz w:val="24"/>
+          <w:szCs w:val="24"/>
+        </w:rPr>
+        <w:t xml:space="preserve"> </w:t>
+      </w:r>
+      <w:r>
+        <w:rPr>
+          <w:rFonts w:ascii="Times New Roman" w:hAnsi="Times New Roman" w:cs="Times New Roman"/>
+          <w:sz w:val="24"/>
+          <w:szCs w:val="24"/>
+        </w:rPr>
+        <w:t>У</w:t>
+      </w:r>
+      <w:r>
+        <w:rPr>
+          <w:rFonts w:ascii="Times New Roman" w:hAnsi="Times New Roman" w:cs="Times New Roman"/>
+          <w:sz w:val="24"/>
+          <w:szCs w:val="24"/>
+        </w:rPr>
+        <w:t>слуг</w:t>
+      </w:r>
+      <w:r>
+        <w:rPr>
+          <w:rFonts w:ascii="Times New Roman" w:hAnsi="Times New Roman" w:cs="Times New Roman"/>
+          <w:sz w:val="24"/>
+          <w:szCs w:val="24"/>
+        </w:rPr>
+        <w:t xml:space="preserve"> </w:t>
+      </w:r>
+      <w:r>
+        <w:rPr>
+          <w:rFonts w:ascii="Times New Roman" w:hAnsi="Times New Roman" w:cs="Times New Roman"/>
+          <w:sz w:val="24"/>
+          <w:szCs w:val="24"/>
+        </w:rPr>
+        <w:t>Заказчиком;</w:t>
       </w:r>
     </w:p>
     <w:p>
@@ -1819,62 +1944,58 @@
         <w:pStyle w:val="a3"/>
         <w:numPr>
           <w:ilvl w:val="0"/>
-          <w:numId w:val="4"/>
+          <w:numId w:val="3"/>
         </w:numPr>
         <w:spacing w:after="0"/>
         <w:ind w:left="0" w:firstLine="426"/>
         <w:jc w:val="both"/>
         <w:rPr>
           <w:rFonts w:ascii="Times New Roman" w:hAnsi="Times New Roman" w:cs="Times New Roman"/>
-          <w:color w:val="000000" w:themeColor="text1"/>
-          <w:sz w:val="24"/>
-          <w:szCs w:val="24"/>
-        </w:rPr>
-      </w:pPr>
-      <w:r>
-        <w:rPr>
-          <w:rFonts w:ascii="Times New Roman" w:hAnsi="Times New Roman" w:cs="Times New Roman"/>
-          <w:color w:val="000000" w:themeColor="text1"/>
-          <w:sz w:val="24"/>
-          <w:szCs w:val="24"/>
-        </w:rPr>
-        <w:t xml:space="preserve">оплаты </w:t>
-      </w:r>
-      <w:r>
-        <w:rPr>
-          <w:rFonts w:ascii="Times New Roman" w:hAnsi="Times New Roman" w:cs="Times New Roman"/>
-          <w:color w:val="000000" w:themeColor="text1"/>
-          <w:sz w:val="24"/>
-          <w:szCs w:val="24"/>
-        </w:rPr>
-        <w:t>Услуг</w:t>
-      </w:r>
-      <w:r>
-        <w:rPr>
-          <w:rFonts w:ascii="Times New Roman" w:hAnsi="Times New Roman" w:cs="Times New Roman"/>
-          <w:color w:val="000000" w:themeColor="text1"/>
-          <w:sz w:val="24"/>
-          <w:szCs w:val="24"/>
-        </w:rPr>
-        <w:t xml:space="preserve"> </w:t>
-      </w:r>
-      <w:r>
-        <w:rPr>
-          <w:rFonts w:ascii="Times New Roman" w:hAnsi="Times New Roman" w:cs="Times New Roman"/>
-          <w:color w:val="000000" w:themeColor="text1"/>
-          <w:sz w:val="24"/>
-          <w:szCs w:val="24"/>
-        </w:rPr>
-        <w:t>Заказчиком</w:t>
-      </w:r>
-      <w:r>
-        <w:rPr>
-          <w:rFonts w:ascii="Times New Roman" w:hAnsi="Times New Roman" w:cs="Times New Roman"/>
-          <w:color w:val="000000" w:themeColor="text1"/>
-          <w:sz w:val="24"/>
-          <w:szCs w:val="24"/>
-        </w:rPr>
-        <w:t>.</w:t>
+          <w:sz w:val="24"/>
+          <w:szCs w:val="24"/>
+        </w:rPr>
+      </w:pPr>
+      <w:proofErr w:type="gramStart"/>
+      <w:r>
+        <w:rPr>
+          <w:rFonts w:ascii="Times New Roman" w:hAnsi="Times New Roman" w:cs="Times New Roman"/>
+          <w:sz w:val="24"/>
+          <w:szCs w:val="24"/>
+        </w:rPr>
+        <w:t>действиях</w:t>
+      </w:r>
+      <w:proofErr w:type="gramEnd"/>
+      <w:r>
+        <w:rPr>
+          <w:rFonts w:ascii="Times New Roman" w:hAnsi="Times New Roman" w:cs="Times New Roman"/>
+          <w:sz w:val="24"/>
+          <w:szCs w:val="24"/>
+        </w:rPr>
+        <w:t xml:space="preserve">, связанных с </w:t>
+      </w:r>
+      <w:r>
+        <w:rPr>
+          <w:rFonts w:ascii="Times New Roman" w:hAnsi="Times New Roman" w:cs="Times New Roman"/>
+          <w:sz w:val="24"/>
+          <w:szCs w:val="24"/>
+        </w:rPr>
+        <w:t xml:space="preserve">оказанием </w:t>
+      </w:r>
+      <w:r>
+        <w:rPr>
+          <w:rFonts w:ascii="Times New Roman" w:hAnsi="Times New Roman" w:cs="Times New Roman"/>
+          <w:sz w:val="24"/>
+          <w:szCs w:val="24"/>
+        </w:rPr>
+        <w:t>У</w:t>
+      </w:r>
+      <w:r>
+        <w:rPr>
+          <w:rFonts w:ascii="Times New Roman" w:hAnsi="Times New Roman" w:cs="Times New Roman"/>
+          <w:sz w:val="24"/>
+          <w:szCs w:val="24"/>
+        </w:rPr>
+        <w:t>слуг Исполнителем.</w:t>
       </w:r>
     </w:p>
     <w:p>
@@ -1884,21 +2005,28 @@
         <w:jc w:val="both"/>
         <w:rPr>
           <w:rFonts w:ascii="Times New Roman" w:eastAsia="Times New Roman" w:hAnsi="Times New Roman" w:cs="Times New Roman"/>
-          <w:color w:val="000000" w:themeColor="text1"/>
-          <w:sz w:val="24"/>
-          <w:szCs w:val="24"/>
-          <w:lang w:eastAsia="ru-RU"/>
-        </w:rPr>
-      </w:pPr>
-      <w:r>
-        <w:rPr>
-          <w:rFonts w:ascii="Times New Roman" w:eastAsia="Times New Roman" w:hAnsi="Times New Roman" w:cs="Times New Roman"/>
-          <w:color w:val="000000" w:themeColor="text1"/>
-          <w:sz w:val="24"/>
-          <w:szCs w:val="24"/>
-          <w:lang w:eastAsia="ru-RU"/>
-        </w:rPr>
-        <w:t xml:space="preserve">Данный перечень не является исчерпывающим, могут быть и другие действия, которые ясно выражают намерение лица принять предложение контрагента. </w:t>
+          <w:sz w:val="24"/>
+          <w:szCs w:val="24"/>
+          <w:lang w:eastAsia="ru-RU"/>
+        </w:rPr>
+      </w:pPr>
+      <w:r>
+        <w:rPr>
+          <w:rFonts w:ascii="Times New Roman" w:eastAsia="Times New Roman" w:hAnsi="Times New Roman" w:cs="Times New Roman"/>
+          <w:sz w:val="24"/>
+          <w:szCs w:val="24"/>
+          <w:lang w:eastAsia="ru-RU"/>
+        </w:rPr>
+        <w:t xml:space="preserve">Данный </w:t>
+      </w:r>
+      <w:r>
+        <w:rPr>
+          <w:rFonts w:ascii="Times New Roman" w:eastAsia="Times New Roman" w:hAnsi="Times New Roman" w:cs="Times New Roman"/>
+          <w:sz w:val="24"/>
+          <w:szCs w:val="24"/>
+          <w:lang w:eastAsia="ru-RU"/>
+        </w:rPr>
+        <w:t xml:space="preserve">перечень неисчерпывающий, могут быть и другие действия, которые ясно выражают намерение лица принять предложение контрагента. </w:t>
       </w:r>
     </w:p>
     <w:p>
@@ -1944,682 +2072,15 @@
     <w:p>
       <w:pPr>
         <w:pStyle w:val="a3"/>
-        <w:numPr>
-          <w:ilvl w:val="1"/>
-          <w:numId w:val="1"/>
-        </w:numPr>
-        <w:ind w:left="0" w:firstLine="0"/>
-        <w:jc w:val="both"/>
+        <w:spacing w:after="0"/>
         <w:rPr>
           <w:rFonts w:ascii="Times New Roman" w:hAnsi="Times New Roman" w:cs="Times New Roman"/>
           <w:b/>
           <w:bCs/>
-        </w:rPr>
-      </w:pPr>
-      <w:r>
-        <w:rPr>
-          <w:rFonts w:ascii="Times New Roman" w:hAnsi="Times New Roman" w:cs="Times New Roman"/>
-          <w:b/>
-          <w:bCs/>
-        </w:rPr>
-        <w:t xml:space="preserve">Исполнитель обязан: </w:t>
-      </w:r>
-    </w:p>
-    <w:p>
-      <w:pPr>
-        <w:pStyle w:val="a3"/>
-        <w:numPr>
-          <w:ilvl w:val="2"/>
-          <w:numId w:val="1"/>
-        </w:numPr>
-        <w:ind w:left="0" w:firstLine="142"/>
-        <w:jc w:val="both"/>
-        <w:rPr>
-          <w:rFonts w:ascii="Times New Roman" w:hAnsi="Times New Roman" w:cs="Times New Roman"/>
-          <w:sz w:val="24"/>
-          <w:szCs w:val="24"/>
-        </w:rPr>
-      </w:pPr>
-      <w:r>
-        <w:rPr>
-          <w:rFonts w:ascii="Times New Roman" w:hAnsi="Times New Roman" w:cs="Times New Roman"/>
-          <w:sz w:val="24"/>
-          <w:szCs w:val="24"/>
-        </w:rPr>
-        <w:t xml:space="preserve">Во исполнение </w:t>
-      </w:r>
-      <w:r>
-        <w:rPr>
-          <w:rFonts w:ascii="Times New Roman" w:hAnsi="Times New Roman" w:cs="Times New Roman"/>
-          <w:sz w:val="24"/>
-          <w:szCs w:val="24"/>
-        </w:rPr>
-        <w:t>заявки</w:t>
-      </w:r>
-      <w:r>
-        <w:rPr>
-          <w:rFonts w:ascii="Times New Roman" w:hAnsi="Times New Roman" w:cs="Times New Roman"/>
-          <w:sz w:val="24"/>
-          <w:szCs w:val="24"/>
-        </w:rPr>
-        <w:t xml:space="preserve"> </w:t>
-      </w:r>
-      <w:r>
-        <w:rPr>
-          <w:rFonts w:ascii="Times New Roman" w:hAnsi="Times New Roman" w:cs="Times New Roman"/>
-          <w:sz w:val="24"/>
-          <w:szCs w:val="24"/>
-        </w:rPr>
-        <w:t>Заказчика</w:t>
-      </w:r>
-      <w:r>
-        <w:rPr>
-          <w:rFonts w:ascii="Times New Roman" w:hAnsi="Times New Roman" w:cs="Times New Roman"/>
-          <w:sz w:val="24"/>
-          <w:szCs w:val="24"/>
-        </w:rPr>
-        <w:t xml:space="preserve">: </w:t>
-      </w:r>
-    </w:p>
-    <w:p>
-      <w:pPr>
-        <w:pStyle w:val="a3"/>
-        <w:numPr>
-          <w:ilvl w:val="0"/>
-          <w:numId w:val="7"/>
-        </w:numPr>
-        <w:ind w:left="0" w:firstLine="142"/>
-        <w:jc w:val="both"/>
-        <w:rPr>
-          <w:rFonts w:ascii="Times New Roman" w:hAnsi="Times New Roman" w:cs="Times New Roman"/>
-          <w:sz w:val="24"/>
-          <w:szCs w:val="24"/>
-        </w:rPr>
-      </w:pPr>
-      <w:r>
-        <w:rPr>
-          <w:rFonts w:ascii="Times New Roman" w:hAnsi="Times New Roman" w:cs="Times New Roman"/>
-          <w:sz w:val="24"/>
-          <w:szCs w:val="24"/>
-        </w:rPr>
-        <w:t xml:space="preserve">проанализировать информацию, документы и иные материалы, предоставленные </w:t>
-      </w:r>
-      <w:r>
-        <w:rPr>
-          <w:rFonts w:ascii="Times New Roman" w:hAnsi="Times New Roman" w:cs="Times New Roman"/>
-          <w:sz w:val="24"/>
-          <w:szCs w:val="24"/>
-        </w:rPr>
-        <w:t>Заказчиком</w:t>
-      </w:r>
-      <w:r>
-        <w:rPr>
-          <w:rFonts w:ascii="Times New Roman" w:hAnsi="Times New Roman" w:cs="Times New Roman"/>
-          <w:sz w:val="24"/>
-          <w:szCs w:val="24"/>
-        </w:rPr>
-        <w:t xml:space="preserve">; </w:t>
-      </w:r>
-    </w:p>
-    <w:p>
-      <w:pPr>
-        <w:pStyle w:val="a3"/>
-        <w:numPr>
-          <w:ilvl w:val="0"/>
-          <w:numId w:val="7"/>
-        </w:numPr>
-        <w:ind w:left="0" w:firstLine="142"/>
-        <w:jc w:val="both"/>
-        <w:rPr>
-          <w:rFonts w:ascii="Times New Roman" w:hAnsi="Times New Roman" w:cs="Times New Roman"/>
-          <w:sz w:val="24"/>
-          <w:szCs w:val="24"/>
-        </w:rPr>
-      </w:pPr>
-      <w:r>
-        <w:rPr>
-          <w:rFonts w:ascii="Times New Roman" w:hAnsi="Times New Roman" w:cs="Times New Roman"/>
-          <w:sz w:val="24"/>
-          <w:szCs w:val="24"/>
-        </w:rPr>
-        <w:t xml:space="preserve">ответить на вопросы </w:t>
-      </w:r>
-      <w:r>
-        <w:rPr>
-          <w:rFonts w:ascii="Times New Roman" w:hAnsi="Times New Roman" w:cs="Times New Roman"/>
-          <w:sz w:val="24"/>
-          <w:szCs w:val="24"/>
-        </w:rPr>
-        <w:t xml:space="preserve">Заказчика, </w:t>
-      </w:r>
-      <w:r>
-        <w:rPr>
-          <w:rFonts w:ascii="Times New Roman" w:hAnsi="Times New Roman" w:cs="Times New Roman"/>
-          <w:sz w:val="24"/>
-          <w:szCs w:val="24"/>
-        </w:rPr>
-        <w:t xml:space="preserve">исходя из изученных документов и полученной от </w:t>
-      </w:r>
-      <w:r>
-        <w:rPr>
-          <w:rFonts w:ascii="Times New Roman" w:hAnsi="Times New Roman" w:cs="Times New Roman"/>
-          <w:sz w:val="24"/>
-          <w:szCs w:val="24"/>
-        </w:rPr>
-        <w:t>Заказчика</w:t>
-      </w:r>
-      <w:r>
-        <w:rPr>
-          <w:rFonts w:ascii="Times New Roman" w:hAnsi="Times New Roman" w:cs="Times New Roman"/>
-          <w:sz w:val="24"/>
-          <w:szCs w:val="24"/>
-        </w:rPr>
-        <w:t xml:space="preserve"> </w:t>
-      </w:r>
-      <w:r>
-        <w:rPr>
-          <w:rFonts w:ascii="Times New Roman" w:hAnsi="Times New Roman" w:cs="Times New Roman"/>
-          <w:sz w:val="24"/>
-          <w:szCs w:val="24"/>
-        </w:rPr>
-        <w:t xml:space="preserve">информации; </w:t>
-      </w:r>
-    </w:p>
-    <w:p>
-      <w:pPr>
-        <w:pStyle w:val="a3"/>
-        <w:numPr>
-          <w:ilvl w:val="0"/>
-          <w:numId w:val="7"/>
-        </w:numPr>
-        <w:ind w:left="0" w:firstLine="142"/>
-        <w:jc w:val="both"/>
-        <w:rPr>
-          <w:rFonts w:ascii="Times New Roman" w:hAnsi="Times New Roman" w:cs="Times New Roman"/>
-          <w:sz w:val="24"/>
-          <w:szCs w:val="24"/>
-        </w:rPr>
-      </w:pPr>
-      <w:r>
-        <w:rPr>
-          <w:rFonts w:ascii="Times New Roman" w:hAnsi="Times New Roman" w:cs="Times New Roman"/>
-          <w:sz w:val="24"/>
-          <w:szCs w:val="24"/>
-        </w:rPr>
-        <w:t xml:space="preserve">описать потенциальные риски и дать прогноз развития ситуации; </w:t>
-      </w:r>
-    </w:p>
-    <w:p>
-      <w:pPr>
-        <w:pStyle w:val="a3"/>
-        <w:numPr>
-          <w:ilvl w:val="0"/>
-          <w:numId w:val="7"/>
-        </w:numPr>
-        <w:ind w:left="0" w:firstLine="142"/>
-        <w:jc w:val="both"/>
-        <w:rPr>
-          <w:rFonts w:ascii="Times New Roman" w:hAnsi="Times New Roman" w:cs="Times New Roman"/>
-          <w:sz w:val="24"/>
-          <w:szCs w:val="24"/>
-        </w:rPr>
-      </w:pPr>
-      <w:r>
-        <w:rPr>
-          <w:rFonts w:ascii="Times New Roman" w:hAnsi="Times New Roman" w:cs="Times New Roman"/>
-          <w:sz w:val="24"/>
-          <w:szCs w:val="24"/>
-        </w:rPr>
-        <w:t xml:space="preserve">при необходимости составить проекты документов. </w:t>
-      </w:r>
-    </w:p>
-    <w:p>
-      <w:pPr>
-        <w:pStyle w:val="a3"/>
-        <w:numPr>
-          <w:ilvl w:val="2"/>
-          <w:numId w:val="1"/>
-        </w:numPr>
-        <w:ind w:left="0" w:firstLine="142"/>
-        <w:jc w:val="both"/>
-        <w:rPr>
-          <w:rFonts w:ascii="Times New Roman" w:hAnsi="Times New Roman" w:cs="Times New Roman"/>
-          <w:sz w:val="24"/>
-          <w:szCs w:val="24"/>
-        </w:rPr>
-      </w:pPr>
-      <w:r>
-        <w:rPr>
-          <w:rFonts w:ascii="Times New Roman" w:hAnsi="Times New Roman" w:cs="Times New Roman"/>
-          <w:sz w:val="24"/>
-          <w:szCs w:val="24"/>
-        </w:rPr>
-        <w:t xml:space="preserve">Оказать информационно-консультативные услуги </w:t>
-      </w:r>
-      <w:r>
-        <w:rPr>
-          <w:rFonts w:ascii="Times New Roman" w:hAnsi="Times New Roman" w:cs="Times New Roman"/>
-          <w:sz w:val="24"/>
-          <w:szCs w:val="24"/>
-        </w:rPr>
-        <w:t xml:space="preserve">в сроки, </w:t>
-      </w:r>
-      <w:r>
-        <w:rPr>
-          <w:rFonts w:ascii="Times New Roman" w:hAnsi="Times New Roman" w:cs="Times New Roman"/>
-          <w:sz w:val="24"/>
-          <w:szCs w:val="24"/>
-        </w:rPr>
-        <w:t>согласно условиям настоящего Договора</w:t>
-      </w:r>
-      <w:r>
-        <w:rPr>
-          <w:rFonts w:ascii="Times New Roman" w:hAnsi="Times New Roman" w:cs="Times New Roman"/>
-          <w:sz w:val="24"/>
-          <w:szCs w:val="24"/>
-        </w:rPr>
-        <w:t>, и с надлежащим качеством</w:t>
-      </w:r>
-      <w:r>
-        <w:rPr>
-          <w:rFonts w:ascii="Times New Roman" w:hAnsi="Times New Roman" w:cs="Times New Roman"/>
-          <w:sz w:val="24"/>
-          <w:szCs w:val="24"/>
-        </w:rPr>
-        <w:t>.</w:t>
-      </w:r>
-    </w:p>
-    <w:p>
-      <w:pPr>
-        <w:pStyle w:val="a3"/>
-        <w:numPr>
-          <w:ilvl w:val="1"/>
-          <w:numId w:val="1"/>
-        </w:numPr>
-        <w:ind w:left="0" w:firstLine="0"/>
-        <w:jc w:val="both"/>
-        <w:rPr>
-          <w:rFonts w:ascii="Times New Roman" w:hAnsi="Times New Roman" w:cs="Times New Roman"/>
-          <w:b/>
-          <w:bCs/>
-          <w:sz w:val="24"/>
-          <w:szCs w:val="24"/>
-        </w:rPr>
-      </w:pPr>
-      <w:r>
-        <w:rPr>
-          <w:rFonts w:ascii="Times New Roman" w:hAnsi="Times New Roman" w:cs="Times New Roman"/>
-          <w:b/>
-          <w:bCs/>
-          <w:sz w:val="24"/>
-          <w:szCs w:val="24"/>
-        </w:rPr>
-        <w:t>Заказчик</w:t>
-      </w:r>
-      <w:r>
-        <w:rPr>
-          <w:rFonts w:ascii="Times New Roman" w:hAnsi="Times New Roman" w:cs="Times New Roman"/>
-          <w:b/>
-          <w:bCs/>
-          <w:sz w:val="24"/>
-          <w:szCs w:val="24"/>
-        </w:rPr>
-        <w:t xml:space="preserve"> обязан: </w:t>
-      </w:r>
-    </w:p>
-    <w:p>
-      <w:pPr>
-        <w:pStyle w:val="a3"/>
-        <w:numPr>
-          <w:ilvl w:val="2"/>
-          <w:numId w:val="1"/>
-        </w:numPr>
-        <w:ind w:left="0" w:firstLine="142"/>
-        <w:jc w:val="both"/>
-        <w:rPr>
-          <w:rFonts w:ascii="Times New Roman" w:hAnsi="Times New Roman" w:cs="Times New Roman"/>
-          <w:sz w:val="24"/>
-          <w:szCs w:val="24"/>
-        </w:rPr>
-      </w:pPr>
-      <w:r>
-        <w:rPr>
-          <w:rFonts w:ascii="Times New Roman" w:hAnsi="Times New Roman" w:cs="Times New Roman"/>
-          <w:sz w:val="24"/>
-          <w:szCs w:val="24"/>
-        </w:rPr>
-        <w:t xml:space="preserve">Предоставить Исполнителю документацию и информацию, необходимые последнему для исполнения принятых на себя обязательств </w:t>
-      </w:r>
-    </w:p>
-    <w:p>
-      <w:pPr>
-        <w:pStyle w:val="a3"/>
-        <w:numPr>
-          <w:ilvl w:val="2"/>
-          <w:numId w:val="1"/>
-        </w:numPr>
-        <w:ind w:left="0" w:firstLine="142"/>
-        <w:jc w:val="both"/>
-        <w:rPr>
-          <w:rFonts w:ascii="Times New Roman" w:hAnsi="Times New Roman" w:cs="Times New Roman"/>
-          <w:sz w:val="24"/>
-          <w:szCs w:val="24"/>
-        </w:rPr>
-      </w:pPr>
-      <w:r>
-        <w:rPr>
-          <w:rFonts w:ascii="Times New Roman" w:hAnsi="Times New Roman" w:cs="Times New Roman"/>
-          <w:sz w:val="24"/>
-          <w:szCs w:val="24"/>
-        </w:rPr>
-        <w:t xml:space="preserve">Оказывать всевозможное содействие Исполнителю в исполнении последним своих обязательств по настоящему Договору. </w:t>
-      </w:r>
-    </w:p>
-    <w:p>
-      <w:pPr>
-        <w:pStyle w:val="a3"/>
-        <w:numPr>
-          <w:ilvl w:val="2"/>
-          <w:numId w:val="1"/>
-        </w:numPr>
-        <w:ind w:left="0" w:firstLine="142"/>
-        <w:jc w:val="both"/>
-        <w:rPr>
-          <w:rFonts w:ascii="Times New Roman" w:hAnsi="Times New Roman" w:cs="Times New Roman"/>
-          <w:sz w:val="24"/>
-          <w:szCs w:val="24"/>
-        </w:rPr>
-      </w:pPr>
-      <w:r>
-        <w:rPr>
-          <w:rFonts w:ascii="Times New Roman" w:hAnsi="Times New Roman" w:cs="Times New Roman"/>
-          <w:sz w:val="24"/>
-          <w:szCs w:val="24"/>
-        </w:rPr>
-        <w:t>Своевременно произвести оплату стоимости услуг Исполнителя в соответствии с условиями настояще</w:t>
-      </w:r>
-      <w:r>
-        <w:rPr>
-          <w:rFonts w:ascii="Times New Roman" w:hAnsi="Times New Roman" w:cs="Times New Roman"/>
-          <w:sz w:val="24"/>
-          <w:szCs w:val="24"/>
-        </w:rPr>
-        <w:t>й</w:t>
-      </w:r>
-      <w:r>
-        <w:rPr>
-          <w:rFonts w:ascii="Times New Roman" w:hAnsi="Times New Roman" w:cs="Times New Roman"/>
-          <w:sz w:val="24"/>
-          <w:szCs w:val="24"/>
-        </w:rPr>
-        <w:t xml:space="preserve"> </w:t>
-      </w:r>
-      <w:r>
-        <w:rPr>
-          <w:rFonts w:ascii="Times New Roman" w:hAnsi="Times New Roman" w:cs="Times New Roman"/>
-          <w:sz w:val="24"/>
-          <w:szCs w:val="24"/>
-        </w:rPr>
-        <w:t>Оферты</w:t>
-      </w:r>
-      <w:r>
-        <w:rPr>
-          <w:rFonts w:ascii="Times New Roman" w:hAnsi="Times New Roman" w:cs="Times New Roman"/>
-          <w:sz w:val="24"/>
-          <w:szCs w:val="24"/>
-        </w:rPr>
-        <w:t>.</w:t>
-      </w:r>
-    </w:p>
-    <w:p>
-      <w:pPr>
-        <w:pStyle w:val="a3"/>
-        <w:numPr>
-          <w:ilvl w:val="1"/>
-          <w:numId w:val="1"/>
-        </w:numPr>
-        <w:ind w:left="0" w:firstLine="0"/>
-        <w:jc w:val="both"/>
-        <w:rPr>
-          <w:rFonts w:ascii="Times New Roman" w:hAnsi="Times New Roman" w:cs="Times New Roman"/>
-          <w:b/>
-          <w:bCs/>
-          <w:sz w:val="24"/>
-          <w:szCs w:val="24"/>
-        </w:rPr>
-      </w:pPr>
-      <w:r>
-        <w:rPr>
-          <w:rFonts w:ascii="Times New Roman" w:hAnsi="Times New Roman" w:cs="Times New Roman"/>
-          <w:b/>
-          <w:bCs/>
-          <w:sz w:val="24"/>
-          <w:szCs w:val="24"/>
-        </w:rPr>
-        <w:t xml:space="preserve">Исполнитель имеет право: </w:t>
-      </w:r>
-    </w:p>
-    <w:p>
-      <w:pPr>
-        <w:pStyle w:val="a3"/>
-        <w:numPr>
-          <w:ilvl w:val="2"/>
-          <w:numId w:val="1"/>
-        </w:numPr>
-        <w:ind w:left="0" w:firstLine="142"/>
-        <w:jc w:val="both"/>
-        <w:rPr>
-          <w:rFonts w:ascii="Times New Roman" w:hAnsi="Times New Roman" w:cs="Times New Roman"/>
-          <w:sz w:val="24"/>
-          <w:szCs w:val="24"/>
-        </w:rPr>
-      </w:pPr>
-      <w:r>
-        <w:rPr>
-          <w:rFonts w:ascii="Times New Roman" w:hAnsi="Times New Roman" w:cs="Times New Roman"/>
-          <w:sz w:val="24"/>
-          <w:szCs w:val="24"/>
-        </w:rPr>
-        <w:t xml:space="preserve">Получать от </w:t>
-      </w:r>
-      <w:r>
-        <w:rPr>
-          <w:rFonts w:ascii="Times New Roman" w:hAnsi="Times New Roman" w:cs="Times New Roman"/>
-          <w:sz w:val="24"/>
-          <w:szCs w:val="24"/>
-        </w:rPr>
-        <w:t>Заказчика</w:t>
-      </w:r>
-      <w:r>
-        <w:rPr>
-          <w:rFonts w:ascii="Times New Roman" w:hAnsi="Times New Roman" w:cs="Times New Roman"/>
-          <w:sz w:val="24"/>
-          <w:szCs w:val="24"/>
-        </w:rPr>
-        <w:t xml:space="preserve"> </w:t>
-      </w:r>
-      <w:r>
-        <w:rPr>
-          <w:rFonts w:ascii="Times New Roman" w:hAnsi="Times New Roman" w:cs="Times New Roman"/>
-          <w:sz w:val="24"/>
-          <w:szCs w:val="24"/>
-        </w:rPr>
-        <w:t>документы, разъяснения и дополнительные сведения, касающиеся вопроса консультирования и необходимые для качественного оказания</w:t>
-      </w:r>
-    </w:p>
-    <w:p>
-      <w:pPr>
-        <w:pStyle w:val="a3"/>
-        <w:numPr>
-          <w:ilvl w:val="1"/>
-          <w:numId w:val="1"/>
-        </w:numPr>
-        <w:ind w:left="0" w:firstLine="142"/>
-        <w:jc w:val="both"/>
-        <w:rPr>
-          <w:rFonts w:ascii="Times New Roman" w:hAnsi="Times New Roman" w:cs="Times New Roman"/>
-          <w:b/>
-          <w:bCs/>
-          <w:sz w:val="24"/>
-          <w:szCs w:val="24"/>
-        </w:rPr>
-      </w:pPr>
-      <w:r>
-        <w:rPr>
-          <w:rFonts w:ascii="Times New Roman" w:hAnsi="Times New Roman" w:cs="Times New Roman"/>
-          <w:b/>
-          <w:bCs/>
-          <w:sz w:val="24"/>
-          <w:szCs w:val="24"/>
-        </w:rPr>
-        <w:t>Заказчик</w:t>
-      </w:r>
-      <w:r>
-        <w:rPr>
-          <w:rFonts w:ascii="Times New Roman" w:hAnsi="Times New Roman" w:cs="Times New Roman"/>
-          <w:b/>
-          <w:bCs/>
-          <w:sz w:val="24"/>
-          <w:szCs w:val="24"/>
-        </w:rPr>
-        <w:t xml:space="preserve"> имеет право: </w:t>
-      </w:r>
-    </w:p>
-    <w:p>
-      <w:pPr>
-        <w:pStyle w:val="a3"/>
-        <w:numPr>
-          <w:ilvl w:val="2"/>
-          <w:numId w:val="1"/>
-        </w:numPr>
-        <w:ind w:left="0" w:firstLine="142"/>
-        <w:jc w:val="both"/>
-        <w:rPr>
-          <w:rFonts w:ascii="Times New Roman" w:hAnsi="Times New Roman" w:cs="Times New Roman"/>
-          <w:sz w:val="24"/>
-          <w:szCs w:val="24"/>
-        </w:rPr>
-      </w:pPr>
-      <w:r>
-        <w:rPr>
-          <w:rFonts w:ascii="Times New Roman" w:hAnsi="Times New Roman" w:cs="Times New Roman"/>
-          <w:sz w:val="24"/>
-          <w:szCs w:val="24"/>
-        </w:rPr>
-        <w:t xml:space="preserve">Осуществлять контроль за ходом оказания услуг, не вмешиваясь при этом в деятельность Исполнителя. </w:t>
-      </w:r>
-    </w:p>
-    <w:p>
-      <w:pPr>
-        <w:pStyle w:val="a3"/>
-        <w:numPr>
-          <w:ilvl w:val="2"/>
-          <w:numId w:val="1"/>
-        </w:numPr>
-        <w:ind w:left="0" w:firstLine="142"/>
-        <w:jc w:val="both"/>
-        <w:rPr>
-          <w:rFonts w:ascii="Times New Roman" w:hAnsi="Times New Roman" w:cs="Times New Roman"/>
-          <w:sz w:val="24"/>
-          <w:szCs w:val="24"/>
-        </w:rPr>
-      </w:pPr>
-      <w:r>
-        <w:rPr>
-          <w:rFonts w:ascii="Times New Roman" w:hAnsi="Times New Roman" w:cs="Times New Roman"/>
-          <w:sz w:val="24"/>
-          <w:szCs w:val="24"/>
-        </w:rPr>
-        <w:t xml:space="preserve">Отказаться от исполнения настоящего Договора при условии оплаты Исполнителю фактически понесенных им расходов. </w:t>
-      </w:r>
-    </w:p>
-    <w:p>
-      <w:pPr>
-        <w:pStyle w:val="a3"/>
-        <w:numPr>
-          <w:ilvl w:val="2"/>
-          <w:numId w:val="1"/>
-        </w:numPr>
-        <w:ind w:left="0" w:firstLine="142"/>
-        <w:jc w:val="both"/>
-        <w:rPr>
-          <w:rFonts w:ascii="Times New Roman" w:hAnsi="Times New Roman" w:cs="Times New Roman"/>
-          <w:sz w:val="24"/>
-          <w:szCs w:val="24"/>
-        </w:rPr>
-      </w:pPr>
-      <w:r>
-        <w:rPr>
-          <w:rFonts w:ascii="Times New Roman" w:hAnsi="Times New Roman" w:cs="Times New Roman"/>
-          <w:sz w:val="24"/>
-          <w:szCs w:val="24"/>
-        </w:rPr>
-        <w:t>Заказчик</w:t>
-      </w:r>
-      <w:r>
-        <w:rPr>
-          <w:rFonts w:ascii="Times New Roman" w:hAnsi="Times New Roman" w:cs="Times New Roman"/>
-          <w:sz w:val="24"/>
-          <w:szCs w:val="24"/>
-        </w:rPr>
-        <w:t xml:space="preserve"> гарантирует, что все условия Договора ему понятны; </w:t>
-      </w:r>
-      <w:r>
-        <w:rPr>
-          <w:rFonts w:ascii="Times New Roman" w:hAnsi="Times New Roman" w:cs="Times New Roman"/>
-          <w:sz w:val="24"/>
-          <w:szCs w:val="24"/>
-        </w:rPr>
-        <w:t xml:space="preserve">Заказчик </w:t>
-      </w:r>
-      <w:r>
-        <w:rPr>
-          <w:rFonts w:ascii="Times New Roman" w:hAnsi="Times New Roman" w:cs="Times New Roman"/>
-          <w:sz w:val="24"/>
-          <w:szCs w:val="24"/>
-        </w:rPr>
-        <w:t>принимает условия без оговорок, а также в полном объеме.</w:t>
-      </w:r>
-    </w:p>
-    <w:p>
-      <w:pPr>
-        <w:pStyle w:val="a3"/>
-        <w:spacing w:after="0"/>
-        <w:ind w:left="0"/>
-        <w:rPr>
-          <w:rFonts w:ascii="Times New Roman" w:hAnsi="Times New Roman" w:cs="Times New Roman"/>
-          <w:sz w:val="24"/>
-          <w:szCs w:val="24"/>
-        </w:rPr>
-      </w:pPr>
-    </w:p>
-    <w:p>
-      <w:pPr>
-        <w:pStyle w:val="a3"/>
-        <w:numPr>
-          <w:ilvl w:val="0"/>
-          <w:numId w:val="1"/>
-        </w:numPr>
-        <w:spacing w:after="0"/>
-        <w:jc w:val="center"/>
-        <w:rPr>
-          <w:rFonts w:ascii="Times New Roman" w:hAnsi="Times New Roman" w:cs="Times New Roman"/>
-          <w:b/>
-          <w:bCs/>
-          <w:sz w:val="24"/>
-          <w:szCs w:val="24"/>
-        </w:rPr>
-      </w:pPr>
-      <w:r>
-        <w:rPr>
-          <w:rFonts w:ascii="Times New Roman" w:hAnsi="Times New Roman" w:cs="Times New Roman"/>
-          <w:b/>
-          <w:bCs/>
-          <w:sz w:val="24"/>
-          <w:szCs w:val="24"/>
-        </w:rPr>
-        <w:t>Цена и порядок расчетов</w:t>
-      </w:r>
+          <w:sz w:val="24"/>
+          <w:szCs w:val="24"/>
+        </w:rPr>
+      </w:pPr>
     </w:p>
     <w:p>
       <w:pPr>
@@ -2630,76 +2091,160 @@
         </w:numPr>
         <w:spacing w:after="0"/>
         <w:ind w:left="0" w:firstLine="0"/>
-        <w:jc w:val="both"/>
-        <w:rPr>
-          <w:rFonts w:ascii="Times New Roman" w:hAnsi="Times New Roman" w:cs="Times New Roman"/>
-          <w:sz w:val="24"/>
-          <w:szCs w:val="24"/>
-        </w:rPr>
-      </w:pPr>
-      <w:r>
-        <w:rPr>
-          <w:rFonts w:ascii="Times New Roman" w:hAnsi="Times New Roman" w:cs="Times New Roman"/>
-          <w:sz w:val="24"/>
-          <w:szCs w:val="24"/>
-        </w:rPr>
-        <w:t>Стоимость</w:t>
-      </w:r>
-      <w:r>
-        <w:rPr>
-          <w:rFonts w:ascii="Times New Roman" w:hAnsi="Times New Roman" w:cs="Times New Roman"/>
-          <w:sz w:val="24"/>
-          <w:szCs w:val="24"/>
-        </w:rPr>
-        <w:t xml:space="preserve">, а также порядок </w:t>
-      </w:r>
-      <w:r>
-        <w:rPr>
-          <w:rFonts w:ascii="Times New Roman" w:hAnsi="Times New Roman" w:cs="Times New Roman"/>
-          <w:sz w:val="24"/>
-          <w:szCs w:val="24"/>
-        </w:rPr>
-        <w:t xml:space="preserve">оказания информационно-консультативных услуг </w:t>
-      </w:r>
-      <w:r>
-        <w:rPr>
-          <w:rFonts w:ascii="Times New Roman" w:hAnsi="Times New Roman" w:cs="Times New Roman"/>
-          <w:sz w:val="24"/>
-          <w:szCs w:val="24"/>
-        </w:rPr>
-        <w:t xml:space="preserve">определяется на основании сведений </w:t>
-      </w:r>
-      <w:r>
-        <w:rPr>
-          <w:rFonts w:ascii="Times New Roman" w:hAnsi="Times New Roman" w:cs="Times New Roman"/>
-          <w:sz w:val="24"/>
-          <w:szCs w:val="24"/>
-        </w:rPr>
-        <w:t xml:space="preserve">Исполнителя </w:t>
-      </w:r>
-      <w:r>
-        <w:rPr>
-          <w:rFonts w:ascii="Times New Roman" w:hAnsi="Times New Roman" w:cs="Times New Roman"/>
-          <w:sz w:val="24"/>
-          <w:szCs w:val="24"/>
-        </w:rPr>
-        <w:t xml:space="preserve">при оформлении заявки </w:t>
-      </w:r>
-      <w:r>
-        <w:rPr>
-          <w:rFonts w:ascii="Times New Roman" w:hAnsi="Times New Roman" w:cs="Times New Roman"/>
-          <w:sz w:val="24"/>
-          <w:szCs w:val="24"/>
-        </w:rPr>
-        <w:t>Заказчиком</w:t>
-      </w:r>
-      <w:r>
-        <w:rPr>
-          <w:rFonts w:ascii="Times New Roman" w:hAnsi="Times New Roman" w:cs="Times New Roman"/>
-          <w:sz w:val="24"/>
-          <w:szCs w:val="24"/>
-        </w:rPr>
-        <w:t>,</w:t>
+        <w:rPr>
+          <w:rFonts w:ascii="Times New Roman" w:hAnsi="Times New Roman" w:cs="Times New Roman"/>
+          <w:b/>
+          <w:bCs/>
+          <w:sz w:val="24"/>
+          <w:szCs w:val="24"/>
+        </w:rPr>
+      </w:pPr>
+      <w:r>
+        <w:rPr>
+          <w:rFonts w:ascii="Times New Roman" w:hAnsi="Times New Roman" w:cs="Times New Roman"/>
+          <w:b/>
+          <w:bCs/>
+          <w:sz w:val="24"/>
+          <w:szCs w:val="24"/>
+        </w:rPr>
+        <w:t xml:space="preserve"> Права и обязанности Исполнителя:</w:t>
+      </w:r>
+    </w:p>
+    <w:p>
+      <w:pPr>
+        <w:pStyle w:val="a3"/>
+        <w:numPr>
+          <w:ilvl w:val="2"/>
+          <w:numId w:val="1"/>
+        </w:numPr>
+        <w:ind w:left="0" w:firstLine="142"/>
+        <w:jc w:val="both"/>
+        <w:rPr>
+          <w:rFonts w:ascii="Times New Roman" w:hAnsi="Times New Roman" w:cs="Times New Roman"/>
+          <w:sz w:val="24"/>
+          <w:szCs w:val="24"/>
+        </w:rPr>
+      </w:pPr>
+      <w:r>
+        <w:rPr>
+          <w:rFonts w:ascii="Times New Roman" w:hAnsi="Times New Roman" w:cs="Times New Roman"/>
+          <w:sz w:val="24"/>
+          <w:szCs w:val="24"/>
+        </w:rPr>
+        <w:t>Исполнитель обязуется оказать Услуги в соответствии с положениями настоящего Договора, в сроки и объеме, указанные в настоящем Договоре и (или) в порядке, указанном на Сайте Исполнителя.</w:t>
+      </w:r>
+    </w:p>
+    <w:p>
+      <w:pPr>
+        <w:pStyle w:val="a3"/>
+        <w:numPr>
+          <w:ilvl w:val="2"/>
+          <w:numId w:val="1"/>
+        </w:numPr>
+        <w:ind w:left="0" w:firstLine="142"/>
+        <w:jc w:val="both"/>
+        <w:rPr>
+          <w:rFonts w:ascii="Times New Roman" w:hAnsi="Times New Roman" w:cs="Times New Roman"/>
+          <w:sz w:val="24"/>
+          <w:szCs w:val="24"/>
+        </w:rPr>
+      </w:pPr>
+      <w:r>
+        <w:rPr>
+          <w:rFonts w:ascii="Times New Roman" w:hAnsi="Times New Roman" w:cs="Times New Roman"/>
+          <w:sz w:val="24"/>
+          <w:szCs w:val="24"/>
+        </w:rPr>
+        <w:t xml:space="preserve">Исполнитель обязуется предоставлять </w:t>
+      </w:r>
+      <w:r>
+        <w:rPr>
+          <w:rFonts w:ascii="Times New Roman" w:hAnsi="Times New Roman" w:cs="Times New Roman"/>
+          <w:sz w:val="24"/>
+          <w:szCs w:val="24"/>
+        </w:rPr>
+        <w:t>Заказчику</w:t>
+      </w:r>
+      <w:r>
+        <w:rPr>
+          <w:rFonts w:ascii="Times New Roman" w:hAnsi="Times New Roman" w:cs="Times New Roman"/>
+          <w:sz w:val="24"/>
+          <w:szCs w:val="24"/>
+        </w:rPr>
+        <w:t xml:space="preserve"> доступ к разделам Сайта, необходимым для получения информации, согласно пункту 2.1. Договора.</w:t>
+      </w:r>
+    </w:p>
+    <w:p>
+      <w:pPr>
+        <w:pStyle w:val="a3"/>
+        <w:numPr>
+          <w:ilvl w:val="2"/>
+          <w:numId w:val="1"/>
+        </w:numPr>
+        <w:ind w:left="0" w:firstLine="142"/>
+        <w:jc w:val="both"/>
+        <w:rPr>
+          <w:rFonts w:ascii="Times New Roman" w:hAnsi="Times New Roman" w:cs="Times New Roman"/>
+          <w:sz w:val="24"/>
+          <w:szCs w:val="24"/>
+        </w:rPr>
+      </w:pPr>
+      <w:r>
+        <w:rPr>
+          <w:rFonts w:ascii="Times New Roman" w:hAnsi="Times New Roman" w:cs="Times New Roman"/>
+          <w:sz w:val="24"/>
+          <w:szCs w:val="24"/>
+        </w:rPr>
+        <w:t xml:space="preserve">Исполнитель несет ответственность за хранение и обработку персональных данных </w:t>
+      </w:r>
+      <w:r>
+        <w:rPr>
+          <w:rFonts w:ascii="Times New Roman" w:hAnsi="Times New Roman" w:cs="Times New Roman"/>
+          <w:sz w:val="24"/>
+          <w:szCs w:val="24"/>
+        </w:rPr>
+        <w:t>Заказчика</w:t>
+      </w:r>
+      <w:r>
+        <w:rPr>
+          <w:rFonts w:ascii="Times New Roman" w:hAnsi="Times New Roman" w:cs="Times New Roman"/>
+          <w:sz w:val="24"/>
+          <w:szCs w:val="24"/>
+        </w:rPr>
+        <w:t xml:space="preserve">, обеспечивает сохранение конфиденциальности этих данных и использует их исключительно для качественного оказания Услуг </w:t>
+      </w:r>
+      <w:r>
+        <w:rPr>
+          <w:rFonts w:ascii="Times New Roman" w:hAnsi="Times New Roman" w:cs="Times New Roman"/>
+          <w:sz w:val="24"/>
+          <w:szCs w:val="24"/>
+        </w:rPr>
+        <w:t>Заказчику.</w:t>
+      </w:r>
+    </w:p>
+    <w:p>
+      <w:pPr>
+        <w:pStyle w:val="a3"/>
+        <w:numPr>
+          <w:ilvl w:val="2"/>
+          <w:numId w:val="1"/>
+        </w:numPr>
+        <w:spacing w:after="0"/>
+        <w:ind w:left="0" w:firstLine="142"/>
+        <w:jc w:val="both"/>
+        <w:rPr>
+          <w:rFonts w:ascii="Times New Roman" w:hAnsi="Times New Roman" w:cs="Times New Roman"/>
+          <w:sz w:val="24"/>
+          <w:szCs w:val="24"/>
+        </w:rPr>
+      </w:pPr>
+      <w:r>
+        <w:rPr>
+          <w:rFonts w:ascii="Times New Roman" w:hAnsi="Times New Roman" w:cs="Times New Roman"/>
+          <w:sz w:val="24"/>
+          <w:szCs w:val="24"/>
+        </w:rPr>
+        <w:t>Исполнитель оставляет за собой право изменять сроки (период) оказания Услуг и</w:t>
       </w:r>
       <w:r>
         <w:rPr>
@@ -2715,23 +2260,67 @@
           <w:sz w:val="24"/>
           <w:szCs w:val="24"/>
         </w:rPr>
-        <w:t xml:space="preserve">либо устанавливаются на сайте </w:t>
-      </w:r>
-      <w:r>
-        <w:rPr>
-          <w:rFonts w:ascii="Times New Roman" w:hAnsi="Times New Roman" w:cs="Times New Roman"/>
-          <w:sz w:val="24"/>
-          <w:szCs w:val="24"/>
-        </w:rPr>
-        <w:t xml:space="preserve">Исполнителя </w:t>
-      </w:r>
-      <w:r>
-        <w:rPr>
-          <w:rFonts w:ascii="Times New Roman" w:hAnsi="Times New Roman" w:cs="Times New Roman"/>
-          <w:sz w:val="24"/>
-          <w:szCs w:val="24"/>
-        </w:rPr>
-        <w:t>в сети «Интернет»: ____</w:t>
+        <w:t>условия настоящей Оферты в одностороннем порядке без предварительного уведомления</w:t>
+      </w:r>
+      <w:r>
+        <w:rPr>
+          <w:rFonts w:ascii="Times New Roman" w:hAnsi="Times New Roman" w:cs="Times New Roman"/>
+          <w:sz w:val="24"/>
+          <w:szCs w:val="24"/>
+        </w:rPr>
+        <w:t xml:space="preserve"> </w:t>
+      </w:r>
+      <w:r>
+        <w:rPr>
+          <w:rFonts w:ascii="Times New Roman" w:hAnsi="Times New Roman" w:cs="Times New Roman"/>
+          <w:sz w:val="24"/>
+          <w:szCs w:val="24"/>
+        </w:rPr>
+        <w:t>Заказчика</w:t>
+      </w:r>
+      <w:r>
+        <w:rPr>
+          <w:rFonts w:ascii="Times New Roman" w:hAnsi="Times New Roman" w:cs="Times New Roman"/>
+          <w:sz w:val="24"/>
+          <w:szCs w:val="24"/>
+        </w:rPr>
+        <w:t>, публикуя указанные изменения на Сайте</w:t>
+      </w:r>
+      <w:r>
+        <w:rPr>
+          <w:rFonts w:ascii="Times New Roman" w:hAnsi="Times New Roman" w:cs="Times New Roman"/>
+          <w:sz w:val="24"/>
+          <w:szCs w:val="24"/>
+        </w:rPr>
+        <w:t xml:space="preserve"> Исполнителя в сети «Интернет»</w:t>
+      </w:r>
+      <w:r>
+        <w:rPr>
+          <w:rFonts w:ascii="Times New Roman" w:hAnsi="Times New Roman" w:cs="Times New Roman"/>
+          <w:sz w:val="24"/>
+          <w:szCs w:val="24"/>
+        </w:rPr>
+        <w:t xml:space="preserve">. </w:t>
+      </w:r>
+    </w:p>
+    <w:p>
+      <w:pPr>
+        <w:spacing w:after="0"/>
+        <w:ind w:firstLine="142"/>
+        <w:jc w:val="both"/>
+        <w:rPr>
+          <w:rFonts w:ascii="Times New Roman" w:hAnsi="Times New Roman" w:cs="Times New Roman"/>
+          <w:sz w:val="24"/>
+          <w:szCs w:val="24"/>
+        </w:rPr>
+      </w:pPr>
+      <w:r>
+        <w:rPr>
+          <w:rFonts w:ascii="Times New Roman" w:hAnsi="Times New Roman" w:cs="Times New Roman"/>
+          <w:sz w:val="24"/>
+          <w:szCs w:val="24"/>
+        </w:rPr>
+        <w:t>При этом новые / измененные условия, указываемые на Сайте, действуют только в отношении вновь заключаемых Договоров.</w:t>
       </w:r>
     </w:p>
     <w:p>
@@ -2742,174 +2331,326 @@
           <w:numId w:val="1"/>
         </w:numPr>
         <w:spacing w:after="0"/>
-        <w:ind w:left="0" w:firstLine="0"/>
-        <w:jc w:val="both"/>
-        <w:rPr>
-          <w:rFonts w:ascii="Times New Roman" w:hAnsi="Times New Roman" w:cs="Times New Roman"/>
-          <w:sz w:val="24"/>
-          <w:szCs w:val="24"/>
-        </w:rPr>
-      </w:pPr>
-      <w:r>
-        <w:rPr>
-          <w:rFonts w:ascii="Times New Roman" w:eastAsia="Times New Roman" w:hAnsi="Times New Roman" w:cs="Times New Roman"/>
-          <w:sz w:val="24"/>
-          <w:szCs w:val="24"/>
-          <w:lang w:eastAsia="ru-RU"/>
-        </w:rPr>
-        <w:lastRenderedPageBreak/>
-        <w:t>Все расчеты по Договору производятся в безналичном порядке</w:t>
-      </w:r>
-      <w:r>
-        <w:rPr>
-          <w:rFonts w:ascii="Times New Roman" w:eastAsia="Times New Roman" w:hAnsi="Times New Roman" w:cs="Times New Roman"/>
-          <w:sz w:val="24"/>
-          <w:szCs w:val="24"/>
-          <w:lang w:eastAsia="ru-RU"/>
-        </w:rPr>
-        <w:t>.</w:t>
-      </w:r>
-    </w:p>
-    <w:p>
-      <w:pPr>
-        <w:pStyle w:val="a3"/>
-        <w:spacing w:after="0"/>
-        <w:ind w:left="0"/>
-        <w:jc w:val="both"/>
-        <w:rPr>
-          <w:rFonts w:ascii="Times New Roman" w:hAnsi="Times New Roman" w:cs="Times New Roman"/>
-          <w:sz w:val="24"/>
-          <w:szCs w:val="24"/>
-        </w:rPr>
-      </w:pPr>
+        <w:ind w:left="0" w:firstLine="142"/>
+        <w:jc w:val="both"/>
+        <w:rPr>
+          <w:rFonts w:ascii="Times New Roman" w:hAnsi="Times New Roman" w:cs="Times New Roman"/>
+          <w:b/>
+          <w:bCs/>
+          <w:sz w:val="24"/>
+          <w:szCs w:val="24"/>
+        </w:rPr>
+      </w:pPr>
+      <w:r>
+        <w:rPr>
+          <w:rFonts w:ascii="Times New Roman" w:hAnsi="Times New Roman" w:cs="Times New Roman"/>
+          <w:b/>
+          <w:bCs/>
+          <w:sz w:val="24"/>
+          <w:szCs w:val="24"/>
+        </w:rPr>
+        <w:t xml:space="preserve"> Права и обязанности </w:t>
+      </w:r>
+      <w:r>
+        <w:rPr>
+          <w:rFonts w:ascii="Times New Roman" w:hAnsi="Times New Roman" w:cs="Times New Roman"/>
+          <w:b/>
+          <w:bCs/>
+          <w:sz w:val="24"/>
+          <w:szCs w:val="24"/>
+        </w:rPr>
+        <w:t>Заказчика:</w:t>
+      </w:r>
     </w:p>
     <w:p>
       <w:pPr>
         <w:pStyle w:val="a3"/>
         <w:numPr>
-          <w:ilvl w:val="0"/>
+          <w:ilvl w:val="2"/>
           <w:numId w:val="1"/>
         </w:numPr>
-        <w:spacing w:after="0"/>
-        <w:ind w:hanging="720"/>
-        <w:jc w:val="center"/>
-        <w:rPr>
-          <w:rFonts w:ascii="Times New Roman" w:hAnsi="Times New Roman" w:cs="Times New Roman"/>
-          <w:b/>
-          <w:bCs/>
-          <w:sz w:val="24"/>
-          <w:szCs w:val="24"/>
-        </w:rPr>
-      </w:pPr>
-      <w:r>
-        <w:rPr>
-          <w:rFonts w:ascii="Times New Roman" w:eastAsia="Times New Roman" w:hAnsi="Times New Roman" w:cs="Times New Roman"/>
-          <w:b/>
-          <w:bCs/>
-          <w:sz w:val="24"/>
-          <w:szCs w:val="24"/>
-          <w:lang w:eastAsia="ru-RU"/>
-        </w:rPr>
-        <w:t>Надлежащее оказание услуг</w:t>
+        <w:ind w:left="0" w:firstLine="142"/>
+        <w:jc w:val="both"/>
+        <w:rPr>
+          <w:rFonts w:ascii="Times New Roman" w:hAnsi="Times New Roman" w:cs="Times New Roman"/>
+          <w:sz w:val="24"/>
+          <w:szCs w:val="24"/>
+        </w:rPr>
+      </w:pPr>
+      <w:r>
+        <w:rPr>
+          <w:rFonts w:ascii="Times New Roman" w:hAnsi="Times New Roman" w:cs="Times New Roman"/>
+          <w:sz w:val="24"/>
+          <w:szCs w:val="24"/>
+        </w:rPr>
+        <w:t>Заказчик</w:t>
+      </w:r>
+      <w:r>
+        <w:rPr>
+          <w:rFonts w:ascii="Times New Roman" w:hAnsi="Times New Roman" w:cs="Times New Roman"/>
+          <w:sz w:val="24"/>
+          <w:szCs w:val="24"/>
+        </w:rPr>
+        <w:t xml:space="preserve"> обязан предоставлять достоверную информацию о себе при получении соответствующих Услуг.</w:t>
       </w:r>
     </w:p>
     <w:p>
       <w:pPr>
         <w:pStyle w:val="a3"/>
         <w:numPr>
-          <w:ilvl w:val="1"/>
+          <w:ilvl w:val="2"/>
           <w:numId w:val="1"/>
         </w:numPr>
-        <w:ind w:left="0" w:firstLine="0"/>
-        <w:jc w:val="both"/>
-        <w:rPr>
-          <w:rFonts w:ascii="Times New Roman" w:eastAsia="Times New Roman" w:hAnsi="Times New Roman" w:cs="Times New Roman"/>
-          <w:sz w:val="24"/>
-          <w:szCs w:val="24"/>
-          <w:lang w:eastAsia="ru-RU"/>
-        </w:rPr>
-      </w:pPr>
-      <w:r>
-        <w:rPr>
-          <w:rFonts w:ascii="Times New Roman" w:eastAsia="Times New Roman" w:hAnsi="Times New Roman" w:cs="Times New Roman"/>
-          <w:sz w:val="24"/>
-          <w:szCs w:val="24"/>
-          <w:lang w:eastAsia="ru-RU"/>
-        </w:rPr>
-        <w:t>Возврат Исполнителем денежных средств за неоказанные (некачественно оказанные, оказанные не в полном объеме, оказанные с нарушением сроков) услуги по настояще</w:t>
-      </w:r>
-      <w:r>
-        <w:rPr>
-          <w:rFonts w:ascii="Times New Roman" w:eastAsia="Times New Roman" w:hAnsi="Times New Roman" w:cs="Times New Roman"/>
-          <w:sz w:val="24"/>
-          <w:szCs w:val="24"/>
-          <w:lang w:eastAsia="ru-RU"/>
-        </w:rPr>
-        <w:t>й Оферте</w:t>
-      </w:r>
-      <w:r>
-        <w:rPr>
-          <w:rFonts w:ascii="Times New Roman" w:eastAsia="Times New Roman" w:hAnsi="Times New Roman" w:cs="Times New Roman"/>
-          <w:sz w:val="24"/>
-          <w:szCs w:val="24"/>
-          <w:lang w:eastAsia="ru-RU"/>
-        </w:rPr>
-        <w:t xml:space="preserve"> осуществляется по основаниям и в соответствии с требованиями Закона Российской Федерации от 07.02.1992 N 2300-1 "О защите прав потребителей", иными правовыми актами, принятыми в соответствии с ним, требованиями Гражданского кодекса Российской Федерации, иными применимыми нормативно-правовыми актами РФ. </w:t>
+        <w:ind w:left="0" w:firstLine="142"/>
+        <w:jc w:val="both"/>
+        <w:rPr>
+          <w:rFonts w:ascii="Times New Roman" w:hAnsi="Times New Roman" w:cs="Times New Roman"/>
+          <w:sz w:val="24"/>
+          <w:szCs w:val="24"/>
+        </w:rPr>
+      </w:pPr>
+      <w:r>
+        <w:rPr>
+          <w:rFonts w:ascii="Times New Roman" w:hAnsi="Times New Roman" w:cs="Times New Roman"/>
+          <w:sz w:val="24"/>
+          <w:szCs w:val="24"/>
+        </w:rPr>
+        <w:t xml:space="preserve"> </w:t>
+      </w:r>
+      <w:r>
+        <w:rPr>
+          <w:rFonts w:ascii="Times New Roman" w:hAnsi="Times New Roman" w:cs="Times New Roman"/>
+          <w:sz w:val="24"/>
+          <w:szCs w:val="24"/>
+        </w:rPr>
+        <w:t>Заказчик</w:t>
+      </w:r>
+      <w:r>
+        <w:rPr>
+          <w:rFonts w:ascii="Times New Roman" w:hAnsi="Times New Roman" w:cs="Times New Roman"/>
+          <w:sz w:val="24"/>
+          <w:szCs w:val="24"/>
+        </w:rPr>
+        <w:t xml:space="preserve"> обязуется не воспроизводить, не повторять, не копировать, не продавать, а также не использовать в каких бы то ни было целях информацию и материалы, ставшие ему доступными в связи с оказанием Услуг, за исключением личного использования непосредственно самим </w:t>
+      </w:r>
+      <w:r>
+        <w:rPr>
+          <w:rFonts w:ascii="Times New Roman" w:hAnsi="Times New Roman" w:cs="Times New Roman"/>
+          <w:sz w:val="24"/>
+          <w:szCs w:val="24"/>
+        </w:rPr>
+        <w:t xml:space="preserve">Заказчиком </w:t>
+      </w:r>
+      <w:r>
+        <w:rPr>
+          <w:rFonts w:ascii="Times New Roman" w:hAnsi="Times New Roman" w:cs="Times New Roman"/>
+          <w:sz w:val="24"/>
+          <w:szCs w:val="24"/>
+        </w:rPr>
+        <w:t>без предоставления в какой-либо форме доступа каким-либо третьим лицам.</w:t>
       </w:r>
     </w:p>
     <w:p>
       <w:pPr>
         <w:pStyle w:val="a3"/>
         <w:numPr>
-          <w:ilvl w:val="1"/>
+          <w:ilvl w:val="2"/>
           <w:numId w:val="1"/>
         </w:numPr>
-        <w:spacing w:after="0" w:line="240" w:lineRule="auto"/>
-        <w:ind w:left="0" w:firstLine="0"/>
-        <w:jc w:val="both"/>
-        <w:rPr>
-          <w:rFonts w:ascii="Times New Roman" w:eastAsia="Times New Roman" w:hAnsi="Times New Roman" w:cs="Times New Roman"/>
-          <w:sz w:val="24"/>
-          <w:szCs w:val="24"/>
-          <w:lang w:eastAsia="ru-RU"/>
-        </w:rPr>
-      </w:pPr>
-      <w:r>
-        <w:rPr>
-          <w:rFonts w:ascii="Times New Roman" w:eastAsia="Times New Roman" w:hAnsi="Times New Roman" w:cs="Times New Roman"/>
-          <w:sz w:val="24"/>
-          <w:szCs w:val="24"/>
-          <w:lang w:eastAsia="ru-RU"/>
-        </w:rPr>
-        <w:t>Возврат денежных средств за неоказанные (некачественно оказанные) услуги по настояще</w:t>
-      </w:r>
-      <w:r>
-        <w:rPr>
-          <w:rFonts w:ascii="Times New Roman" w:eastAsia="Times New Roman" w:hAnsi="Times New Roman" w:cs="Times New Roman"/>
-          <w:sz w:val="24"/>
-          <w:szCs w:val="24"/>
-          <w:lang w:eastAsia="ru-RU"/>
-        </w:rPr>
-        <w:t>й Оферте</w:t>
-      </w:r>
-      <w:r>
-        <w:rPr>
-          <w:rFonts w:ascii="Times New Roman" w:eastAsia="Times New Roman" w:hAnsi="Times New Roman" w:cs="Times New Roman"/>
-          <w:sz w:val="24"/>
-          <w:szCs w:val="24"/>
-          <w:lang w:eastAsia="ru-RU"/>
-        </w:rPr>
-        <w:t xml:space="preserve"> осуществляется на основании требования (претензии) Заказчика в порядке и в сроки, установленные законодательством РФ. Соблюдение претензионного порядка является обязательным, срок ответа на претензию – 10 рабочих дней. </w:t>
-      </w:r>
-    </w:p>
-    <w:p>
-      <w:pPr>
-        <w:spacing w:after="0"/>
-        <w:jc w:val="both"/>
-        <w:rPr>
-          <w:rFonts w:ascii="Times New Roman" w:hAnsi="Times New Roman" w:cs="Times New Roman"/>
-          <w:b/>
-          <w:bCs/>
+        <w:ind w:left="0" w:firstLine="142"/>
+        <w:jc w:val="both"/>
+        <w:rPr>
+          <w:rFonts w:ascii="Times New Roman" w:hAnsi="Times New Roman" w:cs="Times New Roman"/>
+          <w:sz w:val="24"/>
+          <w:szCs w:val="24"/>
+        </w:rPr>
+      </w:pPr>
+      <w:r>
+        <w:rPr>
+          <w:rFonts w:ascii="Times New Roman" w:hAnsi="Times New Roman" w:cs="Times New Roman"/>
+          <w:sz w:val="24"/>
+          <w:szCs w:val="24"/>
+        </w:rPr>
+        <w:t>Заказчик</w:t>
+      </w:r>
+      <w:r>
+        <w:rPr>
+          <w:rFonts w:ascii="Times New Roman" w:hAnsi="Times New Roman" w:cs="Times New Roman"/>
+          <w:sz w:val="24"/>
+          <w:szCs w:val="24"/>
+        </w:rPr>
+        <w:t xml:space="preserve"> обязуется </w:t>
+      </w:r>
+      <w:r>
+        <w:rPr>
+          <w:rFonts w:ascii="Times New Roman" w:hAnsi="Times New Roman" w:cs="Times New Roman"/>
+          <w:sz w:val="24"/>
+          <w:szCs w:val="24"/>
+        </w:rPr>
+        <w:t xml:space="preserve">принять </w:t>
+      </w:r>
+      <w:r>
+        <w:rPr>
+          <w:rFonts w:ascii="Times New Roman" w:hAnsi="Times New Roman" w:cs="Times New Roman"/>
+          <w:sz w:val="24"/>
+          <w:szCs w:val="24"/>
+        </w:rPr>
+        <w:t>У</w:t>
+      </w:r>
+      <w:r>
+        <w:rPr>
+          <w:rFonts w:ascii="Times New Roman" w:hAnsi="Times New Roman" w:cs="Times New Roman"/>
+          <w:sz w:val="24"/>
+          <w:szCs w:val="24"/>
+        </w:rPr>
+        <w:t>слуги, оказанные Исполнителем</w:t>
+      </w:r>
+      <w:r>
+        <w:rPr>
+          <w:rFonts w:ascii="Times New Roman" w:hAnsi="Times New Roman" w:cs="Times New Roman"/>
+          <w:sz w:val="24"/>
+          <w:szCs w:val="24"/>
+        </w:rPr>
+        <w:t>;</w:t>
+      </w:r>
+    </w:p>
+    <w:p>
+      <w:pPr>
+        <w:pStyle w:val="a3"/>
+        <w:numPr>
+          <w:ilvl w:val="2"/>
+          <w:numId w:val="1"/>
+        </w:numPr>
+        <w:ind w:left="0" w:firstLine="142"/>
+        <w:jc w:val="both"/>
+        <w:rPr>
+          <w:rFonts w:ascii="Times New Roman" w:eastAsia="Times New Roman" w:hAnsi="Times New Roman" w:cs="Times New Roman"/>
+          <w:sz w:val="24"/>
+          <w:szCs w:val="24"/>
+          <w:lang w:eastAsia="ru-RU"/>
+        </w:rPr>
+      </w:pPr>
+      <w:r>
+        <w:rPr>
+          <w:rFonts w:ascii="Times New Roman" w:hAnsi="Times New Roman" w:cs="Times New Roman"/>
+          <w:sz w:val="24"/>
+          <w:szCs w:val="24"/>
+        </w:rPr>
+        <w:lastRenderedPageBreak/>
+        <w:t xml:space="preserve">Заказчик вправе </w:t>
+      </w:r>
+      <w:r>
+        <w:rPr>
+          <w:rFonts w:ascii="Times New Roman" w:hAnsi="Times New Roman" w:cs="Times New Roman"/>
+          <w:color w:val="000000"/>
+          <w:kern w:val="2"/>
+          <w:sz w:val="24"/>
+          <w:szCs w:val="24"/>
+          <w:shd w:val="clear" w:color="auto" w:fill="FFFFFF"/>
+          <w14:ligatures w14:val="standardContextual"/>
+        </w:rPr>
+        <w:t xml:space="preserve">потребовать от Исполнителя вернуть денежные средства за </w:t>
+      </w:r>
+      <w:proofErr w:type="spellStart"/>
+      <w:r>
+        <w:rPr>
+          <w:rFonts w:ascii="Times New Roman" w:hAnsi="Times New Roman" w:cs="Times New Roman"/>
+          <w:color w:val="000000"/>
+          <w:kern w:val="2"/>
+          <w:sz w:val="24"/>
+          <w:szCs w:val="24"/>
+          <w:shd w:val="clear" w:color="auto" w:fill="FFFFFF"/>
+          <w14:ligatures w14:val="standardContextual"/>
+        </w:rPr>
+        <w:t>неоказанные</w:t>
+      </w:r>
+      <w:proofErr w:type="spellEnd"/>
+      <w:r>
+        <w:rPr>
+          <w:rFonts w:ascii="Times New Roman" w:hAnsi="Times New Roman" w:cs="Times New Roman"/>
+          <w:color w:val="000000"/>
+          <w:kern w:val="2"/>
+          <w:sz w:val="24"/>
+          <w:szCs w:val="24"/>
+          <w:shd w:val="clear" w:color="auto" w:fill="FFFFFF"/>
+          <w14:ligatures w14:val="standardContextual"/>
+        </w:rPr>
+        <w:t xml:space="preserve"> услуги, некачественно оказанные услуги, услуги, оказанные с нарушением сроков оказания, а также, если Заказчик решил отказаться от услуг по причинам, не связанным с нарушением обязательств со стороны Исполнителя, исключительно по </w:t>
+      </w:r>
+      <w:r>
+        <w:rPr>
+          <w:rFonts w:ascii="Times New Roman" w:hAnsi="Times New Roman" w:cs="Times New Roman"/>
+          <w:kern w:val="2"/>
+          <w:sz w:val="24"/>
+          <w:szCs w:val="24"/>
+          <w14:ligatures w14:val="standardContextual"/>
+        </w:rPr>
+        <w:t>основаниям, предусмотренным действующим законодательством Российской Федерации.</w:t>
+      </w:r>
+    </w:p>
+    <w:p>
+      <w:pPr>
+        <w:pStyle w:val="a3"/>
+        <w:numPr>
+          <w:ilvl w:val="2"/>
+          <w:numId w:val="1"/>
+        </w:numPr>
+        <w:ind w:left="0" w:firstLine="142"/>
+        <w:jc w:val="both"/>
+        <w:rPr>
+          <w:rFonts w:ascii="Times New Roman" w:hAnsi="Times New Roman" w:cs="Times New Roman"/>
+          <w:sz w:val="24"/>
+          <w:szCs w:val="24"/>
+        </w:rPr>
+      </w:pPr>
+      <w:r>
+        <w:rPr>
+          <w:rFonts w:ascii="Times New Roman" w:hAnsi="Times New Roman" w:cs="Times New Roman"/>
+          <w:sz w:val="24"/>
+          <w:szCs w:val="24"/>
+        </w:rPr>
+        <w:t>Заказчик</w:t>
+      </w:r>
+      <w:r>
+        <w:rPr>
+          <w:rFonts w:ascii="Times New Roman" w:hAnsi="Times New Roman" w:cs="Times New Roman"/>
+          <w:sz w:val="24"/>
+          <w:szCs w:val="24"/>
+        </w:rPr>
+        <w:t xml:space="preserve"> гарантирует, что все условия Договора ему понятны</w:t>
+      </w:r>
+      <w:r>
+        <w:rPr>
+          <w:rFonts w:ascii="Times New Roman" w:hAnsi="Times New Roman" w:cs="Times New Roman"/>
+          <w:sz w:val="24"/>
+          <w:szCs w:val="24"/>
+        </w:rPr>
+        <w:t xml:space="preserve">; </w:t>
+      </w:r>
+      <w:r>
+        <w:rPr>
+          <w:rFonts w:ascii="Times New Roman" w:hAnsi="Times New Roman" w:cs="Times New Roman"/>
+          <w:sz w:val="24"/>
+          <w:szCs w:val="24"/>
+        </w:rPr>
+        <w:t xml:space="preserve">Заказчик </w:t>
+      </w:r>
+      <w:r>
+        <w:rPr>
+          <w:rFonts w:ascii="Times New Roman" w:hAnsi="Times New Roman" w:cs="Times New Roman"/>
+          <w:sz w:val="24"/>
+          <w:szCs w:val="24"/>
+        </w:rPr>
+        <w:t>принимает условия без оговорок, а также в полном объеме.</w:t>
+      </w:r>
+    </w:p>
+    <w:p>
+      <w:pPr>
+        <w:pStyle w:val="a3"/>
+        <w:ind w:left="567"/>
+        <w:jc w:val="both"/>
+        <w:rPr>
+          <w:rFonts w:ascii="Times New Roman" w:hAnsi="Times New Roman" w:cs="Times New Roman"/>
           <w:sz w:val="24"/>
           <w:szCs w:val="24"/>
         </w:rPr>
@@ -2941,7 +2682,7 @@
           <w:sz w:val="24"/>
           <w:szCs w:val="24"/>
         </w:rPr>
-        <w:t>Конфиденциальность и безопасность</w:t>
+        <w:t>Цена и порядок расчетов</w:t>
       </w:r>
     </w:p>
     <w:p>
@@ -2966,24 +2707,19 @@
           <w:sz w:val="24"/>
           <w:szCs w:val="24"/>
         </w:rPr>
-        <w:t>При реализации настоящего Договора Стороны обес</w:t>
-      </w:r>
-      <w:r>
-        <w:rPr>
-          <w:rFonts w:ascii="Times New Roman" w:hAnsi="Times New Roman" w:cs="Times New Roman"/>
-          <w:sz w:val="24"/>
-          <w:szCs w:val="24"/>
-        </w:rPr>
-        <w:t>п</w:t>
-      </w:r>
-      <w:r>
-        <w:rPr>
-          <w:rFonts w:ascii="Times New Roman" w:hAnsi="Times New Roman" w:cs="Times New Roman"/>
-          <w:sz w:val="24"/>
-          <w:szCs w:val="24"/>
-        </w:rPr>
-        <w:t>ечивают конфиденциальность и</w:t>
-      </w:r>
+        <w:t xml:space="preserve">Стоимость услуг Исполнителя, оказываемых Заказчиком и порядок их оплаты, определяются на основании сведений Исполнителя при оформлении заявки Заказчиком либо устанавливаются на Сайте Исполнителя в сети «Интернет»: </w:t>
+      </w:r>
+      <w:hyperlink r:id="rId10" w:history="1">
+        <w:r>
+          <w:rPr>
+            <w:rStyle w:val="a4"/>
+            <w:rFonts w:ascii="Times New Roman" w:hAnsi="Times New Roman" w:cs="Times New Roman"/>
+            <w:sz w:val="24"/>
+            <w:szCs w:val="24"/>
+          </w:rPr>
+          <w:t>https://express1.ru/</w:t>
+        </w:r>
+      </w:hyperlink>
       <w:r>
         <w:rPr>
           <w:rFonts w:ascii="Times New Roman" w:hAnsi="Times New Roman" w:cs="Times New Roman"/>
@@ -2998,7 +2734,16 @@
           <w:sz w:val="24"/>
           <w:szCs w:val="24"/>
         </w:rPr>
-        <w:t>безопасность персональных данных в соответствии с актуальной редакцией ФЗ от 27.07.2006 г. №</w:t>
+        <w:t xml:space="preserve">и мини приложении </w:t>
+      </w:r>
+      <w:r>
+        <w:rPr>
+          <w:rFonts w:ascii="Times New Roman" w:hAnsi="Times New Roman" w:cs="Times New Roman"/>
+          <w:sz w:val="24"/>
+          <w:szCs w:val="24"/>
+          <w:lang w:val="en-US"/>
+        </w:rPr>
+        <w:t>Telegram</w:t>
       </w:r>
       <w:r>
         <w:rPr>
@@ -3014,23 +2759,66 @@
           <w:sz w:val="24"/>
           <w:szCs w:val="24"/>
         </w:rPr>
-        <w:t>152-ФЗ «О персональных данных» и ФЗ от 27.07.2006 г. № 149-ФЗ «Об информации,</w:t>
-      </w:r>
-      <w:r>
-        <w:rPr>
-          <w:rFonts w:ascii="Times New Roman" w:hAnsi="Times New Roman" w:cs="Times New Roman"/>
-          <w:sz w:val="24"/>
-          <w:szCs w:val="24"/>
-        </w:rPr>
-        <w:t xml:space="preserve"> </w:t>
-      </w:r>
-      <w:r>
-        <w:rPr>
-          <w:rFonts w:ascii="Times New Roman" w:hAnsi="Times New Roman" w:cs="Times New Roman"/>
-          <w:sz w:val="24"/>
-          <w:szCs w:val="24"/>
-        </w:rPr>
-        <w:t>информационных технологиях и о защите информации».</w:t>
+        <w:t xml:space="preserve">по адресу </w:t>
+      </w:r>
+      <w:r>
+        <w:rPr>
+          <w:rFonts w:ascii="Times New Roman" w:hAnsi="Times New Roman" w:cs="Times New Roman"/>
+          <w:sz w:val="24"/>
+          <w:szCs w:val="24"/>
+        </w:rPr>
+        <w:t>@</w:t>
+      </w:r>
+      <w:r>
+        <w:rPr>
+          <w:rFonts w:ascii="Times New Roman" w:hAnsi="Times New Roman" w:cs="Times New Roman"/>
+          <w:sz w:val="24"/>
+          <w:szCs w:val="24"/>
+          <w:lang w:val="en-US"/>
+        </w:rPr>
+        <w:t>Ex</w:t>
+      </w:r>
+      <w:r>
+        <w:rPr>
+          <w:rFonts w:ascii="Times New Roman" w:hAnsi="Times New Roman" w:cs="Times New Roman"/>
+          <w:sz w:val="24"/>
+          <w:szCs w:val="24"/>
+        </w:rPr>
+        <w:t>_</w:t>
+      </w:r>
+      <w:r>
+        <w:rPr>
+          <w:rFonts w:ascii="Times New Roman" w:hAnsi="Times New Roman" w:cs="Times New Roman"/>
+          <w:sz w:val="24"/>
+          <w:szCs w:val="24"/>
+          <w:lang w:val="en-US"/>
+        </w:rPr>
+        <w:t>press</w:t>
+      </w:r>
+      <w:r>
+        <w:rPr>
+          <w:rFonts w:ascii="Times New Roman" w:hAnsi="Times New Roman" w:cs="Times New Roman"/>
+          <w:sz w:val="24"/>
+          <w:szCs w:val="24"/>
+        </w:rPr>
+        <w:t>1_</w:t>
+      </w:r>
+      <w:r>
+        <w:rPr>
+          <w:rFonts w:ascii="Times New Roman" w:hAnsi="Times New Roman" w:cs="Times New Roman"/>
+          <w:sz w:val="24"/>
+          <w:szCs w:val="24"/>
+          <w:lang w:val="en-US"/>
+        </w:rPr>
+        <w:t>bot</w:t>
+      </w:r>
+      <w:r>
+        <w:rPr>
+          <w:rFonts w:ascii="Times New Roman" w:hAnsi="Times New Roman" w:cs="Times New Roman"/>
+          <w:sz w:val="24"/>
+          <w:szCs w:val="24"/>
+        </w:rPr>
+        <w:t xml:space="preserve">  </w:t>
       </w:r>
     </w:p>
     <w:p>
@@ -3051,11 +2839,64 @@
       </w:pPr>
       <w:r>
         <w:rPr>
-          <w:rFonts w:ascii="Times New Roman" w:hAnsi="Times New Roman" w:cs="Times New Roman"/>
-          <w:sz w:val="24"/>
-          <w:szCs w:val="24"/>
-        </w:rPr>
-        <w:t>Стороны обязуются сохранять конфиденциальность информации, полученной в ходе исполнения настоящего Договора, и принять все возможные меры, чтобы предохранить полученную информацию от разглашения.</w:t>
+          <w:rFonts w:ascii="Times New Roman" w:eastAsia="Times New Roman" w:hAnsi="Times New Roman" w:cs="Times New Roman"/>
+          <w:sz w:val="24"/>
+          <w:szCs w:val="24"/>
+          <w:lang w:eastAsia="ru-RU"/>
+        </w:rPr>
+        <w:t>Все расчеты по Договору производятся в безналичном порядке</w:t>
+      </w:r>
+      <w:r>
+        <w:rPr>
+          <w:rFonts w:ascii="Times New Roman" w:eastAsia="Times New Roman" w:hAnsi="Times New Roman" w:cs="Times New Roman"/>
+          <w:sz w:val="24"/>
+          <w:szCs w:val="24"/>
+          <w:lang w:eastAsia="ru-RU"/>
+        </w:rPr>
+        <w:t>.</w:t>
+      </w:r>
+    </w:p>
+    <w:p>
+      <w:pPr>
+        <w:spacing w:after="0"/>
+        <w:ind w:left="360"/>
+        <w:jc w:val="both"/>
+        <w:rPr>
+          <w:rFonts w:ascii="Times New Roman" w:hAnsi="Times New Roman" w:cs="Times New Roman"/>
+          <w:b/>
+          <w:bCs/>
+          <w:sz w:val="24"/>
+          <w:szCs w:val="24"/>
+        </w:rPr>
+      </w:pPr>
+    </w:p>
+    <w:p>
+      <w:pPr>
+        <w:pStyle w:val="a3"/>
+        <w:numPr>
+          <w:ilvl w:val="0"/>
+          <w:numId w:val="1"/>
+        </w:numPr>
+        <w:spacing w:after="0"/>
+        <w:ind w:left="0" w:firstLine="0"/>
+        <w:jc w:val="center"/>
+        <w:rPr>
+          <w:rFonts w:ascii="Times New Roman" w:hAnsi="Times New Roman" w:cs="Times New Roman"/>
+          <w:b/>
+          <w:bCs/>
+          <w:sz w:val="24"/>
+          <w:szCs w:val="24"/>
+        </w:rPr>
+      </w:pPr>
+      <w:r>
+        <w:rPr>
+          <w:rFonts w:ascii="Times New Roman" w:hAnsi="Times New Roman" w:cs="Times New Roman"/>
+          <w:b/>
+          <w:bCs/>
+          <w:sz w:val="24"/>
+          <w:szCs w:val="24"/>
+        </w:rPr>
+        <w:t>Конфиденциальность и безопасность</w:t>
       </w:r>
     </w:p>
     <w:p>
@@ -3080,7 +2921,23 @@
           <w:sz w:val="24"/>
           <w:szCs w:val="24"/>
         </w:rPr>
-        <w:t>Под конфиденциальной информацией понимается любая информация, передаваемая</w:t>
+        <w:t>При реализации настоящего Договора Стороны обес</w:t>
+      </w:r>
+      <w:r>
+        <w:rPr>
+          <w:rFonts w:ascii="Times New Roman" w:hAnsi="Times New Roman" w:cs="Times New Roman"/>
+          <w:sz w:val="24"/>
+          <w:szCs w:val="24"/>
+        </w:rPr>
+        <w:t>п</w:t>
+      </w:r>
+      <w:r>
+        <w:rPr>
+          <w:rFonts w:ascii="Times New Roman" w:hAnsi="Times New Roman" w:cs="Times New Roman"/>
+          <w:sz w:val="24"/>
+          <w:szCs w:val="24"/>
+        </w:rPr>
+        <w:t>ечивают конфиденциальность и</w:t>
       </w:r>
       <w:r>
         <w:rPr>
@@ -3096,15 +2953,7 @@
           <w:sz w:val="24"/>
           <w:szCs w:val="24"/>
         </w:rPr>
-        <w:t>Заказчиком</w:t>
-      </w:r>
-      <w:r>
-        <w:rPr>
-          <w:rFonts w:ascii="Times New Roman" w:hAnsi="Times New Roman" w:cs="Times New Roman"/>
-          <w:sz w:val="24"/>
-          <w:szCs w:val="24"/>
-        </w:rPr>
-        <w:t xml:space="preserve"> и Исполнителем</w:t>
+        <w:t>безопасность персональных данных в соответствии с актуальной редакцией ФЗ от 27.07.2006 г. №</w:t>
       </w:r>
       <w:r>
         <w:rPr>
@@ -3120,7 +2969,23 @@
           <w:sz w:val="24"/>
           <w:szCs w:val="24"/>
         </w:rPr>
-        <w:t>в процессе реализации Договора и подлежащая защите, исключения указаны ниже.</w:t>
+        <w:t>152-ФЗ «О персональных данных» и ФЗ от 27.07.2006 г. № 149-ФЗ «Об информации,</w:t>
+      </w:r>
+      <w:r>
+        <w:rPr>
+          <w:rFonts w:ascii="Times New Roman" w:hAnsi="Times New Roman" w:cs="Times New Roman"/>
+          <w:sz w:val="24"/>
+          <w:szCs w:val="24"/>
+        </w:rPr>
+        <w:t xml:space="preserve"> </w:t>
+      </w:r>
+      <w:r>
+        <w:rPr>
+          <w:rFonts w:ascii="Times New Roman" w:hAnsi="Times New Roman" w:cs="Times New Roman"/>
+          <w:sz w:val="24"/>
+          <w:szCs w:val="24"/>
+        </w:rPr>
+        <w:t>информационных технологиях и о защите информации».</w:t>
       </w:r>
     </w:p>
     <w:p>
@@ -3145,6 +3010,80 @@
           <w:sz w:val="24"/>
           <w:szCs w:val="24"/>
         </w:rPr>
+        <w:t>Стороны обязуются сохранять конфиденциальность информации, полученной в ходе исполнения настоящего Договора, и принять все возможные меры, чтобы предохранить полученную информацию от разглашения.</w:t>
+      </w:r>
+    </w:p>
+    <w:p>
+      <w:pPr>
+        <w:pStyle w:val="a3"/>
+        <w:numPr>
+          <w:ilvl w:val="1"/>
+          <w:numId w:val="1"/>
+        </w:numPr>
+        <w:spacing w:after="0"/>
+        <w:ind w:left="0" w:firstLine="0"/>
+        <w:jc w:val="both"/>
+        <w:rPr>
+          <w:rFonts w:ascii="Times New Roman" w:hAnsi="Times New Roman" w:cs="Times New Roman"/>
+          <w:sz w:val="24"/>
+          <w:szCs w:val="24"/>
+        </w:rPr>
+      </w:pPr>
+      <w:r>
+        <w:rPr>
+          <w:rFonts w:ascii="Times New Roman" w:hAnsi="Times New Roman" w:cs="Times New Roman"/>
+          <w:sz w:val="24"/>
+          <w:szCs w:val="24"/>
+        </w:rPr>
+        <w:t>Под конфиденциальной информацией понимается любая информация, передаваемая</w:t>
+      </w:r>
+      <w:r>
+        <w:rPr>
+          <w:rFonts w:ascii="Times New Roman" w:hAnsi="Times New Roman" w:cs="Times New Roman"/>
+          <w:sz w:val="24"/>
+          <w:szCs w:val="24"/>
+        </w:rPr>
+        <w:t xml:space="preserve"> Исполнителем и Заказчиком</w:t>
+      </w:r>
+      <w:r>
+        <w:rPr>
+          <w:rFonts w:ascii="Times New Roman" w:hAnsi="Times New Roman" w:cs="Times New Roman"/>
+          <w:sz w:val="24"/>
+          <w:szCs w:val="24"/>
+        </w:rPr>
+        <w:t xml:space="preserve"> </w:t>
+      </w:r>
+      <w:r>
+        <w:rPr>
+          <w:rFonts w:ascii="Times New Roman" w:hAnsi="Times New Roman" w:cs="Times New Roman"/>
+          <w:sz w:val="24"/>
+          <w:szCs w:val="24"/>
+        </w:rPr>
+        <w:t>в процессе реализации Договора и подлежащая защите, исключения указаны ниже.</w:t>
+      </w:r>
+    </w:p>
+    <w:p>
+      <w:pPr>
+        <w:pStyle w:val="a3"/>
+        <w:numPr>
+          <w:ilvl w:val="1"/>
+          <w:numId w:val="1"/>
+        </w:numPr>
+        <w:spacing w:after="0"/>
+        <w:ind w:left="0" w:firstLine="0"/>
+        <w:jc w:val="both"/>
+        <w:rPr>
+          <w:rFonts w:ascii="Times New Roman" w:hAnsi="Times New Roman" w:cs="Times New Roman"/>
+          <w:sz w:val="24"/>
+          <w:szCs w:val="24"/>
+        </w:rPr>
+      </w:pPr>
+      <w:r>
+        <w:rPr>
+          <w:rFonts w:ascii="Times New Roman" w:hAnsi="Times New Roman" w:cs="Times New Roman"/>
+          <w:sz w:val="24"/>
+          <w:szCs w:val="24"/>
+        </w:rPr>
         <w:t>Т</w:t>
       </w:r>
       <w:r>
@@ -3153,23 +3092,7 @@
           <w:sz w:val="24"/>
           <w:szCs w:val="24"/>
         </w:rPr>
-        <w:t xml:space="preserve">акая информация может содержаться в предоставляемых </w:t>
-      </w:r>
-      <w:r>
-        <w:rPr>
-          <w:rFonts w:ascii="Times New Roman" w:hAnsi="Times New Roman" w:cs="Times New Roman"/>
-          <w:sz w:val="24"/>
-          <w:szCs w:val="24"/>
-        </w:rPr>
-        <w:t>Исполнителем</w:t>
-      </w:r>
-      <w:r>
-        <w:rPr>
-          <w:rFonts w:ascii="Times New Roman" w:hAnsi="Times New Roman" w:cs="Times New Roman"/>
-          <w:sz w:val="24"/>
-          <w:szCs w:val="24"/>
-        </w:rPr>
-        <w:t xml:space="preserve"> локальных</w:t>
+        <w:t>акая информация может содержаться в предоставляемых Исполнителю локальных</w:t>
       </w:r>
       <w:r>
         <w:rPr>
@@ -3336,7 +3259,27 @@
           <w:szCs w:val="24"/>
           <w:lang w:eastAsia="ru-RU"/>
         </w:rPr>
-        <w:t xml:space="preserve">В случае наступления этих обстоятельств Сторона обязана в </w:t>
+        <w:t>В случае наступления этих обстоятель</w:t>
+      </w:r>
+      <w:proofErr w:type="gramStart"/>
+      <w:r>
+        <w:rPr>
+          <w:rFonts w:ascii="Times New Roman" w:eastAsia="Times New Roman" w:hAnsi="Times New Roman" w:cs="Times New Roman"/>
+          <w:sz w:val="24"/>
+          <w:szCs w:val="24"/>
+          <w:lang w:eastAsia="ru-RU"/>
+        </w:rPr>
+        <w:t>ств Ст</w:t>
+      </w:r>
+      <w:proofErr w:type="gramEnd"/>
+      <w:r>
+        <w:rPr>
+          <w:rFonts w:ascii="Times New Roman" w:eastAsia="Times New Roman" w:hAnsi="Times New Roman" w:cs="Times New Roman"/>
+          <w:sz w:val="24"/>
+          <w:szCs w:val="24"/>
+          <w:lang w:eastAsia="ru-RU"/>
+        </w:rPr>
+        <w:t xml:space="preserve">орона обязана в </w:t>
       </w:r>
       <w:r>
         <w:rPr>
@@ -3449,6 +3392,42 @@
     </w:p>
     <w:p>
       <w:pPr>
+        <w:spacing w:after="0" w:line="240" w:lineRule="auto"/>
+        <w:jc w:val="both"/>
+        <w:rPr>
+          <w:rFonts w:ascii="Times New Roman" w:eastAsia="Times New Roman" w:hAnsi="Times New Roman" w:cs="Times New Roman"/>
+          <w:sz w:val="24"/>
+          <w:szCs w:val="24"/>
+          <w:lang w:eastAsia="ru-RU"/>
+        </w:rPr>
+      </w:pPr>
+    </w:p>
+    <w:p>
+      <w:pPr>
+        <w:spacing w:after="0" w:line="240" w:lineRule="auto"/>
+        <w:jc w:val="both"/>
+        <w:rPr>
+          <w:rFonts w:ascii="Times New Roman" w:eastAsia="Times New Roman" w:hAnsi="Times New Roman" w:cs="Times New Roman"/>
+          <w:sz w:val="24"/>
+          <w:szCs w:val="24"/>
+          <w:lang w:eastAsia="ru-RU"/>
+        </w:rPr>
+      </w:pPr>
+    </w:p>
+    <w:p>
+      <w:pPr>
+        <w:spacing w:after="0" w:line="240" w:lineRule="auto"/>
+        <w:jc w:val="both"/>
+        <w:rPr>
+          <w:rFonts w:ascii="Times New Roman" w:eastAsia="Times New Roman" w:hAnsi="Times New Roman" w:cs="Times New Roman"/>
+          <w:sz w:val="24"/>
+          <w:szCs w:val="24"/>
+          <w:lang w:eastAsia="ru-RU"/>
+        </w:rPr>
+      </w:pPr>
+    </w:p>
+    <w:p>
+      <w:pPr>
         <w:pStyle w:val="a3"/>
         <w:numPr>
           <w:ilvl w:val="0"/>
@@ -3474,6 +3453,7 @@
           <w:szCs w:val="24"/>
           <w:lang w:eastAsia="ru-RU"/>
         </w:rPr>
+        <w:lastRenderedPageBreak/>
         <w:t>Ответственность Сторон</w:t>
       </w:r>
     </w:p>
@@ -3589,7 +3569,103 @@
           <w:szCs w:val="24"/>
           <w:lang w:eastAsia="ru-RU"/>
         </w:rPr>
-        <w:lastRenderedPageBreak/>
+        <w:t xml:space="preserve">Исполнитель </w:t>
+      </w:r>
+      <w:r>
+        <w:rPr>
+          <w:rFonts w:ascii="Times New Roman" w:eastAsia="Times New Roman" w:hAnsi="Times New Roman" w:cs="Times New Roman"/>
+          <w:sz w:val="24"/>
+          <w:szCs w:val="24"/>
+          <w:lang w:eastAsia="ru-RU"/>
+        </w:rPr>
+        <w:t>не несет ответственности за неисполнение и/или</w:t>
+      </w:r>
+      <w:r>
+        <w:rPr>
+          <w:rFonts w:ascii="Times New Roman" w:eastAsia="Times New Roman" w:hAnsi="Times New Roman" w:cs="Times New Roman"/>
+          <w:sz w:val="24"/>
+          <w:szCs w:val="24"/>
+          <w:lang w:eastAsia="ru-RU"/>
+        </w:rPr>
+        <w:t xml:space="preserve"> </w:t>
+      </w:r>
+      <w:r>
+        <w:rPr>
+          <w:rFonts w:ascii="Times New Roman" w:eastAsia="Times New Roman" w:hAnsi="Times New Roman" w:cs="Times New Roman"/>
+          <w:sz w:val="24"/>
+          <w:szCs w:val="24"/>
+          <w:lang w:eastAsia="ru-RU"/>
+        </w:rPr>
+        <w:t>ненадлежащее исполнение обязательств по Договору, если</w:t>
+      </w:r>
+      <w:r>
+        <w:rPr>
+          <w:rFonts w:ascii="Times New Roman" w:eastAsia="Times New Roman" w:hAnsi="Times New Roman" w:cs="Times New Roman"/>
+          <w:sz w:val="24"/>
+          <w:szCs w:val="24"/>
+          <w:lang w:eastAsia="ru-RU"/>
+        </w:rPr>
+        <w:t xml:space="preserve"> </w:t>
+      </w:r>
+      <w:r>
+        <w:rPr>
+          <w:rFonts w:ascii="Times New Roman" w:eastAsia="Times New Roman" w:hAnsi="Times New Roman" w:cs="Times New Roman"/>
+          <w:sz w:val="24"/>
+          <w:szCs w:val="24"/>
+          <w:lang w:eastAsia="ru-RU"/>
+        </w:rPr>
+        <w:t>такое неисполнение и/или ненадлежащее исполнени</w:t>
+      </w:r>
+      <w:r>
+        <w:rPr>
+          <w:rFonts w:ascii="Times New Roman" w:eastAsia="Times New Roman" w:hAnsi="Times New Roman" w:cs="Times New Roman"/>
+          <w:sz w:val="24"/>
+          <w:szCs w:val="24"/>
+          <w:lang w:eastAsia="ru-RU"/>
+        </w:rPr>
+        <w:t xml:space="preserve">е </w:t>
+      </w:r>
+      <w:r>
+        <w:rPr>
+          <w:rFonts w:ascii="Times New Roman" w:eastAsia="Times New Roman" w:hAnsi="Times New Roman" w:cs="Times New Roman"/>
+          <w:sz w:val="24"/>
+          <w:szCs w:val="24"/>
+          <w:lang w:eastAsia="ru-RU"/>
+        </w:rPr>
+        <w:t xml:space="preserve">произошло по вине </w:t>
+      </w:r>
+      <w:r>
+        <w:rPr>
+          <w:rFonts w:ascii="Times New Roman" w:hAnsi="Times New Roman" w:cs="Times New Roman"/>
+          <w:sz w:val="24"/>
+          <w:szCs w:val="24"/>
+        </w:rPr>
+        <w:t>Заказчика.</w:t>
+      </w:r>
+    </w:p>
+    <w:p>
+      <w:pPr>
+        <w:pStyle w:val="a3"/>
+        <w:numPr>
+          <w:ilvl w:val="1"/>
+          <w:numId w:val="1"/>
+        </w:numPr>
+        <w:ind w:left="0" w:firstLine="0"/>
+        <w:jc w:val="both"/>
+        <w:rPr>
+          <w:rFonts w:ascii="Times New Roman" w:eastAsia="Times New Roman" w:hAnsi="Times New Roman" w:cs="Times New Roman"/>
+          <w:sz w:val="24"/>
+          <w:szCs w:val="24"/>
+          <w:lang w:eastAsia="ru-RU"/>
+        </w:rPr>
+      </w:pPr>
+      <w:r>
+        <w:rPr>
+          <w:rFonts w:ascii="Times New Roman" w:eastAsia="Times New Roman" w:hAnsi="Times New Roman" w:cs="Times New Roman"/>
+          <w:sz w:val="24"/>
+          <w:szCs w:val="24"/>
+          <w:lang w:eastAsia="ru-RU"/>
+        </w:rPr>
         <w:t>Сторона, не исполнившая или ненадлежащим образом исполнившая обязательства по Договору, обязана возместить другой Стороне причиненные такими нарушениями убытки.</w:t>
       </w:r>
     </w:p>
@@ -3610,7 +3686,6 @@
           <w:lang w:eastAsia="ru-RU"/>
         </w:rPr>
       </w:pPr>
-      <w:bookmarkStart w:id="0" w:name="_Hlk111730702"/>
       <w:r>
         <w:rPr>
           <w:rFonts w:ascii="Times New Roman" w:eastAsia="Times New Roman" w:hAnsi="Times New Roman" w:cs="Times New Roman"/>
@@ -3646,25 +3721,7 @@
           <w:szCs w:val="24"/>
           <w:lang w:eastAsia="ru-RU"/>
         </w:rPr>
-        <w:t xml:space="preserve">Оферта вступает в силу с момента </w:t>
-      </w:r>
-      <w:r>
-        <w:rPr>
-          <w:rFonts w:ascii="Times New Roman" w:eastAsia="Times New Roman" w:hAnsi="Times New Roman" w:cs="Times New Roman"/>
-          <w:sz w:val="24"/>
-          <w:szCs w:val="24"/>
-          <w:lang w:eastAsia="ru-RU"/>
-        </w:rPr>
-        <w:t xml:space="preserve">ее </w:t>
-      </w:r>
-      <w:r>
-        <w:rPr>
-          <w:rFonts w:ascii="Times New Roman" w:eastAsia="Times New Roman" w:hAnsi="Times New Roman" w:cs="Times New Roman"/>
-          <w:sz w:val="24"/>
-          <w:szCs w:val="24"/>
-          <w:lang w:eastAsia="ru-RU"/>
-        </w:rPr>
-        <w:t xml:space="preserve">размещения на Сайте </w:t>
+        <w:t xml:space="preserve">Оферта вступает в силу с момента размещения на Сайте </w:t>
       </w:r>
       <w:r>
         <w:rPr>
@@ -3797,16 +3854,7 @@
           <w:szCs w:val="24"/>
           <w:lang w:eastAsia="ru-RU"/>
         </w:rPr>
-        <w:t xml:space="preserve">Исполнителя </w:t>
-      </w:r>
-      <w:r>
-        <w:rPr>
-          <w:rFonts w:ascii="Times New Roman" w:eastAsia="Times New Roman" w:hAnsi="Times New Roman" w:cs="Times New Roman"/>
-          <w:sz w:val="24"/>
-          <w:szCs w:val="24"/>
-          <w:lang w:eastAsia="ru-RU"/>
-        </w:rPr>
-        <w:t>в сети «Интернет»</w:t>
+        <w:t>Исполнителя в сети «Интернет»</w:t>
       </w:r>
       <w:r>
         <w:rPr>
@@ -3823,33 +3871,33 @@
           <w:sz w:val="24"/>
           <w:szCs w:val="24"/>
         </w:rPr>
-        <w:t>Заказчика</w:t>
-      </w:r>
-      <w:r>
-        <w:rPr>
-          <w:rFonts w:ascii="Times New Roman" w:eastAsia="Times New Roman" w:hAnsi="Times New Roman" w:cs="Times New Roman"/>
-          <w:sz w:val="24"/>
-          <w:szCs w:val="24"/>
-          <w:lang w:eastAsia="ru-RU"/>
-        </w:rPr>
-        <w:t xml:space="preserve">, либо путем направления соответствующего уведомления на электронный или почтовый адрес, указанный </w:t>
-      </w:r>
-      <w:r>
-        <w:rPr>
-          <w:rFonts w:ascii="Times New Roman" w:hAnsi="Times New Roman" w:cs="Times New Roman"/>
-          <w:sz w:val="24"/>
-          <w:szCs w:val="24"/>
-        </w:rPr>
-        <w:t>Заказчиком</w:t>
-      </w:r>
-      <w:r>
-        <w:rPr>
-          <w:rFonts w:ascii="Times New Roman" w:eastAsia="Times New Roman" w:hAnsi="Times New Roman" w:cs="Times New Roman"/>
-          <w:sz w:val="24"/>
-          <w:szCs w:val="24"/>
-          <w:lang w:eastAsia="ru-RU"/>
-        </w:rPr>
-        <w:t xml:space="preserve"> при заключении Договора или в ходе его исполнения</w:t>
+        <w:t xml:space="preserve">Заказчика, </w:t>
+      </w:r>
+      <w:r>
+        <w:rPr>
+          <w:rFonts w:ascii="Times New Roman" w:eastAsia="Times New Roman" w:hAnsi="Times New Roman" w:cs="Times New Roman"/>
+          <w:sz w:val="24"/>
+          <w:szCs w:val="24"/>
+          <w:lang w:eastAsia="ru-RU"/>
+        </w:rPr>
+        <w:t xml:space="preserve">либо путем направления соответствующего уведомления на электронный или почтовый адрес, указанный </w:t>
+      </w:r>
+      <w:r>
+        <w:rPr>
+          <w:rFonts w:ascii="Times New Roman" w:hAnsi="Times New Roman" w:cs="Times New Roman"/>
+          <w:sz w:val="24"/>
+          <w:szCs w:val="24"/>
+        </w:rPr>
+        <w:t xml:space="preserve">Заказчиком </w:t>
+      </w:r>
+      <w:r>
+        <w:rPr>
+          <w:rFonts w:ascii="Times New Roman" w:eastAsia="Times New Roman" w:hAnsi="Times New Roman" w:cs="Times New Roman"/>
+          <w:sz w:val="24"/>
+          <w:szCs w:val="24"/>
+          <w:lang w:eastAsia="ru-RU"/>
+        </w:rPr>
+        <w:t>при заключении Договора или в ходе его исполнения</w:t>
       </w:r>
       <w:r>
         <w:rPr>
@@ -3907,7 +3955,7 @@
           <w:sz w:val="24"/>
           <w:szCs w:val="24"/>
         </w:rPr>
-        <w:t xml:space="preserve">условий настоящей </w:t>
+        <w:t xml:space="preserve">условий </w:t>
       </w:r>
       <w:r>
         <w:rPr>
@@ -3947,15 +3995,7 @@
           <w:sz w:val="24"/>
           <w:szCs w:val="24"/>
         </w:rPr>
-        <w:t>до полного исполнения Сторонами обязательств по Договору</w:t>
-      </w:r>
-      <w:r>
-        <w:rPr>
-          <w:rFonts w:ascii="Times New Roman" w:hAnsi="Times New Roman" w:cs="Times New Roman"/>
-          <w:sz w:val="24"/>
-          <w:szCs w:val="24"/>
-        </w:rPr>
-        <w:t>.</w:t>
+        <w:t>до полного исполнения Сторонами обязательств по Договору.</w:t>
       </w:r>
     </w:p>
     <w:p>
@@ -3989,23 +4029,31 @@
           <w:sz w:val="24"/>
           <w:szCs w:val="24"/>
         </w:rPr>
-        <w:t xml:space="preserve">Исполнителем </w:t>
-      </w:r>
-      <w:r>
-        <w:rPr>
-          <w:rFonts w:ascii="Times New Roman" w:hAnsi="Times New Roman" w:cs="Times New Roman"/>
-          <w:sz w:val="24"/>
-          <w:szCs w:val="24"/>
-        </w:rPr>
-        <w:t xml:space="preserve">в Договор и опубликованные на сайте в форме актуализированной Оферты, считаются принятыми </w:t>
-      </w:r>
-      <w:r>
-        <w:rPr>
-          <w:rFonts w:ascii="Times New Roman" w:hAnsi="Times New Roman" w:cs="Times New Roman"/>
-          <w:sz w:val="24"/>
-          <w:szCs w:val="24"/>
-        </w:rPr>
-        <w:t xml:space="preserve">Заказчиком </w:t>
+        <w:t>Исполнителем</w:t>
+      </w:r>
+      <w:r>
+        <w:rPr>
+          <w:rFonts w:ascii="Times New Roman" w:hAnsi="Times New Roman" w:cs="Times New Roman"/>
+          <w:sz w:val="24"/>
+          <w:szCs w:val="24"/>
+        </w:rPr>
+        <w:t xml:space="preserve"> в Договор и опубликованные на сайте в форме актуализированной Оферты, считаются принятыми </w:t>
+      </w:r>
+      <w:r>
+        <w:rPr>
+          <w:rFonts w:ascii="Times New Roman" w:hAnsi="Times New Roman" w:cs="Times New Roman"/>
+          <w:sz w:val="24"/>
+          <w:szCs w:val="24"/>
+        </w:rPr>
+        <w:t>Заказчиком</w:t>
+      </w:r>
+      <w:r>
+        <w:rPr>
+          <w:rFonts w:ascii="Times New Roman" w:hAnsi="Times New Roman" w:cs="Times New Roman"/>
+          <w:sz w:val="24"/>
+          <w:szCs w:val="24"/>
+        </w:rPr>
+        <w:t xml:space="preserve"> </w:t>
       </w:r>
       <w:r>
         <w:rPr>
@@ -4024,12 +4072,21 @@
         <w:t>.</w:t>
       </w:r>
     </w:p>
-    <w:bookmarkEnd w:id="0"/>
-    <w:p>
-      <w:pPr>
-        <w:pStyle w:val="a3"/>
+    <w:p>
+      <w:pPr>
         <w:spacing w:after="0"/>
-        <w:ind w:left="426"/>
+        <w:jc w:val="both"/>
+        <w:rPr>
+          <w:rFonts w:ascii="Times New Roman" w:eastAsia="Times New Roman" w:hAnsi="Times New Roman" w:cs="Times New Roman"/>
+          <w:sz w:val="24"/>
+          <w:szCs w:val="24"/>
+          <w:lang w:eastAsia="ru-RU"/>
+        </w:rPr>
+      </w:pPr>
+    </w:p>
+    <w:p>
+      <w:pPr>
+        <w:spacing w:after="0"/>
         <w:jc w:val="both"/>
         <w:rPr>
           <w:rFonts w:ascii="Times New Roman" w:eastAsia="Times New Roman" w:hAnsi="Times New Roman" w:cs="Times New Roman"/>
@@ -4146,15 +4203,7 @@
           <w:sz w:val="24"/>
           <w:szCs w:val="24"/>
         </w:rPr>
-        <w:t>Судебное разбирательство осуществляется в соответствии с законодательством Российской Федерации.</w:t>
-      </w:r>
-      <w:r>
-        <w:rPr>
-          <w:rFonts w:ascii="Times New Roman" w:hAnsi="Times New Roman" w:cs="Times New Roman"/>
-          <w:sz w:val="24"/>
-          <w:szCs w:val="24"/>
-        </w:rPr>
-        <w:t xml:space="preserve"> </w:t>
+        <w:t xml:space="preserve">Судебное разбирательство осуществляется в соответствии с законодательством Российской Федерации. </w:t>
       </w:r>
     </w:p>
     <w:p>
@@ -4282,87 +4331,16 @@
           <w:sz w:val="24"/>
           <w:szCs w:val="24"/>
         </w:rPr>
-        <w:t>Бездействие одной из Сторон в случае нарушения условий настоящей Оферты не лишает права заинтересованной Стороны осуществлять</w:t>
-      </w:r>
-      <w:r>
-        <w:rPr>
-          <w:rFonts w:ascii="Times New Roman" w:hAnsi="Times New Roman" w:cs="Times New Roman"/>
-          <w:sz w:val="24"/>
-          <w:szCs w:val="24"/>
-        </w:rPr>
-        <w:t xml:space="preserve"> </w:t>
-      </w:r>
-      <w:r>
-        <w:rPr>
-          <w:rFonts w:ascii="Times New Roman" w:hAnsi="Times New Roman" w:cs="Times New Roman"/>
-          <w:sz w:val="24"/>
-          <w:szCs w:val="24"/>
-        </w:rPr>
-        <w:t>защиту своих интересов позднее, а также не означает</w:t>
-      </w:r>
-      <w:r>
-        <w:rPr>
-          <w:rFonts w:ascii="Times New Roman" w:hAnsi="Times New Roman" w:cs="Times New Roman"/>
-          <w:sz w:val="24"/>
-          <w:szCs w:val="24"/>
-        </w:rPr>
-        <w:t xml:space="preserve"> </w:t>
-      </w:r>
-      <w:r>
-        <w:rPr>
-          <w:rFonts w:ascii="Times New Roman" w:hAnsi="Times New Roman" w:cs="Times New Roman"/>
-          <w:sz w:val="24"/>
-          <w:szCs w:val="24"/>
-        </w:rPr>
-        <w:t>отказа от своих прав в случае</w:t>
-      </w:r>
-      <w:r>
-        <w:rPr>
-          <w:rFonts w:ascii="Times New Roman" w:hAnsi="Times New Roman" w:cs="Times New Roman"/>
-          <w:sz w:val="24"/>
-          <w:szCs w:val="24"/>
-        </w:rPr>
-        <w:t xml:space="preserve"> </w:t>
-      </w:r>
-      <w:r>
-        <w:rPr>
-          <w:rFonts w:ascii="Times New Roman" w:hAnsi="Times New Roman" w:cs="Times New Roman"/>
-          <w:sz w:val="24"/>
-          <w:szCs w:val="24"/>
-        </w:rPr>
-        <w:t xml:space="preserve">совершения </w:t>
-      </w:r>
-      <w:r>
-        <w:rPr>
-          <w:rFonts w:ascii="Times New Roman" w:hAnsi="Times New Roman" w:cs="Times New Roman"/>
-          <w:sz w:val="24"/>
-          <w:szCs w:val="24"/>
-        </w:rPr>
-        <w:t xml:space="preserve">одной из Сторон </w:t>
-      </w:r>
-      <w:r>
-        <w:rPr>
-          <w:rFonts w:ascii="Times New Roman" w:hAnsi="Times New Roman" w:cs="Times New Roman"/>
-          <w:sz w:val="24"/>
-          <w:szCs w:val="24"/>
-        </w:rPr>
-        <w:t>подобных либо сходных</w:t>
-      </w:r>
-      <w:r>
-        <w:rPr>
-          <w:rFonts w:ascii="Times New Roman" w:hAnsi="Times New Roman" w:cs="Times New Roman"/>
-          <w:sz w:val="24"/>
-          <w:szCs w:val="24"/>
-        </w:rPr>
-        <w:t xml:space="preserve"> </w:t>
-      </w:r>
-      <w:r>
-        <w:rPr>
-          <w:rFonts w:ascii="Times New Roman" w:hAnsi="Times New Roman" w:cs="Times New Roman"/>
-          <w:sz w:val="24"/>
-          <w:szCs w:val="24"/>
-        </w:rPr>
-        <w:t>нарушений в будущем.</w:t>
+        <w:t xml:space="preserve">Бездействие одной из Сторон в случае нарушения условий настоящей Оферты не лишает права заинтересованной Стороны осуществлять защиту своих интересов позднее, </w:t>
+      </w:r>
+      <w:r>
+        <w:rPr>
+          <w:rFonts w:ascii="Times New Roman" w:hAnsi="Times New Roman" w:cs="Times New Roman"/>
+          <w:sz w:val="24"/>
+          <w:szCs w:val="24"/>
+        </w:rPr>
+        <w:lastRenderedPageBreak/>
+        <w:t>а также не означает отказа от своих прав в случае совершения одной из Сторон подобных либо сходных нарушений в будущем.</w:t>
       </w:r>
     </w:p>
     <w:p>
@@ -4387,63 +4365,7 @@
           <w:sz w:val="24"/>
           <w:szCs w:val="24"/>
         </w:rPr>
-        <w:t xml:space="preserve">Если на Сайте </w:t>
-      </w:r>
-      <w:r>
-        <w:rPr>
-          <w:rFonts w:ascii="Times New Roman" w:hAnsi="Times New Roman" w:cs="Times New Roman"/>
-          <w:sz w:val="24"/>
-          <w:szCs w:val="24"/>
-        </w:rPr>
-        <w:t>Исполнителя</w:t>
-      </w:r>
-      <w:r>
-        <w:rPr>
-          <w:rFonts w:ascii="Times New Roman" w:hAnsi="Times New Roman" w:cs="Times New Roman"/>
-          <w:sz w:val="24"/>
-          <w:szCs w:val="24"/>
-        </w:rPr>
-        <w:t xml:space="preserve"> в сети «Интернет» есть ссылки на другие веб-сайты и материалы третьих лиц, такие ссылки размещены исключительно в целях информирования, и </w:t>
-      </w:r>
-      <w:r>
-        <w:rPr>
-          <w:rFonts w:ascii="Times New Roman" w:hAnsi="Times New Roman" w:cs="Times New Roman"/>
-          <w:sz w:val="24"/>
-          <w:szCs w:val="24"/>
-        </w:rPr>
-        <w:t>Исполнитель</w:t>
-      </w:r>
-      <w:r>
-        <w:rPr>
-          <w:rFonts w:ascii="Times New Roman" w:hAnsi="Times New Roman" w:cs="Times New Roman"/>
-          <w:sz w:val="24"/>
-          <w:szCs w:val="24"/>
-        </w:rPr>
-        <w:t xml:space="preserve"> </w:t>
-      </w:r>
-      <w:r>
-        <w:rPr>
-          <w:rFonts w:ascii="Times New Roman" w:hAnsi="Times New Roman" w:cs="Times New Roman"/>
-          <w:sz w:val="24"/>
-          <w:szCs w:val="24"/>
-        </w:rPr>
-        <w:t xml:space="preserve">не имеет контроля в отношении содержания таких сайтов или материалов. </w:t>
-      </w:r>
-      <w:r>
-        <w:rPr>
-          <w:rFonts w:ascii="Times New Roman" w:hAnsi="Times New Roman" w:cs="Times New Roman"/>
-          <w:sz w:val="24"/>
-          <w:szCs w:val="24"/>
-        </w:rPr>
-        <w:t xml:space="preserve">Исполнитель </w:t>
-      </w:r>
-      <w:r>
-        <w:rPr>
-          <w:rFonts w:ascii="Times New Roman" w:hAnsi="Times New Roman" w:cs="Times New Roman"/>
-          <w:sz w:val="24"/>
-          <w:szCs w:val="24"/>
-        </w:rPr>
-        <w:t>не несет ответственность за любые убытки или ущерб, которые могут возникнуть в результате использования таких ссылок.</w:t>
+        <w:t>Если на Сайте Исполнителя в сети «Интернет» есть ссылки на другие веб-сайты и материалы третьих лиц, такие ссылки размещены исключительно в целях информирования, и Исполнитель не имеет контроля в отношении содержания таких сайтов или материалов. Исполнитель не несет ответственность за любые убытки или ущерб, которые могут возникнуть в результате использования таких ссылок.</w:t>
       </w:r>
     </w:p>
     <w:p>
@@ -4466,7 +4388,7 @@
           <w:ilvl w:val="0"/>
           <w:numId w:val="1"/>
         </w:numPr>
-        <w:spacing w:after="0"/>
+        <w:spacing w:after="0" w:line="240" w:lineRule="auto"/>
         <w:jc w:val="center"/>
         <w:rPr>
           <w:rFonts w:ascii="Times New Roman" w:hAnsi="Times New Roman" w:cs="Times New Roman"/>
@@ -4484,7 +4406,6 @@
           <w:sz w:val="24"/>
           <w:szCs w:val="24"/>
         </w:rPr>
-        <w:lastRenderedPageBreak/>
         <w:t xml:space="preserve">Реквизиты </w:t>
       </w:r>
       <w:r>
@@ -4497,20 +4418,20 @@
         </w:rPr>
         <w:t>Исполнителя</w:t>
       </w:r>
-    </w:p>
-    <w:p>
-      <w:pPr>
-        <w:spacing w:after="0"/>
-        <w:jc w:val="both"/>
-        <w:rPr>
-          <w:rFonts w:ascii="Times New Roman" w:hAnsi="Times New Roman" w:cs="Times New Roman"/>
-          <w:sz w:val="24"/>
-          <w:szCs w:val="24"/>
-        </w:rPr>
-      </w:pPr>
-    </w:p>
-    <w:p>
-      <w:pPr>
+      <w:r>
+        <w:rPr>
+          <w:rFonts w:ascii="Times New Roman" w:hAnsi="Times New Roman" w:cs="Times New Roman"/>
+          <w:b/>
+          <w:bCs/>
+          <w:sz w:val="24"/>
+          <w:szCs w:val="24"/>
+        </w:rPr>
+        <w:br/>
+      </w:r>
+    </w:p>
+    <w:p>
+      <w:pPr>
+        <w:spacing w:line="240" w:lineRule="auto"/>
         <w:rPr>
           <w:rFonts w:ascii="Times New Roman" w:hAnsi="Times New Roman" w:cs="Times New Roman"/>
           <w:sz w:val="24"/>
@@ -4535,63 +4456,380 @@
         </w:rPr>
         <w:t> </w:t>
       </w:r>
+      <w:r>
+        <w:rPr>
+          <w:rFonts w:ascii="Times New Roman" w:hAnsi="Times New Roman" w:cs="Times New Roman"/>
+          <w:sz w:val="24"/>
+          <w:szCs w:val="24"/>
+        </w:rPr>
+        <w:t>ИНДИВИДУАЛЬНЫЙ ПРЕДПРИНИМАТЕЛЬ ХИЛКОВ АЛЕКСАНДР БОРИСОВИЧ</w:t>
+      </w:r>
+    </w:p>
+    <w:p>
+      <w:pPr>
+        <w:spacing w:line="240" w:lineRule="auto"/>
+        <w:rPr>
+          <w:rFonts w:ascii="Times New Roman" w:hAnsi="Times New Roman" w:cs="Times New Roman"/>
+          <w:sz w:val="24"/>
+          <w:szCs w:val="24"/>
+        </w:rPr>
+      </w:pPr>
+      <w:r>
+        <w:rPr>
+          <w:rFonts w:ascii="Times New Roman" w:hAnsi="Times New Roman" w:cs="Times New Roman"/>
+          <w:sz w:val="24"/>
+          <w:szCs w:val="24"/>
+        </w:rPr>
+        <w:t>Юридический адрес организации</w:t>
+      </w:r>
+    </w:p>
+    <w:p>
+      <w:pPr>
+        <w:spacing w:line="240" w:lineRule="auto"/>
+        <w:rPr>
+          <w:rFonts w:ascii="Times New Roman" w:hAnsi="Times New Roman" w:cs="Times New Roman"/>
+          <w:sz w:val="24"/>
+          <w:szCs w:val="24"/>
+        </w:rPr>
+      </w:pPr>
+      <w:r>
+        <w:rPr>
+          <w:rFonts w:ascii="Times New Roman" w:hAnsi="Times New Roman" w:cs="Times New Roman"/>
+          <w:sz w:val="24"/>
+          <w:szCs w:val="24"/>
+        </w:rPr>
+        <w:t xml:space="preserve">620026, РОССИЯ, СВЕРДЛОВСКАЯ </w:t>
+      </w:r>
+      <w:proofErr w:type="gramStart"/>
+      <w:r>
+        <w:rPr>
+          <w:rFonts w:ascii="Times New Roman" w:hAnsi="Times New Roman" w:cs="Times New Roman"/>
+          <w:sz w:val="24"/>
+          <w:szCs w:val="24"/>
+        </w:rPr>
+        <w:t>ОБЛ</w:t>
+      </w:r>
+      <w:proofErr w:type="gramEnd"/>
+      <w:r>
+        <w:rPr>
+          <w:rFonts w:ascii="Times New Roman" w:hAnsi="Times New Roman" w:cs="Times New Roman"/>
+          <w:sz w:val="24"/>
+          <w:szCs w:val="24"/>
+        </w:rPr>
+        <w:t>, Г ЕКАТЕРИНБУРГ, УЛ ТВЕРИТИНА, Д 34, КВ 572</w:t>
+      </w:r>
+    </w:p>
+    <w:p>
+      <w:pPr>
+        <w:spacing w:line="240" w:lineRule="auto"/>
+        <w:rPr>
+          <w:rFonts w:ascii="Times New Roman" w:hAnsi="Times New Roman" w:cs="Times New Roman"/>
+          <w:sz w:val="24"/>
+          <w:szCs w:val="24"/>
+        </w:rPr>
+      </w:pPr>
+      <w:r>
+        <w:rPr>
+          <w:rFonts w:ascii="Times New Roman" w:hAnsi="Times New Roman" w:cs="Times New Roman"/>
+          <w:sz w:val="24"/>
+          <w:szCs w:val="24"/>
+        </w:rPr>
+        <w:t>ИНН</w:t>
+      </w:r>
+    </w:p>
+    <w:p>
+      <w:pPr>
+        <w:spacing w:line="240" w:lineRule="auto"/>
+        <w:rPr>
+          <w:rFonts w:ascii="Times New Roman" w:hAnsi="Times New Roman" w:cs="Times New Roman"/>
+          <w:sz w:val="24"/>
+          <w:szCs w:val="24"/>
+        </w:rPr>
+      </w:pPr>
+      <w:r>
+        <w:rPr>
+          <w:rFonts w:ascii="Times New Roman" w:hAnsi="Times New Roman" w:cs="Times New Roman"/>
+          <w:sz w:val="24"/>
+          <w:szCs w:val="24"/>
+        </w:rPr>
+        <w:t>665803826172</w:t>
+      </w:r>
+    </w:p>
+    <w:p>
+      <w:pPr>
+        <w:spacing w:line="240" w:lineRule="auto"/>
+        <w:rPr>
+          <w:rFonts w:ascii="Times New Roman" w:hAnsi="Times New Roman" w:cs="Times New Roman"/>
+          <w:sz w:val="24"/>
+          <w:szCs w:val="24"/>
+        </w:rPr>
+      </w:pPr>
+      <w:r>
+        <w:rPr>
+          <w:rFonts w:ascii="Times New Roman" w:hAnsi="Times New Roman" w:cs="Times New Roman"/>
+          <w:sz w:val="24"/>
+          <w:szCs w:val="24"/>
+        </w:rPr>
+        <w:t>ОГРН/ОГРНИП</w:t>
+      </w:r>
+    </w:p>
+    <w:p>
+      <w:pPr>
+        <w:spacing w:line="240" w:lineRule="auto"/>
+        <w:rPr>
+          <w:rFonts w:ascii="Times New Roman" w:hAnsi="Times New Roman" w:cs="Times New Roman"/>
+          <w:sz w:val="24"/>
+          <w:szCs w:val="24"/>
+        </w:rPr>
+      </w:pPr>
+      <w:r>
+        <w:rPr>
+          <w:rFonts w:ascii="Times New Roman" w:hAnsi="Times New Roman" w:cs="Times New Roman"/>
+          <w:sz w:val="24"/>
+          <w:szCs w:val="24"/>
+        </w:rPr>
+        <w:t>326965800055398</w:t>
+      </w:r>
+    </w:p>
+    <w:p>
+      <w:pPr>
+        <w:spacing w:line="240" w:lineRule="auto"/>
+        <w:rPr>
+          <w:rFonts w:ascii="Times New Roman" w:hAnsi="Times New Roman" w:cs="Times New Roman"/>
+          <w:sz w:val="24"/>
+          <w:szCs w:val="24"/>
+        </w:rPr>
+      </w:pPr>
+      <w:r>
+        <w:rPr>
+          <w:rFonts w:ascii="Times New Roman" w:hAnsi="Times New Roman" w:cs="Times New Roman"/>
+          <w:sz w:val="24"/>
+          <w:szCs w:val="24"/>
+        </w:rPr>
+        <w:t>Расчетный счет</w:t>
+      </w:r>
+    </w:p>
+    <w:p>
+      <w:pPr>
+        <w:spacing w:line="240" w:lineRule="auto"/>
+        <w:rPr>
+          <w:rFonts w:ascii="Times New Roman" w:hAnsi="Times New Roman" w:cs="Times New Roman"/>
+          <w:sz w:val="24"/>
+          <w:szCs w:val="24"/>
+        </w:rPr>
+      </w:pPr>
+      <w:r>
+        <w:rPr>
+          <w:rFonts w:ascii="Times New Roman" w:hAnsi="Times New Roman" w:cs="Times New Roman"/>
+          <w:sz w:val="24"/>
+          <w:szCs w:val="24"/>
+        </w:rPr>
+        <w:t>40802810300009416822</w:t>
+      </w:r>
+    </w:p>
+    <w:p>
+      <w:pPr>
+        <w:spacing w:line="240" w:lineRule="auto"/>
+        <w:rPr>
+          <w:rFonts w:ascii="Times New Roman" w:hAnsi="Times New Roman" w:cs="Times New Roman"/>
+          <w:sz w:val="24"/>
+          <w:szCs w:val="24"/>
+        </w:rPr>
+      </w:pPr>
+      <w:r>
+        <w:rPr>
+          <w:rFonts w:ascii="Times New Roman" w:hAnsi="Times New Roman" w:cs="Times New Roman"/>
+          <w:sz w:val="24"/>
+          <w:szCs w:val="24"/>
+        </w:rPr>
+        <w:t>Банк</w:t>
+      </w:r>
+    </w:p>
+    <w:p>
+      <w:pPr>
+        <w:spacing w:line="240" w:lineRule="auto"/>
+        <w:rPr>
+          <w:rFonts w:ascii="Times New Roman" w:hAnsi="Times New Roman" w:cs="Times New Roman"/>
+          <w:sz w:val="24"/>
+          <w:szCs w:val="24"/>
+        </w:rPr>
+      </w:pPr>
+      <w:r>
+        <w:rPr>
+          <w:rFonts w:ascii="Times New Roman" w:hAnsi="Times New Roman" w:cs="Times New Roman"/>
+          <w:sz w:val="24"/>
+          <w:szCs w:val="24"/>
+        </w:rPr>
+        <w:t>АО «</w:t>
+      </w:r>
       <w:proofErr w:type="spellStart"/>
+      <w:r>
+        <w:rPr>
+          <w:rFonts w:ascii="Times New Roman" w:hAnsi="Times New Roman" w:cs="Times New Roman"/>
+          <w:sz w:val="24"/>
+          <w:szCs w:val="24"/>
+        </w:rPr>
+        <w:t>ТБанк</w:t>
+      </w:r>
       <w:proofErr w:type="spellEnd"/>
-    </w:p>
-    <w:p>
-      <w:pPr>
-        <w:rPr>
-          <w:rFonts w:ascii="Times New Roman" w:hAnsi="Times New Roman" w:cs="Times New Roman"/>
-          <w:sz w:val="24"/>
-          <w:szCs w:val="24"/>
-        </w:rPr>
-      </w:pPr>
-      <w:r>
-        <w:rPr>
-          <w:rFonts w:ascii="Times New Roman" w:hAnsi="Times New Roman" w:cs="Times New Roman"/>
-          <w:sz w:val="24"/>
-          <w:szCs w:val="24"/>
-        </w:rPr>
-        <w:t xml:space="preserve">ИНН: </w:t>
-      </w:r>
-      <w:r>
-        <w:rPr>
-          <w:rFonts w:ascii="Times New Roman" w:hAnsi="Times New Roman" w:cs="Times New Roman"/>
-          <w:sz w:val="24"/>
-          <w:szCs w:val="24"/>
-          <w:lang w:val="en-US"/>
-        </w:rPr>
-        <w:t>665803826172</w:t>
-      </w:r>
-    </w:p>
-    <w:p>
-      <w:pPr>
-        <w:rPr>
-          <w:rFonts w:ascii="Times New Roman" w:hAnsi="Times New Roman" w:cs="Times New Roman"/>
-          <w:sz w:val="24"/>
-          <w:szCs w:val="24"/>
-        </w:rPr>
-      </w:pPr>
-      <w:r>
-        <w:rPr>
-          <w:rFonts w:ascii="Times New Roman" w:hAnsi="Times New Roman" w:cs="Times New Roman"/>
-          <w:sz w:val="24"/>
-          <w:szCs w:val="24"/>
-        </w:rPr>
-        <w:t xml:space="preserve">ОГРН/ОГРНИП: </w:t>
-      </w:r>
-      <w:r>
-        <w:rPr>
-          <w:rFonts w:ascii="Times New Roman" w:hAnsi="Times New Roman" w:cs="Times New Roman"/>
-          <w:sz w:val="24"/>
-          <w:szCs w:val="24"/>
-          <w:lang w:val="en-US"/>
-        </w:rPr>
-        <w:t> </w:t>
-      </w:r>
-    </w:p>
-    <w:p>
-      <w:pPr>
+      <w:r>
+        <w:rPr>
+          <w:rFonts w:ascii="Times New Roman" w:hAnsi="Times New Roman" w:cs="Times New Roman"/>
+          <w:sz w:val="24"/>
+          <w:szCs w:val="24"/>
+        </w:rPr>
+        <w:t>»</w:t>
+      </w:r>
+    </w:p>
+    <w:p>
+      <w:pPr>
+        <w:spacing w:line="240" w:lineRule="auto"/>
+        <w:rPr>
+          <w:rFonts w:ascii="Times New Roman" w:hAnsi="Times New Roman" w:cs="Times New Roman"/>
+          <w:sz w:val="24"/>
+          <w:szCs w:val="24"/>
+        </w:rPr>
+      </w:pPr>
+      <w:r>
+        <w:rPr>
+          <w:rFonts w:ascii="Times New Roman" w:hAnsi="Times New Roman" w:cs="Times New Roman"/>
+          <w:sz w:val="24"/>
+          <w:szCs w:val="24"/>
+        </w:rPr>
+        <w:t>ИНН банка</w:t>
+      </w:r>
+    </w:p>
+    <w:p>
+      <w:pPr>
+        <w:spacing w:line="240" w:lineRule="auto"/>
+        <w:rPr>
+          <w:rFonts w:ascii="Times New Roman" w:hAnsi="Times New Roman" w:cs="Times New Roman"/>
+          <w:sz w:val="24"/>
+          <w:szCs w:val="24"/>
+        </w:rPr>
+      </w:pPr>
+      <w:r>
+        <w:rPr>
+          <w:rFonts w:ascii="Times New Roman" w:hAnsi="Times New Roman" w:cs="Times New Roman"/>
+          <w:sz w:val="24"/>
+          <w:szCs w:val="24"/>
+        </w:rPr>
+        <w:t>7710140679</w:t>
+      </w:r>
+    </w:p>
+    <w:p>
+      <w:pPr>
+        <w:spacing w:line="240" w:lineRule="auto"/>
+        <w:rPr>
+          <w:rFonts w:ascii="Times New Roman" w:hAnsi="Times New Roman" w:cs="Times New Roman"/>
+          <w:sz w:val="24"/>
+          <w:szCs w:val="24"/>
+        </w:rPr>
+      </w:pPr>
+      <w:r>
+        <w:rPr>
+          <w:rFonts w:ascii="Times New Roman" w:hAnsi="Times New Roman" w:cs="Times New Roman"/>
+          <w:sz w:val="24"/>
+          <w:szCs w:val="24"/>
+        </w:rPr>
+        <w:t>БИК банка</w:t>
+      </w:r>
+    </w:p>
+    <w:p>
+      <w:pPr>
+        <w:spacing w:line="240" w:lineRule="auto"/>
+        <w:rPr>
+          <w:rFonts w:ascii="Times New Roman" w:hAnsi="Times New Roman" w:cs="Times New Roman"/>
+          <w:sz w:val="24"/>
+          <w:szCs w:val="24"/>
+        </w:rPr>
+      </w:pPr>
+      <w:r>
+        <w:rPr>
+          <w:rFonts w:ascii="Times New Roman" w:hAnsi="Times New Roman" w:cs="Times New Roman"/>
+          <w:sz w:val="24"/>
+          <w:szCs w:val="24"/>
+        </w:rPr>
+        <w:t>044525974</w:t>
+      </w:r>
+    </w:p>
+    <w:p>
+      <w:pPr>
+        <w:spacing w:line="240" w:lineRule="auto"/>
+        <w:rPr>
+          <w:rFonts w:ascii="Times New Roman" w:hAnsi="Times New Roman" w:cs="Times New Roman"/>
+          <w:sz w:val="24"/>
+          <w:szCs w:val="24"/>
+        </w:rPr>
+      </w:pPr>
+      <w:r>
+        <w:rPr>
+          <w:rFonts w:ascii="Times New Roman" w:hAnsi="Times New Roman" w:cs="Times New Roman"/>
+          <w:sz w:val="24"/>
+          <w:szCs w:val="24"/>
+        </w:rPr>
+        <w:t>Корреспондентский счет банка</w:t>
+      </w:r>
+    </w:p>
+    <w:p>
+      <w:pPr>
+        <w:spacing w:line="240" w:lineRule="auto"/>
+        <w:rPr>
+          <w:rFonts w:ascii="Times New Roman" w:hAnsi="Times New Roman" w:cs="Times New Roman"/>
+          <w:sz w:val="24"/>
+          <w:szCs w:val="24"/>
+        </w:rPr>
+      </w:pPr>
+      <w:r>
+        <w:rPr>
+          <w:rFonts w:ascii="Times New Roman" w:hAnsi="Times New Roman" w:cs="Times New Roman"/>
+          <w:sz w:val="24"/>
+          <w:szCs w:val="24"/>
+        </w:rPr>
+        <w:t>30101810145250000974</w:t>
+      </w:r>
+    </w:p>
+    <w:p>
+      <w:pPr>
+        <w:spacing w:line="240" w:lineRule="auto"/>
+        <w:rPr>
+          <w:rFonts w:ascii="Times New Roman" w:hAnsi="Times New Roman" w:cs="Times New Roman"/>
+          <w:sz w:val="24"/>
+          <w:szCs w:val="24"/>
+        </w:rPr>
+      </w:pPr>
+      <w:r>
+        <w:rPr>
+          <w:rFonts w:ascii="Times New Roman" w:hAnsi="Times New Roman" w:cs="Times New Roman"/>
+          <w:sz w:val="24"/>
+          <w:szCs w:val="24"/>
+        </w:rPr>
+        <w:t>Юридический адрес банка</w:t>
+      </w:r>
+    </w:p>
+    <w:p>
+      <w:pPr>
+        <w:spacing w:line="240" w:lineRule="auto"/>
+        <w:rPr>
+          <w:rFonts w:ascii="Times New Roman" w:hAnsi="Times New Roman" w:cs="Times New Roman"/>
+          <w:sz w:val="24"/>
+          <w:szCs w:val="24"/>
+        </w:rPr>
+      </w:pPr>
+      <w:r>
+        <w:rPr>
+          <w:rFonts w:ascii="Times New Roman" w:hAnsi="Times New Roman" w:cs="Times New Roman"/>
+          <w:sz w:val="24"/>
+          <w:szCs w:val="24"/>
+        </w:rPr>
+        <w:t>127287, г. Москва, ул. Хуторская 2-я, д. 38А, стр. 26</w:t>
+      </w:r>
+      <w:bookmarkStart w:id="0" w:name="_GoBack"/>
+      <w:bookmarkEnd w:id="0"/>
+    </w:p>
+    <w:p>
+      <w:pPr>
+        <w:spacing w:line="240" w:lineRule="auto"/>
         <w:rPr>
           <w:rFonts w:ascii="Times New Roman" w:hAnsi="Times New Roman" w:cs="Times New Roman"/>
           <w:sz w:val="24"/>
@@ -4606,31 +4844,61 @@
         </w:rPr>
         <w:t xml:space="preserve">Контактный телефон: </w:t>
       </w:r>
-      <w:r>
-        <w:rPr>
-          <w:rFonts w:ascii="Times New Roman" w:hAnsi="Times New Roman" w:cs="Times New Roman"/>
-          <w:sz w:val="24"/>
-          <w:szCs w:val="24"/>
-          <w:lang w:val="en-US"/>
+    </w:p>
+    <w:p>
+      <w:pPr>
+        <w:spacing w:line="240" w:lineRule="auto"/>
+        <w:rPr>
+          <w:rFonts w:ascii="Times New Roman" w:hAnsi="Times New Roman" w:cs="Times New Roman"/>
+          <w:sz w:val="24"/>
+          <w:szCs w:val="24"/>
+        </w:rPr>
+      </w:pPr>
+      <w:r>
+        <w:rPr>
+          <w:rFonts w:ascii="Times New Roman" w:hAnsi="Times New Roman" w:cs="Times New Roman"/>
+          <w:color w:val="000000"/>
+          <w:sz w:val="24"/>
+          <w:szCs w:val="24"/>
+          <w:shd w:val="clear" w:color="auto" w:fill="FFFFFF"/>
+        </w:rPr>
+        <w:t>8 (343) 229-50-28</w:t>
+      </w:r>
+    </w:p>
+    <w:p>
+      <w:pPr>
+        <w:spacing w:line="240" w:lineRule="auto"/>
+        <w:rPr>
+          <w:rFonts w:ascii="Times New Roman" w:hAnsi="Times New Roman" w:cs="Times New Roman"/>
+          <w:sz w:val="24"/>
+          <w:szCs w:val="24"/>
+        </w:rPr>
+      </w:pPr>
+      <w:r>
+        <w:rPr>
+          <w:rFonts w:ascii="Times New Roman" w:hAnsi="Times New Roman" w:cs="Times New Roman"/>
+          <w:sz w:val="24"/>
+          <w:szCs w:val="24"/>
         </w:rPr>
         <w:t>+7 982 724-00-47</w:t>
       </w:r>
     </w:p>
     <w:p>
       <w:pPr>
-        <w:rPr>
-          <w:rFonts w:ascii="Times New Roman" w:hAnsi="Times New Roman" w:cs="Times New Roman"/>
-          <w:sz w:val="24"/>
-          <w:szCs w:val="24"/>
-        </w:rPr>
-      </w:pPr>
-      <w:r>
-        <w:rPr>
-          <w:rFonts w:ascii="Times New Roman" w:hAnsi="Times New Roman" w:cs="Times New Roman"/>
-          <w:sz w:val="24"/>
-          <w:szCs w:val="24"/>
-        </w:rPr>
-        <w:t xml:space="preserve">Контактный </w:t>
+        <w:spacing w:line="240" w:lineRule="auto"/>
+        <w:rPr>
+          <w:rFonts w:ascii="Times New Roman" w:hAnsi="Times New Roman" w:cs="Times New Roman"/>
+          <w:sz w:val="24"/>
+          <w:szCs w:val="24"/>
+        </w:rPr>
+      </w:pPr>
+      <w:r>
+        <w:rPr>
+          <w:rFonts w:ascii="Times New Roman" w:hAnsi="Times New Roman" w:cs="Times New Roman"/>
+          <w:sz w:val="24"/>
+          <w:szCs w:val="24"/>
+        </w:rPr>
+        <w:t>Контактный e-</w:t>
       </w:r>
       <w:proofErr w:type="spellStart"/>
       <w:r>
@@ -4639,7 +4907,7 @@
           <w:sz w:val="24"/>
           <w:szCs w:val="24"/>
         </w:rPr>
-        <w:t>e-mail</w:t>
+        <w:t>mail</w:t>
       </w:r>
       <w:proofErr w:type="spellEnd"/>
       <w:r>
@@ -4648,21 +4916,49 @@
           <w:sz w:val="24"/>
           <w:szCs w:val="24"/>
         </w:rPr>
-        <w:t xml:space="preserve">: </w:t>
-      </w:r>
-      <w:r>
-        <w:rPr>
-          <w:rFonts w:ascii="Times New Roman" w:hAnsi="Times New Roman" w:cs="Times New Roman"/>
-          <w:sz w:val="24"/>
-          <w:szCs w:val="24"/>
-          <w:lang w:val="en-US"/>
-        </w:rPr>
-        <w:t>khilkoffab@gmail.com</w:t>
-      </w:r>
-    </w:p>
-    <w:p/>
+        <w:t>:</w:t>
+      </w:r>
+    </w:p>
+    <w:p>
+      <w:pPr>
+        <w:spacing w:line="240" w:lineRule="auto"/>
+        <w:rPr>
+          <w:rFonts w:ascii="Times New Roman" w:hAnsi="Times New Roman" w:cs="Times New Roman"/>
+          <w:sz w:val="24"/>
+          <w:szCs w:val="24"/>
+        </w:rPr>
+      </w:pPr>
+      <w:r>
+        <w:rPr>
+          <w:rFonts w:ascii="Times New Roman" w:hAnsi="Times New Roman" w:cs="Times New Roman"/>
+          <w:color w:val="000000"/>
+          <w:sz w:val="24"/>
+          <w:szCs w:val="24"/>
+          <w:shd w:val="clear" w:color="auto" w:fill="FFFFFF"/>
+        </w:rPr>
+        <w:t>info@express1.ru</w:t>
+      </w:r>
+    </w:p>
+    <w:p>
+      <w:pPr>
+        <w:spacing w:line="240" w:lineRule="auto"/>
+        <w:rPr>
+          <w:rFonts w:ascii="Times New Roman" w:hAnsi="Times New Roman" w:cs="Times New Roman"/>
+          <w:sz w:val="24"/>
+          <w:szCs w:val="24"/>
+        </w:rPr>
+      </w:pPr>
+      <w:r>
+        <w:rPr>
+          <w:rFonts w:ascii="Times New Roman" w:hAnsi="Times New Roman" w:cs="Times New Roman"/>
+          <w:sz w:val="24"/>
+          <w:szCs w:val="24"/>
+        </w:rPr>
+        <w:t xml:space="preserve"> khilkoffab@gmail.com</w:t>
+      </w:r>
+    </w:p>
     <w:sectPr>
-      <w:footerReference w:type="default" r:id="rId7"/>
+      <w:footerReference w:type="default" r:id="rId11"/>
       <w:pgSz w:w="11906" w:h="16838"/>
       <w:pgMar w:top="1134" w:right="850" w:bottom="1134" w:left="1701" w:header="708" w:footer="708" w:gutter="0"/>
       <w:cols w:space="708"/>
@@ -4673,7 +4969,7 @@
 </file>
 
 <file path=word/endnotes.xml><?xml version="1.0" encoding="utf-8"?>
-<w:endnotes xmlns:wpc="http://schemas.microsoft.com/office/word/2010/wordprocessingCanvas" xmlns:cx="http://schemas.microsoft.com/office/drawing/2014/chartex" xmlns:cx1="http://schemas.microsoft.com/office/drawing/2015/9/8/chartex" xmlns:cx2="http://schemas.microsoft.com/office/drawing/2015/10/21/chartex" xmlns:cx3="http://schemas.microsoft.com/office/drawing/2016/5/9/chartex" xmlns:cx4="http://schemas.microsoft.com/office/drawing/2016/5/10/chartex" xmlns:cx5="http://schemas.microsoft.com/office/drawing/2016/5/11/chartex" xmlns:cx6="http://schemas.microsoft.com/office/drawing/2016/5/12/chartex" xmlns:cx7="http://schemas.microsoft.com/office/drawing/2016/5/13/chartex" xmlns:cx8="http://schemas.microsoft.com/office/drawing/2016/5/14/chartex" xmlns:mc="http://schemas.openxmlformats.org/markup-compatibility/2006" xmlns:aink="http://schemas.microsoft.com/office/drawing/2016/ink" xmlns:am3d="http://schemas.microsoft.com/office/drawing/2017/model3d" xmlns:o="urn:schemas-microsoft-com:office:office" xmlns:oel="http://schemas.microsoft.com/office/2019/extlst" xmlns:r="http://schemas.openxmlformats.org/officeDocument/2006/relationships" xmlns:m="http://schemas.openxmlformats.org/officeDocument/2006/math" xmlns:v="urn:schemas-microsoft-com:vml" xmlns:wp14="http://schemas.microsoft.com/office/word/2010/wordprocessingDrawing" xmlns:wp="http://schemas.openxmlformats.org/drawingml/2006/wordprocessingDrawing" xmlns:w10="urn:schemas-microsoft-com:office:word" xmlns:w="http://schemas.openxmlformats.org/wordprocessingml/2006/main" xmlns:w14="http://schemas.microsoft.com/office/word/2010/wordml" xmlns:w15="http://schemas.microsoft.com/office/word/2012/wordml" xmlns:w16cex="http://schemas.microsoft.com/office/word/2018/wordml/cex" xmlns:w16cid="http://schemas.microsoft.com/office/word/2016/wordml/cid" xmlns:w16="http://schemas.microsoft.com/office/word/2018/wordml" xmlns:w16sdtdh="http://schemas.microsoft.com/office/word/2020/wordml/sdtdatahash" xmlns:w16se="http://schemas.microsoft.com/office/word/2015/wordml/symex" xmlns:wpg="http://schemas.microsoft.com/office/word/2010/wordprocessingGroup" xmlns:wpi="http://schemas.microsoft.com/office/word/2010/wordprocessingInk" xmlns:wne="http://schemas.microsoft.com/office/word/2006/wordml" xmlns:wps="http://schemas.microsoft.com/office/word/2010/wordprocessingShape" mc:Ignorable="w14 w15 w16se w16cid w16 w16cex w16sdtdh wp14">
+<w:endnotes xmlns:wpc="http://schemas.microsoft.com/office/word/2010/wordprocessingCanvas" xmlns:mc="http://schemas.openxmlformats.org/markup-compatibility/2006" xmlns:o="urn:schemas-microsoft-com:office:office" xmlns:r="http://schemas.openxmlformats.org/officeDocument/2006/relationships" xmlns:m="http://schemas.openxmlformats.org/officeDocument/2006/math" xmlns:v="urn:schemas-microsoft-com:vml" xmlns:wp14="http://schemas.microsoft.com/office/word/2010/wordprocessingDrawing" xmlns:wp="http://schemas.openxmlformats.org/drawingml/2006/wordprocessingDrawing" xmlns:w10="urn:schemas-microsoft-com:office:word" xmlns:w="http://schemas.openxmlformats.org/wordprocessingml/2006/main" xmlns:w14="http://schemas.microsoft.com/office/word/2010/wordml" xmlns:wpg="http://schemas.microsoft.com/office/word/2010/wordprocessingGroup" xmlns:wpi="http://schemas.microsoft.com/office/word/2010/wordprocessingInk" xmlns:wne="http://schemas.microsoft.com/office/word/2006/wordml" xmlns:wps="http://schemas.microsoft.com/office/word/2010/wordprocessingShape" mc:Ignorable="w14 wp14">
   <w:endnote w:type="separator" w:id="-1">
     <w:p>
       <w:pPr>
@@ -4698,7 +4994,7 @@
 </file>
 
 <file path=word/footer1.xml><?xml version="1.0" encoding="utf-8"?>
-<w:ftr xmlns:wpc="http://schemas.microsoft.com/office/word/2010/wordprocessingCanvas" xmlns:cx="http://schemas.microsoft.com/office/drawing/2014/chartex" xmlns:cx1="http://schemas.microsoft.com/office/drawing/2015/9/8/chartex" xmlns:cx2="http://schemas.microsoft.com/office/drawing/2015/10/21/chartex" xmlns:cx3="http://schemas.microsoft.com/office/drawing/2016/5/9/chartex" xmlns:cx4="http://schemas.microsoft.com/office/drawing/2016/5/10/chartex" xmlns:cx5="http://schemas.microsoft.com/office/drawing/2016/5/11/chartex" xmlns:cx6="http://schemas.microsoft.com/office/drawing/2016/5/12/chartex" xmlns:cx7="http://schemas.microsoft.com/office/drawing/2016/5/13/chartex" xmlns:cx8="http://schemas.microsoft.com/office/drawing/2016/5/14/chartex" xmlns:mc="http://schemas.openxmlformats.org/markup-compatibility/2006" xmlns:aink="http://schemas.microsoft.com/office/drawing/2016/ink" xmlns:am3d="http://schemas.microsoft.com/office/drawing/2017/model3d" xmlns:o="urn:schemas-microsoft-com:office:office" xmlns:oel="http://schemas.microsoft.com/office/2019/extlst" xmlns:r="http://schemas.openxmlformats.org/officeDocument/2006/relationships" xmlns:m="http://schemas.openxmlformats.org/officeDocument/2006/math" xmlns:v="urn:schemas-microsoft-com:vml" xmlns:wp14="http://schemas.microsoft.com/office/word/2010/wordprocessingDrawing" xmlns:wp="http://schemas.openxmlformats.org/drawingml/2006/wordprocessingDrawing" xmlns:w10="urn:schemas-microsoft-com:office:word" xmlns:w="http://schemas.openxmlformats.org/wordprocessingml/2006/main" xmlns:w14="http://schemas.microsoft.com/office/word/2010/wordml" xmlns:w15="http://schemas.microsoft.com/office/word/2012/wordml" xmlns:w16cex="http://schemas.microsoft.com/office/word/2018/wordml/cex" xmlns:w16cid="http://schemas.microsoft.com/office/word/2016/wordml/cid" xmlns:w16="http://schemas.microsoft.com/office/word/2018/wordml" xmlns:w16sdtdh="http://schemas.microsoft.com/office/word/2020/wordml/sdtdatahash" xmlns:w16se="http://schemas.microsoft.com/office/word/2015/wordml/symex" xmlns:wpg="http://schemas.microsoft.com/office/word/2010/wordprocessingGroup" xmlns:wpi="http://schemas.microsoft.com/office/word/2010/wordprocessingInk" xmlns:wne="http://schemas.microsoft.com/office/word/2006/wordml" xmlns:wps="http://schemas.microsoft.com/office/word/2010/wordprocessingShape" mc:Ignorable="w14 w15 w16se w16cid w16 w16cex w16sdtdh wp14">
+<w:ftr xmlns:wpc="http://schemas.microsoft.com/office/word/2010/wordprocessingCanvas" xmlns:mc="http://schemas.openxmlformats.org/markup-compatibility/2006" xmlns:o="urn:schemas-microsoft-com:office:office" xmlns:r="http://schemas.openxmlformats.org/officeDocument/2006/relationships" xmlns:m="http://schemas.openxmlformats.org/officeDocument/2006/math" xmlns:v="urn:schemas-microsoft-com:vml" xmlns:wp14="http://schemas.microsoft.com/office/word/2010/wordprocessingDrawing" xmlns:wp="http://schemas.openxmlformats.org/drawingml/2006/wordprocessingDrawing" xmlns:w10="urn:schemas-microsoft-com:office:word" xmlns:w="http://schemas.openxmlformats.org/wordprocessingml/2006/main" xmlns:w14="http://schemas.microsoft.com/office/word/2010/wordml" xmlns:wpg="http://schemas.microsoft.com/office/word/2010/wordprocessingGroup" xmlns:wpi="http://schemas.microsoft.com/office/word/2010/wordprocessingInk" xmlns:wne="http://schemas.microsoft.com/office/word/2006/wordml" xmlns:wps="http://schemas.microsoft.com/office/word/2010/wordprocessingShape" mc:Ignorable="w14 wp14">
   <w:sdt>
     <w:sdtPr>
       <w:id w:val="1682698448"/>
@@ -4707,6 +5003,7 @@
         <w:docPartUnique/>
       </w:docPartObj>
     </w:sdtPr>
+    <w:sdtEndPr/>
     <w:sdtContent>
       <w:p>
         <w:pPr>
@@ -4723,7 +5020,10 @@
           <w:fldChar w:fldCharType="separate"/>
         </w:r>
         <w:r>
-          <w:t>2</w:t>
+          <w:rPr>
+            <w:noProof/>
+          </w:rPr>
+          <w:t>5</w:t>
         </w:r>
         <w:r>
           <w:fldChar w:fldCharType="end"/>
@@ -4740,7 +5040,7 @@
 </file>
 
 <file path=word/footnotes.xml><?xml version="1.0" encoding="utf-8"?>
-<w:footnotes xmlns:wpc="http://schemas.microsoft.com/office/word/2010/wordprocessingCanvas" xmlns:cx="http://schemas.microsoft.com/office/drawing/2014/chartex" xmlns:cx1="http://schemas.microsoft.com/office/drawing/2015/9/8/chartex" xmlns:cx2="http://schemas.microsoft.com/office/drawing/2015/10/21/chartex" xmlns:cx3="http://schemas.microsoft.com/office/drawing/2016/5/9/chartex" xmlns:cx4="http://schemas.microsoft.com/office/drawing/2016/5/10/chartex" xmlns:cx5="http://schemas.microsoft.com/office/drawing/2016/5/11/chartex" xmlns:cx6="http://schemas.microsoft.com/office/drawing/2016/5/12/chartex" xmlns:cx7="http://schemas.microsoft.com/office/drawing/2016/5/13/chartex" xmlns:cx8="http://schemas.microsoft.com/office/drawing/2016/5/14/chartex" xmlns:mc="http://schemas.openxmlformats.org/markup-compatibility/2006" xmlns:aink="http://schemas.microsoft.com/office/drawing/2016/ink" xmlns:am3d="http://schemas.microsoft.com/office/drawing/2017/model3d" xmlns:o="urn:schemas-microsoft-com:office:office" xmlns:oel="http://schemas.microsoft.com/office/2019/extlst" xmlns:r="http://schemas.openxmlformats.org/officeDocument/2006/relationships" xmlns:m="http://schemas.openxmlformats.org/officeDocument/2006/math" xmlns:v="urn:schemas-microsoft-com:vml" xmlns:wp14="http://schemas.microsoft.com/office/word/2010/wordprocessingDrawing" xmlns:wp="http://schemas.openxmlformats.org/drawingml/2006/wordprocessingDrawing" xmlns:w10="urn:schemas-microsoft-com:office:word" xmlns:w="http://schemas.openxmlformats.org/wordprocessingml/2006/main" xmlns:w14="http://schemas.microsoft.com/office/word/2010/wordml" xmlns:w15="http://schemas.microsoft.com/office/word/2012/wordml" xmlns:w16cex="http://schemas.microsoft.com/office/word/2018/wordml/cex" xmlns:w16cid="http://schemas.microsoft.com/office/word/2016/wordml/cid" xmlns:w16="http://schemas.microsoft.com/office/word/2018/wordml" xmlns:w16sdtdh="http://schemas.microsoft.com/office/word/2020/wordml/sdtdatahash" xmlns:w16se="http://schemas.microsoft.com/office/word/2015/wordml/symex" xmlns:wpg="http://schemas.microsoft.com/office/word/2010/wordprocessingGroup" xmlns:wpi="http://schemas.microsoft.com/office/word/2010/wordprocessingInk" xmlns:wne="http://schemas.microsoft.com/office/word/2006/wordml" xmlns:wps="http://schemas.microsoft.com/office/word/2010/wordprocessingShape" mc:Ignorable="w14 w15 w16se w16cid w16 w16cex w16sdtdh wp14">
+<w:footnotes xmlns:wpc="http://schemas.microsoft.com/office/word/2010/wordprocessingCanvas" xmlns:mc="http://schemas.openxmlformats.org/markup-compatibility/2006" xmlns:o="urn:schemas-microsoft-com:office:office" xmlns:r="http://schemas.openxmlformats.org/officeDocument/2006/relationships" xmlns:m="http://schemas.openxmlformats.org/officeDocument/2006/math" xmlns:v="urn:schemas-microsoft-com:vml" xmlns:wp14="http://schemas.microsoft.com/office/word/2010/wordprocessingDrawing" xmlns:wp="http://schemas.openxmlformats.org/drawingml/2006/wordprocessingDrawing" xmlns:w10="urn:schemas-microsoft-com:office:word" xmlns:w="http://schemas.openxmlformats.org/wordprocessingml/2006/main" xmlns:w14="http://schemas.microsoft.com/office/word/2010/wordml" xmlns:wpg="http://schemas.microsoft.com/office/word/2010/wordprocessingGroup" xmlns:wpi="http://schemas.microsoft.com/office/word/2010/wordprocessingInk" xmlns:wne="http://schemas.microsoft.com/office/word/2006/wordml" xmlns:wps="http://schemas.microsoft.com/office/word/2010/wordprocessingShape" mc:Ignorable="w14 wp14">
   <w:footnote w:type="separator" w:id="-1">
     <w:p>
       <w:pPr>
@@ -4765,9 +5065,9 @@
 </file>
 
 <file path=word/numbering.xml><?xml version="1.0" encoding="utf-8"?>
-<w:numbering xmlns:wpc="http://schemas.microsoft.com/office/word/2010/wordprocessingCanvas" xmlns:cx="http://schemas.microsoft.com/office/drawing/2014/chartex" xmlns:cx1="http://schemas.microsoft.com/office/drawing/2015/9/8/chartex" xmlns:cx2="http://schemas.microsoft.com/office/drawing/2015/10/21/chartex" xmlns:cx3="http://schemas.microsoft.com/office/drawing/2016/5/9/chartex" xmlns:cx4="http://schemas.microsoft.com/office/drawing/2016/5/10/chartex" xmlns:cx5="http://schemas.microsoft.com/office/drawing/2016/5/11/chartex" xmlns:cx6="http://schemas.microsoft.com/office/drawing/2016/5/12/chartex" xmlns:cx7="http://schemas.microsoft.com/office/drawing/2016/5/13/chartex" xmlns:cx8="http://schemas.microsoft.com/office/drawing/2016/5/14/chartex" xmlns:mc="http://schemas.openxmlformats.org/markup-compatibility/2006" xmlns:aink="http://schemas.microsoft.com/office/drawing/2016/ink" xmlns:am3d="http://schemas.microsoft.com/office/drawing/2017/model3d" xmlns:o="urn:schemas-microsoft-com:office:office" xmlns:oel="http://schemas.microsoft.com/office/2019/extlst" xmlns:r="http://schemas.openxmlformats.org/officeDocument/2006/relationships" xmlns:m="http://schemas.openxmlformats.org/officeDocument/2006/math" xmlns:v="urn:schemas-microsoft-com:vml" xmlns:wp14="http://schemas.microsoft.com/office/word/2010/wordprocessingDrawing" xmlns:wp="http://schemas.openxmlformats.org/drawingml/2006/wordprocessingDrawing" xmlns:w10="urn:schemas-microsoft-com:office:word" xmlns:w="http://schemas.openxmlformats.org/wordprocessingml/2006/main" xmlns:w14="http://schemas.microsoft.com/office/word/2010/wordml" xmlns:w15="http://schemas.microsoft.com/office/word/2012/wordml" xmlns:w16cex="http://schemas.microsoft.com/office/word/2018/wordml/cex" xmlns:w16cid="http://schemas.microsoft.com/office/word/2016/wordml/cid" xmlns:w16="http://schemas.microsoft.com/office/word/2018/wordml" xmlns:w16sdtdh="http://schemas.microsoft.com/office/word/2020/wordml/sdtdatahash" xmlns:w16se="http://schemas.microsoft.com/office/word/2015/wordml/symex" xmlns:wpg="http://schemas.microsoft.com/office/word/2010/wordprocessingGroup" xmlns:wpi="http://schemas.microsoft.com/office/word/2010/wordprocessingInk" xmlns:wne="http://schemas.microsoft.com/office/word/2006/wordml" xmlns:wps="http://schemas.microsoft.com/office/word/2010/wordprocessingShape" mc:Ignorable="w14 w15 w16se w16cid w16 w16cex w16sdtdh wp14">
-  <w:abstractNum w:abstractNumId="0" w15:restartNumberingAfterBreak="0">
-    <w:nsid w:val="02E77615"/>
+<w:numbering xmlns:wpc="http://schemas.microsoft.com/office/word/2010/wordprocessingCanvas" xmlns:mc="http://schemas.openxmlformats.org/markup-compatibility/2006" xmlns:o="urn:schemas-microsoft-com:office:office" xmlns:r="http://schemas.openxmlformats.org/officeDocument/2006/relationships" xmlns:m="http://schemas.openxmlformats.org/officeDocument/2006/math" xmlns:v="urn:schemas-microsoft-com:vml" xmlns:wp14="http://schemas.microsoft.com/office/word/2010/wordprocessingDrawing" xmlns:wp="http://schemas.openxmlformats.org/drawingml/2006/wordprocessingDrawing" xmlns:w10="urn:schemas-microsoft-com:office:word" xmlns:w="http://schemas.openxmlformats.org/wordprocessingml/2006/main" xmlns:w14="http://schemas.microsoft.com/office/word/2010/wordml" xmlns:wpg="http://schemas.microsoft.com/office/word/2010/wordprocessingGroup" xmlns:wpi="http://schemas.microsoft.com/office/word/2010/wordprocessingInk" xmlns:wne="http://schemas.microsoft.com/office/word/2006/wordml" xmlns:wps="http://schemas.microsoft.com/office/word/2010/wordprocessingShape" mc:Ignorable="w14 wp14">
+  <w:abstractNum w:abstractNumId="0">
+    <w:nsid w:val="20D3673D"/>
     <w:multiLevelType w:val="multilevel"/>
     <w:tmpl w:val="4EF0A63E"/>
     <w:lvl w:ilvl="0">
@@ -4806,7 +5106,7 @@
       <w:lvlText w:val="%1.%2.%3."/>
       <w:lvlJc w:val="left"/>
       <w:pPr>
-        <w:ind w:left="1080" w:hanging="720"/>
+        <w:ind w:left="4973" w:hanging="720"/>
       </w:pPr>
       <w:rPr>
         <w:rFonts w:hint="default"/>
@@ -4893,137 +5193,10 @@
       </w:rPr>
     </w:lvl>
   </w:abstractNum>
-  <w:abstractNum w:abstractNumId="1" w15:restartNumberingAfterBreak="0">
-    <w:nsid w:val="20D3673D"/>
-    <w:multiLevelType w:val="multilevel"/>
-    <w:tmpl w:val="4EF0A63E"/>
-    <w:lvl w:ilvl="0">
-      <w:start w:val="1"/>
-      <w:numFmt w:val="decimal"/>
-      <w:lvlText w:val="%1."/>
-      <w:lvlJc w:val="left"/>
-      <w:pPr>
-        <w:ind w:left="720" w:hanging="360"/>
-      </w:pPr>
-      <w:rPr>
-        <w:rFonts w:hint="default"/>
-        <w:b/>
-        <w:bCs/>
-      </w:rPr>
-    </w:lvl>
-    <w:lvl w:ilvl="1">
-      <w:start w:val="1"/>
-      <w:numFmt w:val="decimal"/>
-      <w:isLgl/>
-      <w:lvlText w:val="%1.%2."/>
-      <w:lvlJc w:val="left"/>
-      <w:pPr>
-        <w:ind w:left="720" w:hanging="360"/>
-      </w:pPr>
-      <w:rPr>
-        <w:rFonts w:hint="default"/>
-        <w:b w:val="0"/>
-        <w:bCs w:val="0"/>
-      </w:rPr>
-    </w:lvl>
-    <w:lvl w:ilvl="2">
-      <w:start w:val="1"/>
-      <w:numFmt w:val="decimal"/>
-      <w:isLgl/>
-      <w:lvlText w:val="%1.%2.%3."/>
-      <w:lvlJc w:val="left"/>
-      <w:pPr>
-        <w:ind w:left="1080" w:hanging="720"/>
-      </w:pPr>
-      <w:rPr>
-        <w:rFonts w:hint="default"/>
-        <w:b w:val="0"/>
-        <w:bCs w:val="0"/>
-      </w:rPr>
-    </w:lvl>
-    <w:lvl w:ilvl="3">
-      <w:start w:val="1"/>
-      <w:numFmt w:val="decimal"/>
-      <w:isLgl/>
-      <w:lvlText w:val="%1.%2.%3.%4."/>
-      <w:lvlJc w:val="left"/>
-      <w:pPr>
-        <w:ind w:left="1080" w:hanging="720"/>
-      </w:pPr>
-      <w:rPr>
-        <w:rFonts w:hint="default"/>
-      </w:rPr>
-    </w:lvl>
-    <w:lvl w:ilvl="4">
-      <w:start w:val="1"/>
-      <w:numFmt w:val="decimal"/>
-      <w:isLgl/>
-      <w:lvlText w:val="%1.%2.%3.%4.%5."/>
-      <w:lvlJc w:val="left"/>
-      <w:pPr>
-        <w:ind w:left="1440" w:hanging="1080"/>
-      </w:pPr>
-      <w:rPr>
-        <w:rFonts w:hint="default"/>
-      </w:rPr>
-    </w:lvl>
-    <w:lvl w:ilvl="5">
-      <w:start w:val="1"/>
-      <w:numFmt w:val="decimal"/>
-      <w:isLgl/>
-      <w:lvlText w:val="%1.%2.%3.%4.%5.%6."/>
-      <w:lvlJc w:val="left"/>
-      <w:pPr>
-        <w:ind w:left="1440" w:hanging="1080"/>
-      </w:pPr>
-      <w:rPr>
-        <w:rFonts w:hint="default"/>
-      </w:rPr>
-    </w:lvl>
-    <w:lvl w:ilvl="6">
-      <w:start w:val="1"/>
-      <w:numFmt w:val="decimal"/>
-      <w:isLgl/>
-      <w:lvlText w:val="%1.%2.%3.%4.%5.%6.%7."/>
-      <w:lvlJc w:val="left"/>
-      <w:pPr>
-        <w:ind w:left="1800" w:hanging="1440"/>
-      </w:pPr>
-      <w:rPr>
-        <w:rFonts w:hint="default"/>
-      </w:rPr>
-    </w:lvl>
-    <w:lvl w:ilvl="7">
-      <w:start w:val="1"/>
-      <w:numFmt w:val="decimal"/>
-      <w:isLgl/>
-      <w:lvlText w:val="%1.%2.%3.%4.%5.%6.%7.%8."/>
-      <w:lvlJc w:val="left"/>
-      <w:pPr>
-        <w:ind w:left="1800" w:hanging="1440"/>
-      </w:pPr>
-      <w:rPr>
-        <w:rFonts w:hint="default"/>
-      </w:rPr>
-    </w:lvl>
-    <w:lvl w:ilvl="8">
-      <w:start w:val="1"/>
-      <w:numFmt w:val="decimal"/>
-      <w:isLgl/>
-      <w:lvlText w:val="%1.%2.%3.%4.%5.%6.%7.%8.%9."/>
-      <w:lvlJc w:val="left"/>
-      <w:pPr>
-        <w:ind w:left="2160" w:hanging="1800"/>
-      </w:pPr>
-      <w:rPr>
-        <w:rFonts w:hint="default"/>
-      </w:rPr>
-    </w:lvl>
-  </w:abstractNum>
-  <w:abstractNum w:abstractNumId="2" w15:restartNumberingAfterBreak="0">
-    <w:nsid w:val="2CF86308"/>
+  <w:abstractNum w:abstractNumId="1">
+    <w:nsid w:val="31CD32B0"/>
     <w:multiLevelType w:val="hybridMultilevel"/>
-    <w:tmpl w:val="F594BF80"/>
+    <w:tmpl w:val="55CE4F10"/>
     <w:lvl w:ilvl="0" w:tplc="04190001">
       <w:start w:val="1"/>
       <w:numFmt w:val="bullet"/>
@@ -5133,17 +5306,17 @@
       </w:rPr>
     </w:lvl>
   </w:abstractNum>
-  <w:abstractNum w:abstractNumId="3" w15:restartNumberingAfterBreak="0">
-    <w:nsid w:val="31CD32B0"/>
+  <w:abstractNum w:abstractNumId="2">
+    <w:nsid w:val="7C8F4F67"/>
     <w:multiLevelType w:val="hybridMultilevel"/>
-    <w:tmpl w:val="55CE4F10"/>
+    <w:tmpl w:val="E2962E56"/>
     <w:lvl w:ilvl="0" w:tplc="04190001">
       <w:start w:val="1"/>
       <w:numFmt w:val="bullet"/>
       <w:lvlText w:val=""/>
       <w:lvlJc w:val="left"/>
       <w:pPr>
-        <w:ind w:left="720" w:hanging="360"/>
+        <w:ind w:left="1146" w:hanging="360"/>
       </w:pPr>
       <w:rPr>
         <w:rFonts w:ascii="Symbol" w:hAnsi="Symbol" w:hint="default"/>
@@ -5155,7 +5328,7 @@
       <w:lvlText w:val="o"/>
       <w:lvlJc w:val="left"/>
       <w:pPr>
-        <w:ind w:left="1440" w:hanging="360"/>
+        <w:ind w:left="1866" w:hanging="360"/>
       </w:pPr>
       <w:rPr>
         <w:rFonts w:ascii="Courier New" w:hAnsi="Courier New" w:cs="Courier New" w:hint="default"/>
@@ -5167,7 +5340,7 @@
       <w:lvlText w:val=""/>
       <w:lvlJc w:val="left"/>
       <w:pPr>
-        <w:ind w:left="2160" w:hanging="360"/>
+        <w:ind w:left="2586" w:hanging="360"/>
       </w:pPr>
       <w:rPr>
         <w:rFonts w:ascii="Wingdings" w:hAnsi="Wingdings" w:hint="default"/>
@@ -5179,7 +5352,7 @@
       <w:lvlText w:val=""/>
       <w:lvlJc w:val="left"/>
       <w:pPr>
-        <w:ind w:left="2880" w:hanging="360"/>
+        <w:ind w:left="3306" w:hanging="360"/>
       </w:pPr>
       <w:rPr>
         <w:rFonts w:ascii="Symbol" w:hAnsi="Symbol" w:hint="default"/>
@@ -5191,7 +5364,7 @@
       <w:lvlText w:val="o"/>
       <w:lvlJc w:val="left"/>
       <w:pPr>
-        <w:ind w:left="3600" w:hanging="360"/>
+        <w:ind w:left="4026" w:hanging="360"/>
       </w:pPr>
       <w:rPr>
         <w:rFonts w:ascii="Courier New" w:hAnsi="Courier New" w:cs="Courier New" w:hint="default"/>
@@ -5203,7 +5376,7 @@
       <w:lvlText w:val=""/>
       <w:lvlJc w:val="left"/>
       <w:pPr>
-        <w:ind w:left="4320" w:hanging="360"/>
+        <w:ind w:left="4746" w:hanging="360"/>
       </w:pPr>
       <w:rPr>
         <w:rFonts w:ascii="Wingdings" w:hAnsi="Wingdings" w:hint="default"/>
@@ -5215,7 +5388,7 @@
       <w:lvlText w:val=""/>
       <w:lvlJc w:val="left"/>
       <w:pPr>
-        <w:ind w:left="5040" w:hanging="360"/>
+        <w:ind w:left="5466" w:hanging="360"/>
       </w:pPr>
       <w:rPr>
         <w:rFonts w:ascii="Symbol" w:hAnsi="Symbol" w:hint="default"/>
@@ -5227,7 +5400,7 @@
       <w:lvlText w:val="o"/>
       <w:lvlJc w:val="left"/>
       <w:pPr>
-        <w:ind w:left="5760" w:hanging="360"/>
+        <w:ind w:left="6186" w:hanging="360"/>
       </w:pPr>
       <w:rPr>
         <w:rFonts w:ascii="Courier New" w:hAnsi="Courier New" w:cs="Courier New" w:hint="default"/>
@@ -5239,494 +5412,27 @@
       <w:lvlText w:val=""/>
       <w:lvlJc w:val="left"/>
       <w:pPr>
-        <w:ind w:left="6480" w:hanging="360"/>
+        <w:ind w:left="6906" w:hanging="360"/>
       </w:pPr>
       <w:rPr>
         <w:rFonts w:ascii="Wingdings" w:hAnsi="Wingdings" w:hint="default"/>
       </w:rPr>
     </w:lvl>
   </w:abstractNum>
-  <w:abstractNum w:abstractNumId="4" w15:restartNumberingAfterBreak="0">
-    <w:nsid w:val="3E020E8F"/>
-    <w:multiLevelType w:val="hybridMultilevel"/>
-    <w:tmpl w:val="5F54B424"/>
-    <w:lvl w:ilvl="0" w:tplc="04190001">
-      <w:start w:val="1"/>
-      <w:numFmt w:val="bullet"/>
-      <w:lvlText w:val=""/>
-      <w:lvlJc w:val="left"/>
-      <w:pPr>
-        <w:ind w:left="720" w:hanging="360"/>
-      </w:pPr>
-      <w:rPr>
-        <w:rFonts w:ascii="Symbol" w:hAnsi="Symbol" w:hint="default"/>
-      </w:rPr>
-    </w:lvl>
-    <w:lvl w:ilvl="1" w:tplc="04190003" w:tentative="1">
-      <w:start w:val="1"/>
-      <w:numFmt w:val="bullet"/>
-      <w:lvlText w:val="o"/>
-      <w:lvlJc w:val="left"/>
-      <w:pPr>
-        <w:ind w:left="1440" w:hanging="360"/>
-      </w:pPr>
-      <w:rPr>
-        <w:rFonts w:ascii="Courier New" w:hAnsi="Courier New" w:cs="Courier New" w:hint="default"/>
-      </w:rPr>
-    </w:lvl>
-    <w:lvl w:ilvl="2" w:tplc="04190005" w:tentative="1">
-      <w:start w:val="1"/>
-      <w:numFmt w:val="bullet"/>
-      <w:lvlText w:val=""/>
-      <w:lvlJc w:val="left"/>
-      <w:pPr>
-        <w:ind w:left="2160" w:hanging="360"/>
-      </w:pPr>
-      <w:rPr>
-        <w:rFonts w:ascii="Wingdings" w:hAnsi="Wingdings" w:hint="default"/>
-      </w:rPr>
-    </w:lvl>
-    <w:lvl w:ilvl="3" w:tplc="04190001" w:tentative="1">
-      <w:start w:val="1"/>
-      <w:numFmt w:val="bullet"/>
-      <w:lvlText w:val=""/>
-      <w:lvlJc w:val="left"/>
-      <w:pPr>
-        <w:ind w:left="2880" w:hanging="360"/>
-      </w:pPr>
-      <w:rPr>
-        <w:rFonts w:ascii="Symbol" w:hAnsi="Symbol" w:hint="default"/>
-      </w:rPr>
-    </w:lvl>
-    <w:lvl w:ilvl="4" w:tplc="04190003" w:tentative="1">
-      <w:start w:val="1"/>
-      <w:numFmt w:val="bullet"/>
-      <w:lvlText w:val="o"/>
-      <w:lvlJc w:val="left"/>
-      <w:pPr>
-        <w:ind w:left="3600" w:hanging="360"/>
-      </w:pPr>
-      <w:rPr>
-        <w:rFonts w:ascii="Courier New" w:hAnsi="Courier New" w:cs="Courier New" w:hint="default"/>
-      </w:rPr>
-    </w:lvl>
-    <w:lvl w:ilvl="5" w:tplc="04190005" w:tentative="1">
-      <w:start w:val="1"/>
-      <w:numFmt w:val="bullet"/>
-      <w:lvlText w:val=""/>
-      <w:lvlJc w:val="left"/>
-      <w:pPr>
-        <w:ind w:left="4320" w:hanging="360"/>
-      </w:pPr>
-      <w:rPr>
-        <w:rFonts w:ascii="Wingdings" w:hAnsi="Wingdings" w:hint="default"/>
-      </w:rPr>
-    </w:lvl>
-    <w:lvl w:ilvl="6" w:tplc="04190001" w:tentative="1">
-      <w:start w:val="1"/>
-      <w:numFmt w:val="bullet"/>
-      <w:lvlText w:val=""/>
-      <w:lvlJc w:val="left"/>
-      <w:pPr>
-        <w:ind w:left="5040" w:hanging="360"/>
-      </w:pPr>
-      <w:rPr>
-        <w:rFonts w:ascii="Symbol" w:hAnsi="Symbol" w:hint="default"/>
-      </w:rPr>
-    </w:lvl>
-    <w:lvl w:ilvl="7" w:tplc="04190003" w:tentative="1">
-      <w:start w:val="1"/>
-      <w:numFmt w:val="bullet"/>
-      <w:lvlText w:val="o"/>
-      <w:lvlJc w:val="left"/>
-      <w:pPr>
-        <w:ind w:left="5760" w:hanging="360"/>
-      </w:pPr>
-      <w:rPr>
-        <w:rFonts w:ascii="Courier New" w:hAnsi="Courier New" w:cs="Courier New" w:hint="default"/>
-      </w:rPr>
-    </w:lvl>
-    <w:lvl w:ilvl="8" w:tplc="04190005" w:tentative="1">
-      <w:start w:val="1"/>
-      <w:numFmt w:val="bullet"/>
-      <w:lvlText w:val=""/>
-      <w:lvlJc w:val="left"/>
-      <w:pPr>
-        <w:ind w:left="6480" w:hanging="360"/>
-      </w:pPr>
-      <w:rPr>
-        <w:rFonts w:ascii="Wingdings" w:hAnsi="Wingdings" w:hint="default"/>
-      </w:rPr>
-    </w:lvl>
-  </w:abstractNum>
-  <w:abstractNum w:abstractNumId="5" w15:restartNumberingAfterBreak="0">
-    <w:nsid w:val="41547EFA"/>
-    <w:multiLevelType w:val="hybridMultilevel"/>
-    <w:tmpl w:val="099AB20E"/>
-    <w:lvl w:ilvl="0" w:tplc="04190001">
-      <w:start w:val="1"/>
-      <w:numFmt w:val="bullet"/>
-      <w:lvlText w:val=""/>
-      <w:lvlJc w:val="left"/>
-      <w:pPr>
-        <w:ind w:left="1146" w:hanging="360"/>
-      </w:pPr>
-      <w:rPr>
-        <w:rFonts w:ascii="Symbol" w:hAnsi="Symbol" w:hint="default"/>
-      </w:rPr>
-    </w:lvl>
-    <w:lvl w:ilvl="1" w:tplc="04190003" w:tentative="1">
-      <w:start w:val="1"/>
-      <w:numFmt w:val="bullet"/>
-      <w:lvlText w:val="o"/>
-      <w:lvlJc w:val="left"/>
-      <w:pPr>
-        <w:ind w:left="1866" w:hanging="360"/>
-      </w:pPr>
-      <w:rPr>
-        <w:rFonts w:ascii="Courier New" w:hAnsi="Courier New" w:cs="Courier New" w:hint="default"/>
-      </w:rPr>
-    </w:lvl>
-    <w:lvl w:ilvl="2" w:tplc="04190005" w:tentative="1">
-      <w:start w:val="1"/>
-      <w:numFmt w:val="bullet"/>
-      <w:lvlText w:val=""/>
-      <w:lvlJc w:val="left"/>
-      <w:pPr>
-        <w:ind w:left="2586" w:hanging="360"/>
-      </w:pPr>
-      <w:rPr>
-        <w:rFonts w:ascii="Wingdings" w:hAnsi="Wingdings" w:hint="default"/>
-      </w:rPr>
-    </w:lvl>
-    <w:lvl w:ilvl="3" w:tplc="04190001" w:tentative="1">
-      <w:start w:val="1"/>
-      <w:numFmt w:val="bullet"/>
-      <w:lvlText w:val=""/>
-      <w:lvlJc w:val="left"/>
-      <w:pPr>
-        <w:ind w:left="3306" w:hanging="360"/>
-      </w:pPr>
-      <w:rPr>
-        <w:rFonts w:ascii="Symbol" w:hAnsi="Symbol" w:hint="default"/>
-      </w:rPr>
-    </w:lvl>
-    <w:lvl w:ilvl="4" w:tplc="04190003" w:tentative="1">
-      <w:start w:val="1"/>
-      <w:numFmt w:val="bullet"/>
-      <w:lvlText w:val="o"/>
-      <w:lvlJc w:val="left"/>
-      <w:pPr>
-        <w:ind w:left="4026" w:hanging="360"/>
-      </w:pPr>
-      <w:rPr>
-        <w:rFonts w:ascii="Courier New" w:hAnsi="Courier New" w:cs="Courier New" w:hint="default"/>
-      </w:rPr>
-    </w:lvl>
-    <w:lvl w:ilvl="5" w:tplc="04190005" w:tentative="1">
-      <w:start w:val="1"/>
-      <w:numFmt w:val="bullet"/>
-      <w:lvlText w:val=""/>
-      <w:lvlJc w:val="left"/>
-      <w:pPr>
-        <w:ind w:left="4746" w:hanging="360"/>
-      </w:pPr>
-      <w:rPr>
-        <w:rFonts w:ascii="Wingdings" w:hAnsi="Wingdings" w:hint="default"/>
-      </w:rPr>
-    </w:lvl>
-    <w:lvl w:ilvl="6" w:tplc="04190001" w:tentative="1">
-      <w:start w:val="1"/>
-      <w:numFmt w:val="bullet"/>
-      <w:lvlText w:val=""/>
-      <w:lvlJc w:val="left"/>
-      <w:pPr>
-        <w:ind w:left="5466" w:hanging="360"/>
-      </w:pPr>
-      <w:rPr>
-        <w:rFonts w:ascii="Symbol" w:hAnsi="Symbol" w:hint="default"/>
-      </w:rPr>
-    </w:lvl>
-    <w:lvl w:ilvl="7" w:tplc="04190003" w:tentative="1">
-      <w:start w:val="1"/>
-      <w:numFmt w:val="bullet"/>
-      <w:lvlText w:val="o"/>
-      <w:lvlJc w:val="left"/>
-      <w:pPr>
-        <w:ind w:left="6186" w:hanging="360"/>
-      </w:pPr>
-      <w:rPr>
-        <w:rFonts w:ascii="Courier New" w:hAnsi="Courier New" w:cs="Courier New" w:hint="default"/>
-      </w:rPr>
-    </w:lvl>
-    <w:lvl w:ilvl="8" w:tplc="04190005" w:tentative="1">
-      <w:start w:val="1"/>
-      <w:numFmt w:val="bullet"/>
-      <w:lvlText w:val=""/>
-      <w:lvlJc w:val="left"/>
-      <w:pPr>
-        <w:ind w:left="6906" w:hanging="360"/>
-      </w:pPr>
-      <w:rPr>
-        <w:rFonts w:ascii="Wingdings" w:hAnsi="Wingdings" w:hint="default"/>
-      </w:rPr>
-    </w:lvl>
-  </w:abstractNum>
-  <w:abstractNum w:abstractNumId="6" w15:restartNumberingAfterBreak="0">
-    <w:nsid w:val="6D953D73"/>
-    <w:multiLevelType w:val="hybridMultilevel"/>
-    <w:tmpl w:val="31A28A72"/>
-    <w:lvl w:ilvl="0" w:tplc="04190001">
-      <w:start w:val="1"/>
-      <w:numFmt w:val="bullet"/>
-      <w:lvlText w:val=""/>
-      <w:lvlJc w:val="left"/>
-      <w:pPr>
-        <w:ind w:left="720" w:hanging="360"/>
-      </w:pPr>
-      <w:rPr>
-        <w:rFonts w:ascii="Symbol" w:hAnsi="Symbol" w:hint="default"/>
-      </w:rPr>
-    </w:lvl>
-    <w:lvl w:ilvl="1" w:tplc="04190003" w:tentative="1">
-      <w:start w:val="1"/>
-      <w:numFmt w:val="bullet"/>
-      <w:lvlText w:val="o"/>
-      <w:lvlJc w:val="left"/>
-      <w:pPr>
-        <w:ind w:left="1440" w:hanging="360"/>
-      </w:pPr>
-      <w:rPr>
-        <w:rFonts w:ascii="Courier New" w:hAnsi="Courier New" w:cs="Courier New" w:hint="default"/>
-      </w:rPr>
-    </w:lvl>
-    <w:lvl w:ilvl="2" w:tplc="04190005" w:tentative="1">
-      <w:start w:val="1"/>
-      <w:numFmt w:val="bullet"/>
-      <w:lvlText w:val=""/>
-      <w:lvlJc w:val="left"/>
-      <w:pPr>
-        <w:ind w:left="2160" w:hanging="360"/>
-      </w:pPr>
-      <w:rPr>
-        <w:rFonts w:ascii="Wingdings" w:hAnsi="Wingdings" w:hint="default"/>
-      </w:rPr>
-    </w:lvl>
-    <w:lvl w:ilvl="3" w:tplc="04190001" w:tentative="1">
-      <w:start w:val="1"/>
-      <w:numFmt w:val="bullet"/>
-      <w:lvlText w:val=""/>
-      <w:lvlJc w:val="left"/>
-      <w:pPr>
-        <w:ind w:left="2880" w:hanging="360"/>
-      </w:pPr>
-      <w:rPr>
-        <w:rFonts w:ascii="Symbol" w:hAnsi="Symbol" w:hint="default"/>
-      </w:rPr>
-    </w:lvl>
-    <w:lvl w:ilvl="4" w:tplc="04190003" w:tentative="1">
-      <w:start w:val="1"/>
-      <w:numFmt w:val="bullet"/>
-      <w:lvlText w:val="o"/>
-      <w:lvlJc w:val="left"/>
-      <w:pPr>
-        <w:ind w:left="3600" w:hanging="360"/>
-      </w:pPr>
-      <w:rPr>
-        <w:rFonts w:ascii="Courier New" w:hAnsi="Courier New" w:cs="Courier New" w:hint="default"/>
-      </w:rPr>
-    </w:lvl>
-    <w:lvl w:ilvl="5" w:tplc="04190005" w:tentative="1">
-      <w:start w:val="1"/>
-      <w:numFmt w:val="bullet"/>
-      <w:lvlText w:val=""/>
-      <w:lvlJc w:val="left"/>
-      <w:pPr>
-        <w:ind w:left="4320" w:hanging="360"/>
-      </w:pPr>
-      <w:rPr>
-        <w:rFonts w:ascii="Wingdings" w:hAnsi="Wingdings" w:hint="default"/>
-      </w:rPr>
-    </w:lvl>
-    <w:lvl w:ilvl="6" w:tplc="04190001" w:tentative="1">
-      <w:start w:val="1"/>
-      <w:numFmt w:val="bullet"/>
-      <w:lvlText w:val=""/>
-      <w:lvlJc w:val="left"/>
-      <w:pPr>
-        <w:ind w:left="5040" w:hanging="360"/>
-      </w:pPr>
-      <w:rPr>
-        <w:rFonts w:ascii="Symbol" w:hAnsi="Symbol" w:hint="default"/>
-      </w:rPr>
-    </w:lvl>
-    <w:lvl w:ilvl="7" w:tplc="04190003" w:tentative="1">
-      <w:start w:val="1"/>
-      <w:numFmt w:val="bullet"/>
-      <w:lvlText w:val="o"/>
-      <w:lvlJc w:val="left"/>
-      <w:pPr>
-        <w:ind w:left="5760" w:hanging="360"/>
-      </w:pPr>
-      <w:rPr>
-        <w:rFonts w:ascii="Courier New" w:hAnsi="Courier New" w:cs="Courier New" w:hint="default"/>
-      </w:rPr>
-    </w:lvl>
-    <w:lvl w:ilvl="8" w:tplc="04190005" w:tentative="1">
-      <w:start w:val="1"/>
-      <w:numFmt w:val="bullet"/>
-      <w:lvlText w:val=""/>
-      <w:lvlJc w:val="left"/>
-      <w:pPr>
-        <w:ind w:left="6480" w:hanging="360"/>
-      </w:pPr>
-      <w:rPr>
-        <w:rFonts w:ascii="Wingdings" w:hAnsi="Wingdings" w:hint="default"/>
-      </w:rPr>
-    </w:lvl>
-  </w:abstractNum>
-  <w:abstractNum w:abstractNumId="7" w15:restartNumberingAfterBreak="0">
-    <w:nsid w:val="7C8F4F67"/>
-    <w:multiLevelType w:val="hybridMultilevel"/>
-    <w:tmpl w:val="E2962E56"/>
-    <w:lvl w:ilvl="0" w:tplc="04190001">
-      <w:start w:val="1"/>
-      <w:numFmt w:val="bullet"/>
-      <w:lvlText w:val=""/>
-      <w:lvlJc w:val="left"/>
-      <w:pPr>
-        <w:ind w:left="1146" w:hanging="360"/>
-      </w:pPr>
-      <w:rPr>
-        <w:rFonts w:ascii="Symbol" w:hAnsi="Symbol" w:hint="default"/>
-      </w:rPr>
-    </w:lvl>
-    <w:lvl w:ilvl="1" w:tplc="04190003" w:tentative="1">
-      <w:start w:val="1"/>
-      <w:numFmt w:val="bullet"/>
-      <w:lvlText w:val="o"/>
-      <w:lvlJc w:val="left"/>
-      <w:pPr>
-        <w:ind w:left="1866" w:hanging="360"/>
-      </w:pPr>
-      <w:rPr>
-        <w:rFonts w:ascii="Courier New" w:hAnsi="Courier New" w:cs="Courier New" w:hint="default"/>
-      </w:rPr>
-    </w:lvl>
-    <w:lvl w:ilvl="2" w:tplc="04190005" w:tentative="1">
-      <w:start w:val="1"/>
-      <w:numFmt w:val="bullet"/>
-      <w:lvlText w:val=""/>
-      <w:lvlJc w:val="left"/>
-      <w:pPr>
-        <w:ind w:left="2586" w:hanging="360"/>
-      </w:pPr>
-      <w:rPr>
-        <w:rFonts w:ascii="Wingdings" w:hAnsi="Wingdings" w:hint="default"/>
-      </w:rPr>
-    </w:lvl>
-    <w:lvl w:ilvl="3" w:tplc="04190001" w:tentative="1">
-      <w:start w:val="1"/>
-      <w:numFmt w:val="bullet"/>
-      <w:lvlText w:val=""/>
-      <w:lvlJc w:val="left"/>
-      <w:pPr>
-        <w:ind w:left="3306" w:hanging="360"/>
-      </w:pPr>
-      <w:rPr>
-        <w:rFonts w:ascii="Symbol" w:hAnsi="Symbol" w:hint="default"/>
-      </w:rPr>
-    </w:lvl>
-    <w:lvl w:ilvl="4" w:tplc="04190003" w:tentative="1">
-      <w:start w:val="1"/>
-      <w:numFmt w:val="bullet"/>
-      <w:lvlText w:val="o"/>
-      <w:lvlJc w:val="left"/>
-      <w:pPr>
-        <w:ind w:left="4026" w:hanging="360"/>
-      </w:pPr>
-      <w:rPr>
-        <w:rFonts w:ascii="Courier New" w:hAnsi="Courier New" w:cs="Courier New" w:hint="default"/>
-      </w:rPr>
-    </w:lvl>
-    <w:lvl w:ilvl="5" w:tplc="04190005" w:tentative="1">
-      <w:start w:val="1"/>
-      <w:numFmt w:val="bullet"/>
-      <w:lvlText w:val=""/>
-      <w:lvlJc w:val="left"/>
-      <w:pPr>
-        <w:ind w:left="4746" w:hanging="360"/>
-      </w:pPr>
-      <w:rPr>
-        <w:rFonts w:ascii="Wingdings" w:hAnsi="Wingdings" w:hint="default"/>
-      </w:rPr>
-    </w:lvl>
-    <w:lvl w:ilvl="6" w:tplc="04190001" w:tentative="1">
-      <w:start w:val="1"/>
-      <w:numFmt w:val="bullet"/>
-      <w:lvlText w:val=""/>
-      <w:lvlJc w:val="left"/>
-      <w:pPr>
-        <w:ind w:left="5466" w:hanging="360"/>
-      </w:pPr>
-      <w:rPr>
-        <w:rFonts w:ascii="Symbol" w:hAnsi="Symbol" w:hint="default"/>
-      </w:rPr>
-    </w:lvl>
-    <w:lvl w:ilvl="7" w:tplc="04190003" w:tentative="1">
-      <w:start w:val="1"/>
-      <w:numFmt w:val="bullet"/>
-      <w:lvlText w:val="o"/>
-      <w:lvlJc w:val="left"/>
-      <w:pPr>
-        <w:ind w:left="6186" w:hanging="360"/>
-      </w:pPr>
-      <w:rPr>
-        <w:rFonts w:ascii="Courier New" w:hAnsi="Courier New" w:cs="Courier New" w:hint="default"/>
-      </w:rPr>
-    </w:lvl>
-    <w:lvl w:ilvl="8" w:tplc="04190005" w:tentative="1">
-      <w:start w:val="1"/>
-      <w:numFmt w:val="bullet"/>
-      <w:lvlText w:val=""/>
-      <w:lvlJc w:val="left"/>
-      <w:pPr>
-        <w:ind w:left="6906" w:hanging="360"/>
-      </w:pPr>
-      <w:rPr>
-        <w:rFonts w:ascii="Wingdings" w:hAnsi="Wingdings" w:hint="default"/>
-      </w:rPr>
-    </w:lvl>
-  </w:abstractNum>
-  <w:num w:numId="1" w16cid:durableId="956570329">
-    <w:abstractNumId w:val="1"/>
+  <w:num w:numId="1">
+    <w:abstractNumId w:val="0"/>
   </w:num>
-  <w:num w:numId="2" w16cid:durableId="497817407">
-    <w:abstractNumId w:val="7"/>
-  </w:num>
-  <w:num w:numId="3" w16cid:durableId="2141654928">
-    <w:abstractNumId w:val="3"/>
-  </w:num>
-  <w:num w:numId="4" w16cid:durableId="32928744">
-    <w:abstractNumId w:val="6"/>
-  </w:num>
-  <w:num w:numId="5" w16cid:durableId="856046770">
+  <w:num w:numId="2">
     <w:abstractNumId w:val="2"/>
   </w:num>
-  <w:num w:numId="6" w16cid:durableId="993071176">
-    <w:abstractNumId w:val="5"/>
-  </w:num>
-  <w:num w:numId="7" w16cid:durableId="753280400">
-    <w:abstractNumId w:val="4"/>
-  </w:num>
-  <w:num w:numId="8" w16cid:durableId="1750496148">
-    <w:abstractNumId w:val="0"/>
+  <w:num w:numId="3">
+    <w:abstractNumId w:val="1"/>
   </w:num>
 </w:numbering>
 </file>
 
 <file path=word/styles.xml><?xml version="1.0" encoding="utf-8"?>
-<w:styles xmlns:mc="http://schemas.openxmlformats.org/markup-compatibility/2006" xmlns:r="http://schemas.openxmlformats.org/officeDocument/2006/relationships" xmlns:w="http://schemas.openxmlformats.org/wordprocessingml/2006/main" xmlns:w14="http://schemas.microsoft.com/office/word/2010/wordml" xmlns:w15="http://schemas.microsoft.com/office/word/2012/wordml" xmlns:w16cex="http://schemas.microsoft.com/office/word/2018/wordml/cex" xmlns:w16cid="http://schemas.microsoft.com/office/word/2016/wordml/cid" xmlns:w16="http://schemas.microsoft.com/office/word/2018/wordml" xmlns:w16sdtdh="http://schemas.microsoft.com/office/word/2020/wordml/sdtdatahash" xmlns:w16se="http://schemas.microsoft.com/office/word/2015/wordml/symex" mc:Ignorable="w14 w15 w16se w16cid w16 w16cex w16sdtdh">
+<w:styles xmlns:mc="http://schemas.openxmlformats.org/markup-compatibility/2006" xmlns:r="http://schemas.openxmlformats.org/officeDocument/2006/relationships" xmlns:w="http://schemas.openxmlformats.org/wordprocessingml/2006/main" xmlns:w14="http://schemas.microsoft.com/office/word/2010/wordml" mc:Ignorable="w14">
   <w:docDefaults>
     <w:rPrDefault>
       <w:rPr>
@@ -5742,383 +5448,144 @@
       </w:pPr>
     </w:pPrDefault>
   </w:docDefaults>
-  <w:latentStyles w:defLockedState="0" w:defUIPriority="99" w:defSemiHidden="0" w:defUnhideWhenUsed="0" w:defQFormat="0" w:count="376">
-    <w:lsdException w:name="Normal" w:uiPriority="0" w:qFormat="1"/>
-    <w:lsdException w:name="heading 1" w:uiPriority="9" w:qFormat="1"/>
-    <w:lsdException w:name="heading 2" w:semiHidden="1" w:uiPriority="9" w:unhideWhenUsed="1" w:qFormat="1"/>
-    <w:lsdException w:name="heading 3" w:semiHidden="1" w:uiPriority="9" w:unhideWhenUsed="1" w:qFormat="1"/>
-    <w:lsdException w:name="heading 4" w:semiHidden="1" w:uiPriority="9" w:unhideWhenUsed="1" w:qFormat="1"/>
-    <w:lsdException w:name="heading 5" w:semiHidden="1" w:uiPriority="9" w:unhideWhenUsed="1" w:qFormat="1"/>
-    <w:lsdException w:name="heading 6" w:semiHidden="1" w:uiPriority="9" w:unhideWhenUsed="1" w:qFormat="1"/>
-    <w:lsdException w:name="heading 7" w:semiHidden="1" w:uiPriority="9" w:unhideWhenUsed="1" w:qFormat="1"/>
-    <w:lsdException w:name="heading 8" w:semiHidden="1" w:uiPriority="9" w:unhideWhenUsed="1" w:qFormat="1"/>
-    <w:lsdException w:name="heading 9" w:semiHidden="1" w:uiPriority="9" w:unhideWhenUsed="1" w:qFormat="1"/>
-    <w:lsdException w:name="index 1" w:semiHidden="1" w:unhideWhenUsed="1"/>
-    <w:lsdException w:name="index 2" w:semiHidden="1" w:unhideWhenUsed="1"/>
-    <w:lsdException w:name="index 3" w:semiHidden="1" w:unhideWhenUsed="1"/>
-    <w:lsdException w:name="index 4" w:semiHidden="1" w:unhideWhenUsed="1"/>
-    <w:lsdException w:name="index 5" w:semiHidden="1" w:unhideWhenUsed="1"/>
-    <w:lsdException w:name="index 6" w:semiHidden="1" w:unhideWhenUsed="1"/>
-    <w:lsdException w:name="index 7" w:semiHidden="1" w:unhideWhenUsed="1"/>
-    <w:lsdException w:name="index 8" w:semiHidden="1" w:unhideWhenUsed="1"/>
-    <w:lsdException w:name="index 9" w:semiHidden="1" w:unhideWhenUsed="1"/>
-    <w:lsdException w:name="toc 1" w:semiHidden="1" w:uiPriority="39" w:unhideWhenUsed="1"/>
-    <w:lsdException w:name="toc 2" w:semiHidden="1" w:uiPriority="39" w:unhideWhenUsed="1"/>
-    <w:lsdException w:name="toc 3" w:semiHidden="1" w:uiPriority="39" w:unhideWhenUsed="1"/>
-    <w:lsdException w:name="toc 4" w:semiHidden="1" w:uiPriority="39" w:unhideWhenUsed="1"/>
-    <w:lsdException w:name="toc 5" w:semiHidden="1" w:uiPriority="39" w:unhideWhenUsed="1"/>
-    <w:lsdException w:name="toc 6" w:semiHidden="1" w:uiPriority="39" w:unhideWhenUsed="1"/>
-    <w:lsdException w:name="toc 7" w:semiHidden="1" w:uiPriority="39" w:unhideWhenUsed="1"/>
-    <w:lsdException w:name="toc 8" w:semiHidden="1" w:uiPriority="39" w:unhideWhenUsed="1"/>
-    <w:lsdException w:name="toc 9" w:semiHidden="1" w:uiPriority="39" w:unhideWhenUsed="1"/>
-    <w:lsdException w:name="Normal Indent" w:semiHidden="1" w:unhideWhenUsed="1"/>
-    <w:lsdException w:name="footnote text" w:semiHidden="1" w:unhideWhenUsed="1"/>
-    <w:lsdException w:name="annotation text" w:semiHidden="1" w:unhideWhenUsed="1"/>
-    <w:lsdException w:name="header" w:semiHidden="1" w:unhideWhenUsed="1"/>
-    <w:lsdException w:name="footer" w:semiHidden="1" w:unhideWhenUsed="1"/>
-    <w:lsdException w:name="index heading" w:semiHidden="1" w:unhideWhenUsed="1"/>
-    <w:lsdException w:name="caption" w:semiHidden="1" w:uiPriority="35" w:unhideWhenUsed="1" w:qFormat="1"/>
-    <w:lsdException w:name="table of figures" w:semiHidden="1" w:unhideWhenUsed="1"/>
-    <w:lsdException w:name="envelope address" w:semiHidden="1" w:unhideWhenUsed="1"/>
-    <w:lsdException w:name="envelope return" w:semiHidden="1" w:unhideWhenUsed="1"/>
-    <w:lsdException w:name="footnote reference" w:semiHidden="1" w:unhideWhenUsed="1"/>
-    <w:lsdException w:name="annotation reference" w:semiHidden="1" w:unhideWhenUsed="1"/>
-    <w:lsdException w:name="line number" w:semiHidden="1" w:unhideWhenUsed="1"/>
-    <w:lsdException w:name="page number" w:semiHidden="1" w:unhideWhenUsed="1"/>
-    <w:lsdException w:name="endnote reference" w:semiHidden="1" w:unhideWhenUsed="1"/>
-    <w:lsdException w:name="endnote text" w:semiHidden="1" w:unhideWhenUsed="1"/>
-    <w:lsdException w:name="table of authorities" w:semiHidden="1" w:unhideWhenUsed="1"/>
-    <w:lsdException w:name="macro" w:semiHidden="1" w:unhideWhenUsed="1"/>
-    <w:lsdException w:name="toa heading" w:semiHidden="1" w:unhideWhenUsed="1"/>
-    <w:lsdException w:name="List" w:semiHidden="1" w:unhideWhenUsed="1"/>
-    <w:lsdException w:name="List Bullet" w:semiHidden="1" w:unhideWhenUsed="1"/>
-    <w:lsdException w:name="List Number" w:semiHidden="1" w:unhideWhenUsed="1"/>
-    <w:lsdException w:name="List 2" w:semiHidden="1" w:unhideWhenUsed="1"/>
-    <w:lsdException w:name="List 3" w:semiHidden="1" w:unhideWhenUsed="1"/>
-    <w:lsdException w:name="List 4" w:semiHidden="1" w:unhideWhenUsed="1"/>
-    <w:lsdException w:name="List 5" w:semiHidden="1" w:unhideWhenUsed="1"/>
-    <w:lsdException w:name="List Bullet 2" w:semiHidden="1" w:unhideWhenUsed="1"/>
-    <w:lsdException w:name="List Bullet 3" w:semiHidden="1" w:unhideWhenUsed="1"/>
-    <w:lsdException w:name="List Bullet 4" w:semiHidden="1" w:unhideWhenUsed="1"/>
-    <w:lsdException w:name="List Bullet 5" w:semiHidden="1" w:unhideWhenUsed="1"/>
-    <w:lsdException w:name="List Number 2" w:semiHidden="1" w:unhideWhenUsed="1"/>
-    <w:lsdException w:name="List Number 3" w:semiHidden="1" w:unhideWhenUsed="1"/>
-    <w:lsdException w:name="List Number 4" w:semiHidden="1" w:unhideWhenUsed="1"/>
-    <w:lsdException w:name="List Number 5" w:semiHidden="1" w:unhideWhenUsed="1"/>
-    <w:lsdException w:name="Title" w:uiPriority="10" w:qFormat="1"/>
-    <w:lsdException w:name="Closing" w:semiHidden="1" w:unhideWhenUsed="1"/>
-    <w:lsdException w:name="Signature" w:semiHidden="1" w:unhideWhenUsed="1"/>
-    <w:lsdException w:name="Default Paragraph Font" w:semiHidden="1" w:uiPriority="1" w:unhideWhenUsed="1"/>
-    <w:lsdException w:name="Body Text" w:semiHidden="1" w:unhideWhenUsed="1"/>
-    <w:lsdException w:name="Body Text Indent" w:semiHidden="1" w:unhideWhenUsed="1"/>
-    <w:lsdException w:name="List Continue" w:semiHidden="1" w:unhideWhenUsed="1"/>
-    <w:lsdException w:name="List Continue 2" w:semiHidden="1" w:unhideWhenUsed="1"/>
-    <w:lsdException w:name="List Continue 3" w:semiHidden="1" w:unhideWhenUsed="1"/>
-    <w:lsdException w:name="List Continue 4" w:semiHidden="1" w:unhideWhenUsed="1"/>
-    <w:lsdException w:name="List Continue 5" w:semiHidden="1" w:unhideWhenUsed="1"/>
-    <w:lsdException w:name="Message Header" w:semiHidden="1" w:unhideWhenUsed="1"/>
-    <w:lsdException w:name="Subtitle" w:uiPriority="11" w:qFormat="1"/>
-    <w:lsdException w:name="Salutation" w:semiHidden="1" w:unhideWhenUsed="1"/>
-    <w:lsdException w:name="Date" w:semiHidden="1" w:unhideWhenUsed="1"/>
-    <w:lsdException w:name="Body Text First Indent" w:semiHidden="1" w:unhideWhenUsed="1"/>
-    <w:lsdException w:name="Body Text First Indent 2" w:semiHidden="1" w:unhideWhenUsed="1"/>
-    <w:lsdException w:name="Note Heading" w:semiHidden="1" w:unhideWhenUsed="1"/>
-    <w:lsdException w:name="Body Text 2" w:semiHidden="1" w:unhideWhenUsed="1"/>
-    <w:lsdException w:name="Body Text 3" w:semiHidden="1" w:unhideWhenUsed="1"/>
-    <w:lsdException w:name="Body Text Indent 2" w:semiHidden="1" w:unhideWhenUsed="1"/>
-    <w:lsdException w:name="Body Text Indent 3" w:semiHidden="1" w:unhideWhenUsed="1"/>
-    <w:lsdException w:name="Block Text" w:semiHidden="1" w:unhideWhenUsed="1"/>
-    <w:lsdException w:name="Hyperlink" w:semiHidden="1" w:unhideWhenUsed="1"/>
-    <w:lsdException w:name="FollowedHyperlink" w:semiHidden="1" w:unhideWhenUsed="1"/>
-    <w:lsdException w:name="Strong" w:uiPriority="22" w:qFormat="1"/>
-    <w:lsdException w:name="Emphasis" w:uiPriority="20" w:qFormat="1"/>
-    <w:lsdException w:name="Document Map" w:semiHidden="1" w:unhideWhenUsed="1"/>
-    <w:lsdException w:name="Plain Text" w:semiHidden="1" w:unhideWhenUsed="1"/>
-    <w:lsdException w:name="E-mail Signature" w:semiHidden="1" w:unhideWhenUsed="1"/>
-    <w:lsdException w:name="HTML Top of Form" w:semiHidden="1" w:unhideWhenUsed="1"/>
-    <w:lsdException w:name="HTML Bottom of Form" w:semiHidden="1" w:unhideWhenUsed="1"/>
-    <w:lsdException w:name="Normal (Web)" w:semiHidden="1" w:unhideWhenUsed="1"/>
-    <w:lsdException w:name="HTML Acronym" w:semiHidden="1" w:unhideWhenUsed="1"/>
-    <w:lsdException w:name="HTML Address" w:semiHidden="1" w:unhideWhenUsed="1"/>
-    <w:lsdException w:name="HTML Cite" w:semiHidden="1" w:unhideWhenUsed="1"/>
-    <w:lsdException w:name="HTML Code" w:semiHidden="1" w:unhideWhenUsed="1"/>
-    <w:lsdException w:name="HTML Definition" w:semiHidden="1" w:unhideWhenUsed="1"/>
-    <w:lsdException w:name="HTML Keyboard" w:semiHidden="1" w:unhideWhenUsed="1"/>
-    <w:lsdException w:name="HTML Preformatted" w:semiHidden="1" w:unhideWhenUsed="1"/>
-    <w:lsdException w:name="HTML Sample" w:semiHidden="1" w:unhideWhenUsed="1"/>
-    <w:lsdException w:name="HTML Typewriter" w:semiHidden="1" w:unhideWhenUsed="1"/>
-    <w:lsdException w:name="HTML Variable" w:semiHidden="1" w:unhideWhenUsed="1"/>
-    <w:lsdException w:name="Normal Table" w:semiHidden="1" w:unhideWhenUsed="1"/>
-    <w:lsdException w:name="annotation subject" w:semiHidden="1" w:unhideWhenUsed="1"/>
-    <w:lsdException w:name="No List" w:semiHidden="1" w:unhideWhenUsed="1"/>
-    <w:lsdException w:name="Outline List 1" w:semiHidden="1" w:unhideWhenUsed="1"/>
-    <w:lsdException w:name="Outline List 2" w:semiHidden="1" w:unhideWhenUsed="1"/>
-    <w:lsdException w:name="Outline List 3" w:semiHidden="1" w:unhideWhenUsed="1"/>
-    <w:lsdException w:name="Table Simple 1" w:semiHidden="1" w:unhideWhenUsed="1"/>
-    <w:lsdException w:name="Table Simple 2" w:semiHidden="1" w:unhideWhenUsed="1"/>
-    <w:lsdException w:name="Table Simple 3" w:semiHidden="1" w:unhideWhenUsed="1"/>
-    <w:lsdException w:name="Table Classic 1" w:semiHidden="1" w:unhideWhenUsed="1"/>
-    <w:lsdException w:name="Table Classic 2" w:semiHidden="1" w:unhideWhenUsed="1"/>
-    <w:lsdException w:name="Table Classic 3" w:semiHidden="1" w:unhideWhenUsed="1"/>
-    <w:lsdException w:name="Table Classic 4" w:semiHidden="1" w:unhideWhenUsed="1"/>
-    <w:lsdException w:name="Table Colorful 1" w:semiHidden="1" w:unhideWhenUsed="1"/>
-    <w:lsdException w:name="Table Colorful 2" w:semiHidden="1" w:unhideWhenUsed="1"/>
-    <w:lsdException w:name="Table Colorful 3" w:semiHidden="1" w:unhideWhenUsed="1"/>
-    <w:lsdException w:name="Table Columns 1" w:semiHidden="1" w:unhideWhenUsed="1"/>
-    <w:lsdException w:name="Table Columns 2" w:semiHidden="1" w:unhideWhenUsed="1"/>
-    <w:lsdException w:name="Table Columns 3" w:semiHidden="1" w:unhideWhenUsed="1"/>
-    <w:lsdException w:name="Table Columns 4" w:semiHidden="1" w:unhideWhenUsed="1"/>
-    <w:lsdException w:name="Table Columns 5" w:semiHidden="1" w:unhideWhenUsed="1"/>
-    <w:lsdException w:name="Table Grid 1" w:semiHidden="1" w:unhideWhenUsed="1"/>
-    <w:lsdException w:name="Table Grid 2" w:semiHidden="1" w:unhideWhenUsed="1"/>
-    <w:lsdException w:name="Table Grid 3" w:semiHidden="1" w:unhideWhenUsed="1"/>
-    <w:lsdException w:name="Table Grid 4" w:semiHidden="1" w:unhideWhenUsed="1"/>
-    <w:lsdException w:name="Table Grid 5" w:semiHidden="1" w:unhideWhenUsed="1"/>
-    <w:lsdException w:name="Table Grid 6" w:semiHidden="1" w:unhideWhenUsed="1"/>
-    <w:lsdException w:name="Table Grid 7" w:semiHidden="1" w:unhideWhenUsed="1"/>
-    <w:lsdException w:name="Table Grid 8" w:semiHidden="1" w:unhideWhenUsed="1"/>
-    <w:lsdException w:name="Table List 1" w:semiHidden="1" w:unhideWhenUsed="1"/>
-    <w:lsdException w:name="Table List 2" w:semiHidden="1" w:unhideWhenUsed="1"/>
-    <w:lsdException w:name="Table List 3" w:semiHidden="1" w:unhideWhenUsed="1"/>
-    <w:lsdException w:name="Table List 4" w:semiHidden="1" w:unhideWhenUsed="1"/>
-    <w:lsdException w:name="Table List 5" w:semiHidden="1" w:unhideWhenUsed="1"/>
-    <w:lsdException w:name="Table List 6" w:semiHidden="1" w:unhideWhenUsed="1"/>
-    <w:lsdException w:name="Table List 7" w:semiHidden="1" w:unhideWhenUsed="1"/>
-    <w:lsdException w:name="Table List 8" w:semiHidden="1" w:unhideWhenUsed="1"/>
-    <w:lsdException w:name="Table 3D effects 1" w:semiHidden="1" w:unhideWhenUsed="1"/>
-    <w:lsdException w:name="Table 3D effects 2" w:semiHidden="1" w:unhideWhenUsed="1"/>
-    <w:lsdException w:name="Table 3D effects 3" w:semiHidden="1" w:unhideWhenUsed="1"/>
-    <w:lsdException w:name="Table Contemporary" w:semiHidden="1" w:unhideWhenUsed="1"/>
-    <w:lsdException w:name="Table Elegant" w:semiHidden="1" w:unhideWhenUsed="1"/>
-    <w:lsdException w:name="Table Professional" w:semiHidden="1" w:unhideWhenUsed="1"/>
-    <w:lsdException w:name="Table Subtle 1" w:semiHidden="1" w:unhideWhenUsed="1"/>
-    <w:lsdException w:name="Table Subtle 2" w:semiHidden="1" w:unhideWhenUsed="1"/>
-    <w:lsdException w:name="Table Web 1" w:semiHidden="1" w:unhideWhenUsed="1"/>
-    <w:lsdException w:name="Table Web 2" w:semiHidden="1" w:unhideWhenUsed="1"/>
-    <w:lsdException w:name="Table Web 3" w:semiHidden="1" w:unhideWhenUsed="1"/>
-    <w:lsdException w:name="Balloon Text" w:semiHidden="1" w:unhideWhenUsed="1"/>
-    <w:lsdException w:name="Table Grid" w:uiPriority="39"/>
-    <w:lsdException w:name="Table Theme" w:semiHidden="1" w:unhideWhenUsed="1"/>
-    <w:lsdException w:name="Placeholder Text" w:semiHidden="1"/>
-    <w:lsdException w:name="No Spacing" w:uiPriority="1" w:qFormat="1"/>
-    <w:lsdException w:name="Light Shading" w:uiPriority="60"/>
-    <w:lsdException w:name="Light List" w:uiPriority="61"/>
-    <w:lsdException w:name="Light Grid" w:uiPriority="62"/>
-    <w:lsdException w:name="Medium Shading 1" w:uiPriority="63"/>
-    <w:lsdException w:name="Medium Shading 2" w:uiPriority="64"/>
-    <w:lsdException w:name="Medium List 1" w:uiPriority="65"/>
-    <w:lsdException w:name="Medium List 2" w:uiPriority="66"/>
-    <w:lsdException w:name="Medium Grid 1" w:uiPriority="67"/>
-    <w:lsdException w:name="Medium Grid 2" w:uiPriority="68"/>
-    <w:lsdException w:name="Medium Grid 3" w:uiPriority="69"/>
-    <w:lsdException w:name="Dark List" w:uiPriority="70"/>
-    <w:lsdException w:name="Colorful Shading" w:uiPriority="71"/>
-    <w:lsdException w:name="Colorful List" w:uiPriority="72"/>
-    <w:lsdException w:name="Colorful Grid" w:uiPriority="73"/>
-    <w:lsdException w:name="Light Shading Accent 1" w:uiPriority="60"/>
-    <w:lsdException w:name="Light List Accent 1" w:uiPriority="61"/>
-    <w:lsdException w:name="Light Grid Accent 1" w:uiPriority="62"/>
-    <w:lsdException w:name="Medium Shading 1 Accent 1" w:uiPriority="63"/>
-    <w:lsdException w:name="Medium Shading 2 Accent 1" w:uiPriority="64"/>
-    <w:lsdException w:name="Medium List 1 Accent 1" w:uiPriority="65"/>
-    <w:lsdException w:name="Revision" w:semiHidden="1"/>
-    <w:lsdException w:name="List Paragraph" w:uiPriority="34" w:qFormat="1"/>
-    <w:lsdException w:name="Quote" w:uiPriority="29" w:qFormat="1"/>
-    <w:lsdException w:name="Intense Quote" w:uiPriority="30" w:qFormat="1"/>
-    <w:lsdException w:name="Medium List 2 Accent 1" w:uiPriority="66"/>
-    <w:lsdException w:name="Medium Grid 1 Accent 1" w:uiPriority="67"/>
-    <w:lsdException w:name="Medium Grid 2 Accent 1" w:uiPriority="68"/>
-    <w:lsdException w:name="Medium Grid 3 Accent 1" w:uiPriority="69"/>
-    <w:lsdException w:name="Dark List Accent 1" w:uiPriority="70"/>
-    <w:lsdException w:name="Colorful Shading Accent 1" w:uiPriority="71"/>
-    <w:lsdException w:name="Colorful List Accent 1" w:uiPriority="72"/>
-    <w:lsdException w:name="Colorful Grid Accent 1" w:uiPriority="73"/>
-    <w:lsdException w:name="Light Shading Accent 2" w:uiPriority="60"/>
-    <w:lsdException w:name="Light List Accent 2" w:uiPriority="61"/>
-    <w:lsdException w:name="Light Grid Accent 2" w:uiPriority="62"/>
-    <w:lsdException w:name="Medium Shading 1 Accent 2" w:uiPriority="63"/>
-    <w:lsdException w:name="Medium Shading 2 Accent 2" w:uiPriority="64"/>
-    <w:lsdException w:name="Medium List 1 Accent 2" w:uiPriority="65"/>
-    <w:lsdException w:name="Medium List 2 Accent 2" w:uiPriority="66"/>
-    <w:lsdException w:name="Medium Grid 1 Accent 2" w:uiPriority="67"/>
-    <w:lsdException w:name="Medium Grid 2 Accent 2" w:uiPriority="68"/>
-    <w:lsdException w:name="Medium Grid 3 Accent 2" w:uiPriority="69"/>
-    <w:lsdException w:name="Dark List Accent 2" w:uiPriority="70"/>
-    <w:lsdException w:name="Colorful Shading Accent 2" w:uiPriority="71"/>
-    <w:lsdException w:name="Colorful List Accent 2" w:uiPriority="72"/>
-    <w:lsdException w:name="Colorful Grid Accent 2" w:uiPriority="73"/>
-    <w:lsdException w:name="Light Shading Accent 3" w:uiPriority="60"/>
-    <w:lsdException w:name="Light List Accent 3" w:uiPriority="61"/>
-    <w:lsdException w:name="Light Grid Accent 3" w:uiPriority="62"/>
-    <w:lsdException w:name="Medium Shading 1 Accent 3" w:uiPriority="63"/>
-    <w:lsdException w:name="Medium Shading 2 Accent 3" w:uiPriority="64"/>
-    <w:lsdException w:name="Medium List 1 Accent 3" w:uiPriority="65"/>
-    <w:lsdException w:name="Medium List 2 Accent 3" w:uiPriority="66"/>
-    <w:lsdException w:name="Medium Grid 1 Accent 3" w:uiPriority="67"/>
-    <w:lsdException w:name="Medium Grid 2 Accent 3" w:uiPriority="68"/>
-    <w:lsdException w:name="Medium Grid 3 Accent 3" w:uiPriority="69"/>
-    <w:lsdException w:name="Dark List Accent 3" w:uiPriority="70"/>
-    <w:lsdException w:name="Colorful Shading Accent 3" w:uiPriority="71"/>
-    <w:lsdException w:name="Colorful List Accent 3" w:uiPriority="72"/>
-    <w:lsdException w:name="Colorful Grid Accent 3" w:uiPriority="73"/>
-    <w:lsdException w:name="Light Shading Accent 4" w:uiPriority="60"/>
-    <w:lsdException w:name="Light List Accent 4" w:uiPriority="61"/>
-    <w:lsdException w:name="Light Grid Accent 4" w:uiPriority="62"/>
-    <w:lsdException w:name="Medium Shading 1 Accent 4" w:uiPriority="63"/>
-    <w:lsdException w:name="Medium Shading 2 Accent 4" w:uiPriority="64"/>
-    <w:lsdException w:name="Medium List 1 Accent 4" w:uiPriority="65"/>
-    <w:lsdException w:name="Medium List 2 Accent 4" w:uiPriority="66"/>
-    <w:lsdException w:name="Medium Grid 1 Accent 4" w:uiPriority="67"/>
-    <w:lsdException w:name="Medium Grid 2 Accent 4" w:uiPriority="68"/>
-    <w:lsdException w:name="Medium Grid 3 Accent 4" w:uiPriority="69"/>
-    <w:lsdException w:name="Dark List Accent 4" w:uiPriority="70"/>
-    <w:lsdException w:name="Colorful Shading Accent 4" w:uiPriority="71"/>
-    <w:lsdException w:name="Colorful List Accent 4" w:uiPriority="72"/>
-    <w:lsdException w:name="Colorful Grid Accent 4" w:uiPriority="73"/>
-    <w:lsdException w:name="Light Shading Accent 5" w:uiPriority="60"/>
-    <w:lsdException w:name="Light List Accent 5" w:uiPriority="61"/>
-    <w:lsdException w:name="Light Grid Accent 5" w:uiPriority="62"/>
-    <w:lsdException w:name="Medium Shading 1 Accent 5" w:uiPriority="63"/>
-    <w:lsdException w:name="Medium Shading 2 Accent 5" w:uiPriority="64"/>
-    <w:lsdException w:name="Medium List 1 Accent 5" w:uiPriority="65"/>
-    <w:lsdException w:name="Medium List 2 Accent 5" w:uiPriority="66"/>
-    <w:lsdException w:name="Medium Grid 1 Accent 5" w:uiPriority="67"/>
-    <w:lsdException w:name="Medium Grid 2 Accent 5" w:uiPriority="68"/>
-    <w:lsdException w:name="Medium Grid 3 Accent 5" w:uiPriority="69"/>
-    <w:lsdException w:name="Dark List Accent 5" w:uiPriority="70"/>
-    <w:lsdException w:name="Colorful Shading Accent 5" w:uiPriority="71"/>
-    <w:lsdException w:name="Colorful List Accent 5" w:uiPriority="72"/>
-    <w:lsdException w:name="Colorful Grid Accent 5" w:uiPriority="73"/>
-    <w:lsdException w:name="Light Shading Accent 6" w:uiPriority="60"/>
-    <w:lsdException w:name="Light List Accent 6" w:uiPriority="61"/>
-    <w:lsdException w:name="Light Grid Accent 6" w:uiPriority="62"/>
-    <w:lsdException w:name="Medium Shading 1 Accent 6" w:uiPriority="63"/>
-    <w:lsdException w:name="Medium Shading 2 Accent 6" w:uiPriority="64"/>
-    <w:lsdException w:name="Medium List 1 Accent 6" w:uiPriority="65"/>
-    <w:lsdException w:name="Medium List 2 Accent 6" w:uiPriority="66"/>
-    <w:lsdException w:name="Medium Grid 1 Accent 6" w:uiPriority="67"/>
-    <w:lsdException w:name="Medium Grid 2 Accent 6" w:uiPriority="68"/>
-    <w:lsdException w:name="Medium Grid 3 Accent 6" w:uiPriority="69"/>
-    <w:lsdException w:name="Dark List Accent 6" w:uiPriority="70"/>
-    <w:lsdException w:name="Colorful Shading Accent 6" w:uiPriority="71"/>
-    <w:lsdException w:name="Colorful List Accent 6" w:uiPriority="72"/>
-    <w:lsdException w:name="Colorful Grid Accent 6" w:uiPriority="73"/>
-    <w:lsdException w:name="Subtle Emphasis" w:uiPriority="19" w:qFormat="1"/>
-    <w:lsdException w:name="Intense Emphasis" w:uiPriority="21" w:qFormat="1"/>
-    <w:lsdException w:name="Subtle Reference" w:uiPriority="31" w:qFormat="1"/>
-    <w:lsdException w:name="Intense Reference" w:uiPriority="32" w:qFormat="1"/>
-    <w:lsdException w:name="Book Title" w:uiPriority="33" w:qFormat="1"/>
-    <w:lsdException w:name="Bibliography" w:semiHidden="1" w:uiPriority="37" w:unhideWhenUsed="1"/>
-    <w:lsdException w:name="TOC Heading" w:semiHidden="1" w:uiPriority="39" w:unhideWhenUsed="1" w:qFormat="1"/>
-    <w:lsdException w:name="Plain Table 1" w:uiPriority="41"/>
-    <w:lsdException w:name="Plain Table 2" w:uiPriority="42"/>
-    <w:lsdException w:name="Plain Table 3" w:uiPriority="43"/>
-    <w:lsdException w:name="Plain Table 4" w:uiPriority="44"/>
-    <w:lsdException w:name="Plain Table 5" w:uiPriority="45"/>
-    <w:lsdException w:name="Grid Table Light" w:uiPriority="40"/>
-    <w:lsdException w:name="Grid Table 1 Light" w:uiPriority="46"/>
-    <w:lsdException w:name="Grid Table 2" w:uiPriority="47"/>
-    <w:lsdException w:name="Grid Table 3" w:uiPriority="48"/>
-    <w:lsdException w:name="Grid Table 4" w:uiPriority="49"/>
-    <w:lsdException w:name="Grid Table 5 Dark" w:uiPriority="50"/>
-    <w:lsdException w:name="Grid Table 6 Colorful" w:uiPriority="51"/>
-    <w:lsdException w:name="Grid Table 7 Colorful" w:uiPriority="52"/>
-    <w:lsdException w:name="Grid Table 1 Light Accent 1" w:uiPriority="46"/>
-    <w:lsdException w:name="Grid Table 2 Accent 1" w:uiPriority="47"/>
-    <w:lsdException w:name="Grid Table 3 Accent 1" w:uiPriority="48"/>
-    <w:lsdException w:name="Grid Table 4 Accent 1" w:uiPriority="49"/>
-    <w:lsdException w:name="Grid Table 5 Dark Accent 1" w:uiPriority="50"/>
-    <w:lsdException w:name="Grid Table 6 Colorful Accent 1" w:uiPriority="51"/>
-    <w:lsdException w:name="Grid Table 7 Colorful Accent 1" w:uiPriority="52"/>
-    <w:lsdException w:name="Grid Table 1 Light Accent 2" w:uiPriority="46"/>
-    <w:lsdException w:name="Grid Table 2 Accent 2" w:uiPriority="47"/>
-    <w:lsdException w:name="Grid Table 3 Accent 2" w:uiPriority="48"/>
-    <w:lsdException w:name="Grid Table 4 Accent 2" w:uiPriority="49"/>
-    <w:lsdException w:name="Grid Table 5 Dark Accent 2" w:uiPriority="50"/>
-    <w:lsdException w:name="Grid Table 6 Colorful Accent 2" w:uiPriority="51"/>
-    <w:lsdException w:name="Grid Table 7 Colorful Accent 2" w:uiPriority="52"/>
-    <w:lsdException w:name="Grid Table 1 Light Accent 3" w:uiPriority="46"/>
-    <w:lsdException w:name="Grid Table 2 Accent 3" w:uiPriority="47"/>
-    <w:lsdException w:name="Grid Table 3 Accent 3" w:uiPriority="48"/>
-    <w:lsdException w:name="Grid Table 4 Accent 3" w:uiPriority="49"/>
-    <w:lsdException w:name="Grid Table 5 Dark Accent 3" w:uiPriority="50"/>
-    <w:lsdException w:name="Grid Table 6 Colorful Accent 3" w:uiPriority="51"/>
-    <w:lsdException w:name="Grid Table 7 Colorful Accent 3" w:uiPriority="52"/>
-    <w:lsdException w:name="Grid Table 1 Light Accent 4" w:uiPriority="46"/>
-    <w:lsdException w:name="Grid Table 2 Accent 4" w:uiPriority="47"/>
-    <w:lsdException w:name="Grid Table 3 Accent 4" w:uiPriority="48"/>
-    <w:lsdException w:name="Grid Table 4 Accent 4" w:uiPriority="49"/>
-    <w:lsdException w:name="Grid Table 5 Dark Accent 4" w:uiPriority="50"/>
-    <w:lsdException w:name="Grid Table 6 Colorful Accent 4" w:uiPriority="51"/>
-    <w:lsdException w:name="Grid Table 7 Colorful Accent 4" w:uiPriority="52"/>
-    <w:lsdException w:name="Grid Table 1 Light Accent 5" w:uiPriority="46"/>
-    <w:lsdException w:name="Grid Table 2 Accent 5" w:uiPriority="47"/>
-    <w:lsdException w:name="Grid Table 3 Accent 5" w:uiPriority="48"/>
-    <w:lsdException w:name="Grid Table 4 Accent 5" w:uiPriority="49"/>
-    <w:lsdException w:name="Grid Table 5 Dark Accent 5" w:uiPriority="50"/>
-    <w:lsdException w:name="Grid Table 6 Colorful Accent 5" w:uiPriority="51"/>
-    <w:lsdException w:name="Grid Table 7 Colorful Accent 5" w:uiPriority="52"/>
-    <w:lsdException w:name="Grid Table 1 Light Accent 6" w:uiPriority="46"/>
-    <w:lsdException w:name="Grid Table 2 Accent 6" w:uiPriority="47"/>
-    <w:lsdException w:name="Grid Table 3 Accent 6" w:uiPriority="48"/>
-    <w:lsdException w:name="Grid Table 4 Accent 6" w:uiPriority="49"/>
-    <w:lsdException w:name="Grid Table 5 Dark Accent 6" w:uiPriority="50"/>
-    <w:lsdException w:name="Grid Table 6 Colorful Accent 6" w:uiPriority="51"/>
-    <w:lsdException w:name="Grid Table 7 Colorful Accent 6" w:uiPriority="52"/>
-    <w:lsdException w:name="List Table 1 Light" w:uiPriority="46"/>
-    <w:lsdException w:name="List Table 2" w:uiPriority="47"/>
-    <w:lsdException w:name="List Table 3" w:uiPriority="48"/>
-    <w:lsdException w:name="List Table 4" w:uiPriority="49"/>
-    <w:lsdException w:name="List Table 5 Dark" w:uiPriority="50"/>
-    <w:lsdException w:name="List Table 6 Colorful" w:uiPriority="51"/>
-    <w:lsdException w:name="List Table 7 Colorful" w:uiPriority="52"/>
-    <w:lsdException w:name="List Table 1 Light Accent 1" w:uiPriority="46"/>
-    <w:lsdException w:name="List Table 2 Accent 1" w:uiPriority="47"/>
-    <w:lsdException w:name="List Table 3 Accent 1" w:uiPriority="48"/>
-    <w:lsdException w:name="List Table 4 Accent 1" w:uiPriority="49"/>
-    <w:lsdException w:name="List Table 5 Dark Accent 1" w:uiPriority="50"/>
-    <w:lsdException w:name="List Table 6 Colorful Accent 1" w:uiPriority="51"/>
-    <w:lsdException w:name="List Table 7 Colorful Accent 1" w:uiPriority="52"/>
-    <w:lsdException w:name="List Table 1 Light Accent 2" w:uiPriority="46"/>
-    <w:lsdException w:name="List Table 2 Accent 2" w:uiPriority="47"/>
-    <w:lsdException w:name="List Table 3 Accent 2" w:uiPriority="48"/>
-    <w:lsdException w:name="List Table 4 Accent 2" w:uiPriority="49"/>
-    <w:lsdException w:name="List Table 5 Dark Accent 2" w:uiPriority="50"/>
-    <w:lsdException w:name="List Table 6 Colorful Accent 2" w:uiPriority="51"/>
-    <w:lsdException w:name="List Table 7 Colorful Accent 2" w:uiPriority="52"/>
-    <w:lsdException w:name="List Table 1 Light Accent 3" w:uiPriority="46"/>
-    <w:lsdException w:name="List Table 2 Accent 3" w:uiPriority="47"/>
-    <w:lsdException w:name="List Table 3 Accent 3" w:uiPriority="48"/>
-    <w:lsdException w:name="List Table 4 Accent 3" w:uiPriority="49"/>
-    <w:lsdException w:name="List Table 5 Dark Accent 3" w:uiPriority="50"/>
-    <w:lsdException w:name="List Table 6 Colorful Accent 3" w:uiPriority="51"/>
-    <w:lsdException w:name="List Table 7 Colorful Accent 3" w:uiPriority="52"/>
-    <w:lsdException w:name="List Table 1 Light Accent 4" w:uiPriority="46"/>
-    <w:lsdException w:name="List Table 2 Accent 4" w:uiPriority="47"/>
-    <w:lsdException w:name="List Table 3 Accent 4" w:uiPriority="48"/>
-    <w:lsdException w:name="List Table 4 Accent 4" w:uiPriority="49"/>
-    <w:lsdException w:name="List Table 5 Dark Accent 4" w:uiPriority="50"/>
-    <w:lsdException w:name="List Table 6 Colorful Accent 4" w:uiPriority="51"/>
-    <w:lsdException w:name="List Table 7 Colorful Accent 4" w:uiPriority="52"/>
-    <w:lsdException w:name="List Table 1 Light Accent 5" w:uiPriority="46"/>
-    <w:lsdException w:name="List Table 2 Accent 5" w:uiPriority="47"/>
-    <w:lsdException w:name="List Table 3 Accent 5" w:uiPriority="48"/>
-    <w:lsdException w:name="List Table 4 Accent 5" w:uiPriority="49"/>
-    <w:lsdException w:name="List Table 5 Dark Accent 5" w:uiPriority="50"/>
-    <w:lsdException w:name="List Table 6 Colorful Accent 5" w:uiPriority="51"/>
-    <w:lsdException w:name="List Table 7 Colorful Accent 5" w:uiPriority="52"/>
-    <w:lsdException w:name="List Table 1 Light Accent 6" w:uiPriority="46"/>
-    <w:lsdException w:name="List Table 2 Accent 6" w:uiPriority="47"/>
-    <w:lsdException w:name="List Table 3 Accent 6" w:uiPriority="48"/>
-    <w:lsdException w:name="List Table 4 Accent 6" w:uiPriority="49"/>
-    <w:lsdException w:name="List Table 5 Dark Accent 6" w:uiPriority="50"/>
-    <w:lsdException w:name="List Table 6 Colorful Accent 6" w:uiPriority="51"/>
-    <w:lsdException w:name="List Table 7 Colorful Accent 6" w:uiPriority="52"/>
-    <w:lsdException w:name="Mention" w:semiHidden="1" w:unhideWhenUsed="1"/>
-    <w:lsdException w:name="Smart Hyperlink" w:semiHidden="1" w:unhideWhenUsed="1"/>
-    <w:lsdException w:name="Hashtag" w:semiHidden="1" w:unhideWhenUsed="1"/>
-    <w:lsdException w:name="Unresolved Mention" w:semiHidden="1" w:unhideWhenUsed="1"/>
-    <w:lsdException w:name="Smart Link" w:semiHidden="1" w:unhideWhenUsed="1"/>
+  <w:latentStyles w:defLockedState="0" w:defUIPriority="99" w:defSemiHidden="1" w:defUnhideWhenUsed="1" w:defQFormat="0" w:count="267">
+    <w:lsdException w:name="Normal" w:semiHidden="0" w:uiPriority="0" w:unhideWhenUsed="0" w:qFormat="1"/>
+    <w:lsdException w:name="heading 1" w:semiHidden="0" w:uiPriority="9" w:unhideWhenUsed="0" w:qFormat="1"/>
+    <w:lsdException w:name="heading 2" w:uiPriority="9" w:qFormat="1"/>
+    <w:lsdException w:name="heading 3" w:uiPriority="9" w:qFormat="1"/>
+    <w:lsdException w:name="heading 4" w:uiPriority="9" w:qFormat="1"/>
+    <w:lsdException w:name="heading 5" w:uiPriority="9" w:qFormat="1"/>
+    <w:lsdException w:name="heading 6" w:uiPriority="9" w:qFormat="1"/>
+    <w:lsdException w:name="heading 7" w:uiPriority="9" w:qFormat="1"/>
+    <w:lsdException w:name="heading 8" w:uiPriority="9" w:qFormat="1"/>
+    <w:lsdException w:name="heading 9" w:uiPriority="9" w:qFormat="1"/>
+    <w:lsdException w:name="toc 1" w:uiPriority="39"/>
+    <w:lsdException w:name="toc 2" w:uiPriority="39"/>
+    <w:lsdException w:name="toc 3" w:uiPriority="39"/>
+    <w:lsdException w:name="toc 4" w:uiPriority="39"/>
+    <w:lsdException w:name="toc 5" w:uiPriority="39"/>
+    <w:lsdException w:name="toc 6" w:uiPriority="39"/>
+    <w:lsdException w:name="toc 7" w:uiPriority="39"/>
+    <w:lsdException w:name="toc 8" w:uiPriority="39"/>
+    <w:lsdException w:name="toc 9" w:uiPriority="39"/>
+    <w:lsdException w:name="caption" w:uiPriority="35" w:qFormat="1"/>
+    <w:lsdException w:name="Title" w:semiHidden="0" w:uiPriority="10" w:unhideWhenUsed="0" w:qFormat="1"/>
+    <w:lsdException w:name="Default Paragraph Font" w:uiPriority="1"/>
+    <w:lsdException w:name="Subtitle" w:semiHidden="0" w:uiPriority="11" w:unhideWhenUsed="0" w:qFormat="1"/>
+    <w:lsdException w:name="Strong" w:semiHidden="0" w:uiPriority="22" w:unhideWhenUsed="0" w:qFormat="1"/>
+    <w:lsdException w:name="Emphasis" w:semiHidden="0" w:uiPriority="20" w:unhideWhenUsed="0" w:qFormat="1"/>
+    <w:lsdException w:name="Table Grid" w:semiHidden="0" w:uiPriority="39" w:unhideWhenUsed="0"/>
+    <w:lsdException w:name="Placeholder Text" w:unhideWhenUsed="0"/>
+    <w:lsdException w:name="No Spacing" w:semiHidden="0" w:uiPriority="1" w:unhideWhenUsed="0" w:qFormat="1"/>
+    <w:lsdException w:name="Light Shading" w:semiHidden="0" w:uiPriority="60" w:unhideWhenUsed="0"/>
+    <w:lsdException w:name="Light List" w:semiHidden="0" w:uiPriority="61" w:unhideWhenUsed="0"/>
+    <w:lsdException w:name="Light Grid" w:semiHidden="0" w:uiPriority="62" w:unhideWhenUsed="0"/>
+    <w:lsdException w:name="Medium Shading 1" w:semiHidden="0" w:uiPriority="63" w:unhideWhenUsed="0"/>
+    <w:lsdException w:name="Medium Shading 2" w:semiHidden="0" w:uiPriority="64" w:unhideWhenUsed="0"/>
+    <w:lsdException w:name="Medium List 1" w:semiHidden="0" w:uiPriority="65" w:unhideWhenUsed="0"/>
+    <w:lsdException w:name="Medium List 2" w:semiHidden="0" w:uiPriority="66" w:unhideWhenUsed="0"/>
+    <w:lsdException w:name="Medium Grid 1" w:semiHidden="0" w:uiPriority="67" w:unhideWhenUsed="0"/>
+    <w:lsdException w:name="Medium Grid 2" w:semiHidden="0" w:uiPriority="68" w:unhideWhenUsed="0"/>
+    <w:lsdException w:name="Medium Grid 3" w:semiHidden="0" w:uiPriority="69" w:unhideWhenUsed="0"/>
+    <w:lsdException w:name="Dark List" w:semiHidden="0" w:uiPriority="70" w:unhideWhenUsed="0"/>
+    <w:lsdException w:name="Colorful Shading" w:semiHidden="0" w:uiPriority="71" w:unhideWhenUsed="0"/>
+    <w:lsdException w:name="Colorful List" w:semiHidden="0" w:uiPriority="72" w:unhideWhenUsed="0"/>
+    <w:lsdException w:name="Colorful Grid" w:semiHidden="0" w:uiPriority="73" w:unhideWhenUsed="0"/>
+    <w:lsdException w:name="Light Shading Accent 1" w:semiHidden="0" w:uiPriority="60" w:unhideWhenUsed="0"/>
+    <w:lsdException w:name="Light List Accent 1" w:semiHidden="0" w:uiPriority="61" w:unhideWhenUsed="0"/>
+    <w:lsdException w:name="Light Grid Accent 1" w:semiHidden="0" w:uiPriority="62" w:unhideWhenUsed="0"/>
+    <w:lsdException w:name="Medium Shading 1 Accent 1" w:semiHidden="0" w:uiPriority="63" w:unhideWhenUsed="0"/>
+    <w:lsdException w:name="Medium Shading 2 Accent 1" w:semiHidden="0" w:uiPriority="64" w:unhideWhenUsed="0"/>
+    <w:lsdException w:name="Medium List 1 Accent 1" w:semiHidden="0" w:uiPriority="65" w:unhideWhenUsed="0"/>
+    <w:lsdException w:name="Revision" w:unhideWhenUsed="0"/>
+    <w:lsdException w:name="List Paragraph" w:semiHidden="0" w:uiPriority="34" w:unhideWhenUsed="0" w:qFormat="1"/>
+    <w:lsdException w:name="Quote" w:semiHidden="0" w:uiPriority="29" w:unhideWhenUsed="0" w:qFormat="1"/>
+    <w:lsdException w:name="Intense Quote" w:semiHidden="0" w:uiPriority="30" w:unhideWhenUsed="0" w:qFormat="1"/>
+    <w:lsdException w:name="Medium List 2 Accent 1" w:semiHidden="0" w:uiPriority="66" w:unhideWhenUsed="0"/>
+    <w:lsdException w:name="Medium Grid 1 Accent 1" w:semiHidden="0" w:uiPriority="67" w:unhideWhenUsed="0"/>
+    <w:lsdException w:name="Medium Grid 2 Accent 1" w:semiHidden="0" w:uiPriority="68" w:unhideWhenUsed="0"/>
+    <w:lsdException w:name="Medium Grid 3 Accent 1" w:semiHidden="0" w:uiPriority="69" w:unhideWhenUsed="0"/>
+    <w:lsdException w:name="Dark List Accent 1" w:semiHidden="0" w:uiPriority="70" w:unhideWhenUsed="0"/>
+    <w:lsdException w:name="Colorful Shading Accent 1" w:semiHidden="0" w:uiPriority="71" w:unhideWhenUsed="0"/>
+    <w:lsdException w:name="Colorful List Accent 1" w:semiHidden="0" w:uiPriority="72" w:unhideWhenUsed="0"/>
+    <w:lsdException w:name="Colorful Grid Accent 1" w:semiHidden="0" w:uiPriority="73" w:unhideWhenUsed="0"/>
+    <w:lsdException w:name="Light Shading Accent 2" w:semiHidden="0" w:uiPriority="60" w:unhideWhenUsed="0"/>
+    <w:lsdException w:name="Light List Accent 2" w:semiHidden="0" w:uiPriority="61" w:unhideWhenUsed="0"/>
+    <w:lsdException w:name="Light Grid Accent 2" w:semiHidden="0" w:uiPriority="62" w:unhideWhenUsed="0"/>
+    <w:lsdException w:name="Medium Shading 1 Accent 2" w:semiHidden="0" w:uiPriority="63" w:unhideWhenUsed="0"/>
+    <w:lsdException w:name="Medium Shading 2 Accent 2" w:semiHidden="0" w:uiPriority="64" w:unhideWhenUsed="0"/>
+    <w:lsdException w:name="Medium List 1 Accent 2" w:semiHidden="0" w:uiPriority="65" w:unhideWhenUsed="0"/>
+    <w:lsdException w:name="Medium List 2 Accent 2" w:semiHidden="0" w:uiPriority="66" w:unhideWhenUsed="0"/>
+    <w:lsdException w:name="Medium Grid 1 Accent 2" w:semiHidden="0" w:uiPriority="67" w:unhideWhenUsed="0"/>
+    <w:lsdException w:name="Medium Grid 2 Accent 2" w:semiHidden="0" w:uiPriority="68" w:unhideWhenUsed="0"/>
+    <w:lsdException w:name="Medium Grid 3 Accent 2" w:semiHidden="0" w:uiPriority="69" w:unhideWhenUsed="0"/>
+    <w:lsdException w:name="Dark List Accent 2" w:semiHidden="0" w:uiPriority="70" w:unhideWhenUsed="0"/>
+    <w:lsdException w:name="Colorful Shading Accent 2" w:semiHidden="0" w:uiPriority="71" w:unhideWhenUsed="0"/>
+    <w:lsdException w:name="Colorful List Accent 2" w:semiHidden="0" w:uiPriority="72" w:unhideWhenUsed="0"/>
+    <w:lsdException w:name="Colorful Grid Accent 2" w:semiHidden="0" w:uiPriority="73" w:unhideWhenUsed="0"/>
+    <w:lsdException w:name="Light Shading Accent 3" w:semiHidden="0" w:uiPriority="60" w:unhideWhenUsed="0"/>
+    <w:lsdException w:name="Light List Accent 3" w:semiHidden="0" w:uiPriority="61" w:unhideWhenUsed="0"/>
+    <w:lsdException w:name="Light Grid Accent 3" w:semiHidden="0" w:uiPriority="62" w:unhideWhenUsed="0"/>
+    <w:lsdException w:name="Medium Shading 1 Accent 3" w:semiHidden="0" w:uiPriority="63" w:unhideWhenUsed="0"/>
+    <w:lsdException w:name="Medium Shading 2 Accent 3" w:semiHidden="0" w:uiPriority="64" w:unhideWhenUsed="0"/>
+    <w:lsdException w:name="Medium List 1 Accent 3" w:semiHidden="0" w:uiPriority="65" w:unhideWhenUsed="0"/>
+    <w:lsdException w:name="Medium List 2 Accent 3" w:semiHidden="0" w:uiPriority="66" w:unhideWhenUsed="0"/>
+    <w:lsdException w:name="Medium Grid 1 Accent 3" w:semiHidden="0" w:uiPriority="67" w:unhideWhenUsed="0"/>
+    <w:lsdException w:name="Medium Grid 2 Accent 3" w:semiHidden="0" w:uiPriority="68" w:unhideWhenUsed="0"/>
+    <w:lsdException w:name="Medium Grid 3 Accent 3" w:semiHidden="0" w:uiPriority="69" w:unhideWhenUsed="0"/>
+    <w:lsdException w:name="Dark List Accent 3" w:semiHidden="0" w:uiPriority="70" w:unhideWhenUsed="0"/>
+    <w:lsdException w:name="Colorful Shading Accent 3" w:semiHidden="0" w:uiPriority="71" w:unhideWhenUsed="0"/>
+    <w:lsdException w:name="Colorful List Accent 3" w:semiHidden="0" w:uiPriority="72" w:unhideWhenUsed="0"/>
+    <w:lsdException w:name="Colorful Grid Accent 3" w:semiHidden="0" w:uiPriority="73" w:unhideWhenUsed="0"/>
+    <w:lsdException w:name="Light Shading Accent 4" w:semiHidden="0" w:uiPriority="60" w:unhideWhenUsed="0"/>
+    <w:lsdException w:name="Light List Accent 4" w:semiHidden="0" w:uiPriority="61" w:unhideWhenUsed="0"/>
+    <w:lsdException w:name="Light Grid Accent 4" w:semiHidden="0" w:uiPriority="62" w:unhideWhenUsed="0"/>
+    <w:lsdException w:name="Medium Shading 1 Accent 4" w:semiHidden="0" w:uiPriority="63" w:unhideWhenUsed="0"/>
+    <w:lsdException w:name="Medium Shading 2 Accent 4" w:semiHidden="0" w:uiPriority="64" w:unhideWhenUsed="0"/>
+    <w:lsdException w:name="Medium List 1 Accent 4" w:semiHidden="0" w:uiPriority="65" w:unhideWhenUsed="0"/>
+    <w:lsdException w:name="Medium List 2 Accent 4" w:semiHidden="0" w:uiPriority="66" w:unhideWhenUsed="0"/>
+    <w:lsdException w:name="Medium Grid 1 Accent 4" w:semiHidden="0" w:uiPriority="67" w:unhideWhenUsed="0"/>
+    <w:lsdException w:name="Medium Grid 2 Accent 4" w:semiHidden="0" w:uiPriority="68" w:unhideWhenUsed="0"/>
+    <w:lsdException w:name="Medium Grid 3 Accent 4" w:semiHidden="0" w:uiPriority="69" w:unhideWhenUsed="0"/>
+    <w:lsdException w:name="Dark List Accent 4" w:semiHidden="0" w:uiPriority="70" w:unhideWhenUsed="0"/>
+    <w:lsdException w:name="Colorful Shading Accent 4" w:semiHidden="0" w:uiPriority="71" w:unhideWhenUsed="0"/>
+    <w:lsdException w:name="Colorful List Accent 4" w:semiHidden="0" w:uiPriority="72" w:unhideWhenUsed="0"/>
+    <w:lsdException w:name="Colorful Grid Accent 4" w:semiHidden="0" w:uiPriority="73" w:unhideWhenUsed="0"/>
+    <w:lsdException w:name="Light Shading Accent 5" w:semiHidden="0" w:uiPriority="60" w:unhideWhenUsed="0"/>
+    <w:lsdException w:name="Light List Accent 5" w:semiHidden="0" w:uiPriority="61" w:unhideWhenUsed="0"/>
+    <w:lsdException w:name="Light Grid Accent 5" w:semiHidden="0" w:uiPriority="62" w:unhideWhenUsed="0"/>
+    <w:lsdException w:name="Medium Shading 1 Accent 5" w:semiHidden="0" w:uiPriority="63" w:unhideWhenUsed="0"/>
+    <w:lsdException w:name="Medium Shading 2 Accent 5" w:semiHidden="0" w:uiPriority="64" w:unhideWhenUsed="0"/>
+    <w:lsdException w:name="Medium List 1 Accent 5" w:semiHidden="0" w:uiPriority="65" w:unhideWhenUsed="0"/>
+    <w:lsdException w:name="Medium List 2 Accent 5" w:semiHidden="0" w:uiPriority="66" w:unhideWhenUsed="0"/>
+    <w:lsdException w:name="Medium Grid 1 Accent 5" w:semiHidden="0" w:uiPriority="67" w:unhideWhenUsed="0"/>
+    <w:lsdException w:name="Medium Grid 2 Accent 5" w:semiHidden="0" w:uiPriority="68" w:unhideWhenUsed="0"/>
+    <w:lsdException w:name="Medium Grid 3 Accent 5" w:semiHidden="0" w:uiPriority="69" w:unhideWhenUsed="0"/>
+    <w:lsdException w:name="Dark List Accent 5" w:semiHidden="0" w:uiPriority="70" w:unhideWhenUsed="0"/>
+    <w:lsdException w:name="Colorful Shading Accent 5" w:semiHidden="0" w:uiPriority="71" w:unhideWhenUsed="0"/>
+    <w:lsdException w:name="Colorful List Accent 5" w:semiHidden="0" w:uiPriority="72" w:unhideWhenUsed="0"/>
+    <w:lsdException w:name="Colorful Grid Accent 5" w:semiHidden="0" w:uiPriority="73" w:unhideWhenUsed="0"/>
+    <w:lsdException w:name="Light Shading Accent 6" w:semiHidden="0" w:uiPriority="60" w:unhideWhenUsed="0"/>
+    <w:lsdException w:name="Light List Accent 6" w:semiHidden="0" w:uiPriority="61" w:unhideWhenUsed="0"/>
+    <w:lsdException w:name="Light Grid Accent 6" w:semiHidden="0" w:uiPriority="62" w:unhideWhenUsed="0"/>
+    <w:lsdException w:name="Medium Shading 1 Accent 6" w:semiHidden="0" w:uiPriority="63" w:unhideWhenUsed="0"/>
+    <w:lsdException w:name="Medium Shading 2 Accent 6" w:semiHidden="0" w:uiPriority="64" w:unhideWhenUsed="0"/>
+    <w:lsdException w:name="Medium List 1 Accent 6" w:semiHidden="0" w:uiPriority="65" w:unhideWhenUsed="0"/>
+    <w:lsdException w:name="Medium List 2 Accent 6" w:semiHidden="0" w:uiPriority="66" w:unhideWhenUsed="0"/>
+    <w:lsdException w:name="Medium Grid 1 Accent 6" w:semiHidden="0" w:uiPriority="67" w:unhideWhenUsed="0"/>
+    <w:lsdException w:name="Medium Grid 2 Accent 6" w:semiHidden="0" w:uiPriority="68" w:unhideWhenUsed="0"/>
+    <w:lsdException w:name="Medium Grid 3 Accent 6" w:semiHidden="0" w:uiPriority="69" w:unhideWhenUsed="0"/>
+    <w:lsdException w:name="Dark List Accent 6" w:semiHidden="0" w:uiPriority="70" w:unhideWhenUsed="0"/>
+    <w:lsdException w:name="Colorful Shading Accent 6" w:semiHidden="0" w:uiPriority="71" w:unhideWhenUsed="0"/>
+    <w:lsdException w:name="Colorful List Accent 6" w:semiHidden="0" w:uiPriority="72" w:unhideWhenUsed="0"/>
+    <w:lsdException w:name="Colorful Grid Accent 6" w:semiHidden="0" w:uiPriority="73" w:unhideWhenUsed="0"/>
+    <w:lsdException w:name="Subtle Emphasis" w:semiHidden="0" w:uiPriority="19" w:unhideWhenUsed="0" w:qFormat="1"/>
+    <w:lsdException w:name="Intense Emphasis" w:semiHidden="0" w:uiPriority="21" w:unhideWhenUsed="0" w:qFormat="1"/>
+    <w:lsdException w:name="Subtle Reference" w:semiHidden="0" w:uiPriority="31" w:unhideWhenUsed="0" w:qFormat="1"/>
+    <w:lsdException w:name="Intense Reference" w:semiHidden="0" w:uiPriority="32" w:unhideWhenUsed="0" w:qFormat="1"/>
+    <w:lsdException w:name="Book Title" w:semiHidden="0" w:uiPriority="33" w:unhideWhenUsed="0" w:qFormat="1"/>
+    <w:lsdException w:name="Bibliography" w:uiPriority="37"/>
+    <w:lsdException w:name="TOC Heading" w:uiPriority="39" w:qFormat="1"/>
   </w:latentStyles>
   <w:style w:type="paragraph" w:default="1" w:styleId="a">
     <w:name w:val="Normal"/>
@@ -6166,7 +5633,340 @@
     <w:name w:val="Hyperlink"/>
     <w:basedOn w:val="a0"/>
     <w:uiPriority w:val="99"/>
+    <w:unhideWhenUsed/>
+    <w:rsid w:val="00067E73"/>
+    <w:rPr>
+      <w:color w:val="0000FF"/>
+      <w:u w:val="single"/>
+    </w:rPr>
+  </w:style>
+  <w:style w:type="paragraph" w:styleId="a5">
+    <w:name w:val="Revision"/>
+    <w:hidden/>
+    <w:uiPriority w:val="99"/>
     <w:semiHidden/>
+    <w:rsid w:val="005F0096"/>
+    <w:pPr>
+      <w:spacing w:after="0" w:line="240" w:lineRule="auto"/>
+    </w:pPr>
+  </w:style>
+  <w:style w:type="character" w:styleId="a6">
+    <w:name w:val="annotation reference"/>
+    <w:basedOn w:val="a0"/>
+    <w:uiPriority w:val="99"/>
+    <w:semiHidden/>
+    <w:unhideWhenUsed/>
+    <w:rsid w:val="005F0096"/>
+    <w:rPr>
+      <w:sz w:val="16"/>
+      <w:szCs w:val="16"/>
+    </w:rPr>
+  </w:style>
+  <w:style w:type="paragraph" w:styleId="a7">
+    <w:name w:val="annotation text"/>
+    <w:basedOn w:val="a"/>
+    <w:link w:val="a8"/>
+    <w:uiPriority w:val="99"/>
+    <w:semiHidden/>
+    <w:unhideWhenUsed/>
+    <w:rsid w:val="005F0096"/>
+    <w:pPr>
+      <w:spacing w:line="240" w:lineRule="auto"/>
+    </w:pPr>
+    <w:rPr>
+      <w:sz w:val="20"/>
+      <w:szCs w:val="20"/>
+    </w:rPr>
+  </w:style>
+  <w:style w:type="character" w:customStyle="1" w:styleId="a8">
+    <w:name w:val="Текст примечания Знак"/>
+    <w:basedOn w:val="a0"/>
+    <w:link w:val="a7"/>
+    <w:uiPriority w:val="99"/>
+    <w:semiHidden/>
+    <w:rsid w:val="005F0096"/>
+    <w:rPr>
+      <w:sz w:val="20"/>
+      <w:szCs w:val="20"/>
+    </w:rPr>
+  </w:style>
+  <w:style w:type="paragraph" w:styleId="a9">
+    <w:name w:val="annotation subject"/>
+    <w:basedOn w:val="a7"/>
+    <w:next w:val="a7"/>
+    <w:link w:val="aa"/>
+    <w:uiPriority w:val="99"/>
+    <w:semiHidden/>
+    <w:unhideWhenUsed/>
+    <w:rsid w:val="005F0096"/>
+    <w:rPr>
+      <w:b/>
+      <w:bCs/>
+    </w:rPr>
+  </w:style>
+  <w:style w:type="character" w:customStyle="1" w:styleId="aa">
+    <w:name w:val="Тема примечания Знак"/>
+    <w:basedOn w:val="a8"/>
+    <w:link w:val="a9"/>
+    <w:uiPriority w:val="99"/>
+    <w:semiHidden/>
+    <w:rsid w:val="005F0096"/>
+    <w:rPr>
+      <w:b/>
+      <w:bCs/>
+      <w:sz w:val="20"/>
+      <w:szCs w:val="20"/>
+    </w:rPr>
+  </w:style>
+  <w:style w:type="paragraph" w:styleId="ab">
+    <w:name w:val="header"/>
+    <w:basedOn w:val="a"/>
+    <w:link w:val="ac"/>
+    <w:uiPriority w:val="99"/>
+    <w:unhideWhenUsed/>
+    <w:rsid w:val="00490E7A"/>
+    <w:pPr>
+      <w:tabs>
+        <w:tab w:val="center" w:pos="4677"/>
+        <w:tab w:val="right" w:pos="9355"/>
+      </w:tabs>
+      <w:spacing w:after="0" w:line="240" w:lineRule="auto"/>
+    </w:pPr>
+  </w:style>
+  <w:style w:type="character" w:customStyle="1" w:styleId="ac">
+    <w:name w:val="Верхний колонтитул Знак"/>
+    <w:basedOn w:val="a0"/>
+    <w:link w:val="ab"/>
+    <w:uiPriority w:val="99"/>
+    <w:rsid w:val="00490E7A"/>
+  </w:style>
+  <w:style w:type="paragraph" w:styleId="ad">
+    <w:name w:val="footer"/>
+    <w:basedOn w:val="a"/>
+    <w:link w:val="ae"/>
+    <w:uiPriority w:val="99"/>
+    <w:unhideWhenUsed/>
+    <w:rsid w:val="00490E7A"/>
+    <w:pPr>
+      <w:tabs>
+        <w:tab w:val="center" w:pos="4677"/>
+        <w:tab w:val="right" w:pos="9355"/>
+      </w:tabs>
+      <w:spacing w:after="0" w:line="240" w:lineRule="auto"/>
+    </w:pPr>
+  </w:style>
+  <w:style w:type="character" w:customStyle="1" w:styleId="ae">
+    <w:name w:val="Нижний колонтитул Знак"/>
+    <w:basedOn w:val="a0"/>
+    <w:link w:val="ad"/>
+    <w:uiPriority w:val="99"/>
+    <w:rsid w:val="00490E7A"/>
+  </w:style>
+</w:styles>
+</file>
+
+<file path=word/stylesWithEffects.xml><?xml version="1.0" encoding="utf-8"?>
+<w:styles xmlns:wpc="http://schemas.microsoft.com/office/word/2010/wordprocessingCanvas" xmlns:mc="http://schemas.openxmlformats.org/markup-compatibility/2006" xmlns:o="urn:schemas-microsoft-com:office:office" xmlns:r="http://schemas.openxmlformats.org/officeDocument/2006/relationships" xmlns:m="http://schemas.openxmlformats.org/officeDocument/2006/math" xmlns:v="urn:schemas-microsoft-com:vml" xmlns:wp14="http://schemas.microsoft.com/office/word/2010/wordprocessingDrawing" xmlns:wp="http://schemas.openxmlformats.org/drawingml/2006/wordprocessingDrawing" xmlns:w10="urn:schemas-microsoft-com:office:word" xmlns:w="http://schemas.openxmlformats.org/wordprocessingml/2006/main" xmlns:w14="http://schemas.microsoft.com/office/word/2010/wordml" xmlns:wpg="http://schemas.microsoft.com/office/word/2010/wordprocessingGroup" xmlns:wpi="http://schemas.microsoft.com/office/word/2010/wordprocessingInk" xmlns:wne="http://schemas.microsoft.com/office/word/2006/wordml" xmlns:wps="http://schemas.microsoft.com/office/word/2010/wordprocessingShape" mc:Ignorable="w14 wp14">
+  <w:docDefaults>
+    <w:rPrDefault>
+      <w:rPr>
+        <w:rFonts w:asciiTheme="minorHAnsi" w:eastAsiaTheme="minorHAnsi" w:hAnsiTheme="minorHAnsi" w:cstheme="minorBidi"/>
+        <w:sz w:val="22"/>
+        <w:szCs w:val="22"/>
+        <w:lang w:val="ru-RU" w:eastAsia="en-US" w:bidi="ar-SA"/>
+      </w:rPr>
+    </w:rPrDefault>
+    <w:pPrDefault>
+      <w:pPr>
+        <w:spacing w:after="160" w:line="259" w:lineRule="auto"/>
+      </w:pPr>
+    </w:pPrDefault>
+  </w:docDefaults>
+  <w:latentStyles w:defLockedState="0" w:defUIPriority="99" w:defSemiHidden="1" w:defUnhideWhenUsed="1" w:defQFormat="0" w:count="267">
+    <w:lsdException w:name="Normal" w:semiHidden="0" w:uiPriority="0" w:unhideWhenUsed="0" w:qFormat="1"/>
+    <w:lsdException w:name="heading 1" w:semiHidden="0" w:uiPriority="9" w:unhideWhenUsed="0" w:qFormat="1"/>
+    <w:lsdException w:name="heading 2" w:uiPriority="9" w:qFormat="1"/>
+    <w:lsdException w:name="heading 3" w:uiPriority="9" w:qFormat="1"/>
+    <w:lsdException w:name="heading 4" w:uiPriority="9" w:qFormat="1"/>
+    <w:lsdException w:name="heading 5" w:uiPriority="9" w:qFormat="1"/>
+    <w:lsdException w:name="heading 6" w:uiPriority="9" w:qFormat="1"/>
+    <w:lsdException w:name="heading 7" w:uiPriority="9" w:qFormat="1"/>
+    <w:lsdException w:name="heading 8" w:uiPriority="9" w:qFormat="1"/>
+    <w:lsdException w:name="heading 9" w:uiPriority="9" w:qFormat="1"/>
+    <w:lsdException w:name="toc 1" w:uiPriority="39"/>
+    <w:lsdException w:name="toc 2" w:uiPriority="39"/>
+    <w:lsdException w:name="toc 3" w:uiPriority="39"/>
+    <w:lsdException w:name="toc 4" w:uiPriority="39"/>
+    <w:lsdException w:name="toc 5" w:uiPriority="39"/>
+    <w:lsdException w:name="toc 6" w:uiPriority="39"/>
+    <w:lsdException w:name="toc 7" w:uiPriority="39"/>
+    <w:lsdException w:name="toc 8" w:uiPriority="39"/>
+    <w:lsdException w:name="toc 9" w:uiPriority="39"/>
+    <w:lsdException w:name="caption" w:uiPriority="35" w:qFormat="1"/>
+    <w:lsdException w:name="Title" w:semiHidden="0" w:uiPriority="10" w:unhideWhenUsed="0" w:qFormat="1"/>
+    <w:lsdException w:name="Default Paragraph Font" w:uiPriority="1"/>
+    <w:lsdException w:name="Subtitle" w:semiHidden="0" w:uiPriority="11" w:unhideWhenUsed="0" w:qFormat="1"/>
+    <w:lsdException w:name="Strong" w:semiHidden="0" w:uiPriority="22" w:unhideWhenUsed="0" w:qFormat="1"/>
+    <w:lsdException w:name="Emphasis" w:semiHidden="0" w:uiPriority="20" w:unhideWhenUsed="0" w:qFormat="1"/>
+    <w:lsdException w:name="Table Grid" w:semiHidden="0" w:uiPriority="39" w:unhideWhenUsed="0"/>
+    <w:lsdException w:name="Placeholder Text" w:unhideWhenUsed="0"/>
+    <w:lsdException w:name="No Spacing" w:semiHidden="0" w:uiPriority="1" w:unhideWhenUsed="0" w:qFormat="1"/>
+    <w:lsdException w:name="Light Shading" w:semiHidden="0" w:uiPriority="60" w:unhideWhenUsed="0"/>
+    <w:lsdException w:name="Light List" w:semiHidden="0" w:uiPriority="61" w:unhideWhenUsed="0"/>
+    <w:lsdException w:name="Light Grid" w:semiHidden="0" w:uiPriority="62" w:unhideWhenUsed="0"/>
+    <w:lsdException w:name="Medium Shading 1" w:semiHidden="0" w:uiPriority="63" w:unhideWhenUsed="0"/>
+    <w:lsdException w:name="Medium Shading 2" w:semiHidden="0" w:uiPriority="64" w:unhideWhenUsed="0"/>
+    <w:lsdException w:name="Medium List 1" w:semiHidden="0" w:uiPriority="65" w:unhideWhenUsed="0"/>
+    <w:lsdException w:name="Medium List 2" w:semiHidden="0" w:uiPriority="66" w:unhideWhenUsed="0"/>
+    <w:lsdException w:name="Medium Grid 1" w:semiHidden="0" w:uiPriority="67" w:unhideWhenUsed="0"/>
+    <w:lsdException w:name="Medium Grid 2" w:semiHidden="0" w:uiPriority="68" w:unhideWhenUsed="0"/>
+    <w:lsdException w:name="Medium Grid 3" w:semiHidden="0" w:uiPriority="69" w:unhideWhenUsed="0"/>
+    <w:lsdException w:name="Dark List" w:semiHidden="0" w:uiPriority="70" w:unhideWhenUsed="0"/>
+    <w:lsdException w:name="Colorful Shading" w:semiHidden="0" w:uiPriority="71" w:unhideWhenUsed="0"/>
+    <w:lsdException w:name="Colorful List" w:semiHidden="0" w:uiPriority="72" w:unhideWhenUsed="0"/>
+    <w:lsdException w:name="Colorful Grid" w:semiHidden="0" w:uiPriority="73" w:unhideWhenUsed="0"/>
+    <w:lsdException w:name="Light Shading Accent 1" w:semiHidden="0" w:uiPriority="60" w:unhideWhenUsed="0"/>
+    <w:lsdException w:name="Light List Accent 1" w:semiHidden="0" w:uiPriority="61" w:unhideWhenUsed="0"/>
+    <w:lsdException w:name="Light Grid Accent 1" w:semiHidden="0" w:uiPriority="62" w:unhideWhenUsed="0"/>
+    <w:lsdException w:name="Medium Shading 1 Accent 1" w:semiHidden="0" w:uiPriority="63" w:unhideWhenUsed="0"/>
+    <w:lsdException w:name="Medium Shading 2 Accent 1" w:semiHidden="0" w:uiPriority="64" w:unhideWhenUsed="0"/>
+    <w:lsdException w:name="Medium List 1 Accent 1" w:semiHidden="0" w:uiPriority="65" w:unhideWhenUsed="0"/>
+    <w:lsdException w:name="Revision" w:unhideWhenUsed="0"/>
+    <w:lsdException w:name="List Paragraph" w:semiHidden="0" w:uiPriority="34" w:unhideWhenUsed="0" w:qFormat="1"/>
+    <w:lsdException w:name="Quote" w:semiHidden="0" w:uiPriority="29" w:unhideWhenUsed="0" w:qFormat="1"/>
+    <w:lsdException w:name="Intense Quote" w:semiHidden="0" w:uiPriority="30" w:unhideWhenUsed="0" w:qFormat="1"/>
+    <w:lsdException w:name="Medium List 2 Accent 1" w:semiHidden="0" w:uiPriority="66" w:unhideWhenUsed="0"/>
+    <w:lsdException w:name="Medium Grid 1 Accent 1" w:semiHidden="0" w:uiPriority="67" w:unhideWhenUsed="0"/>
+    <w:lsdException w:name="Medium Grid 2 Accent 1" w:semiHidden="0" w:uiPriority="68" w:unhideWhenUsed="0"/>
+    <w:lsdException w:name="Medium Grid 3 Accent 1" w:semiHidden="0" w:uiPriority="69" w:unhideWhenUsed="0"/>
+    <w:lsdException w:name="Dark List Accent 1" w:semiHidden="0" w:uiPriority="70" w:unhideWhenUsed="0"/>
+    <w:lsdException w:name="Colorful Shading Accent 1" w:semiHidden="0" w:uiPriority="71" w:unhideWhenUsed="0"/>
+    <w:lsdException w:name="Colorful List Accent 1" w:semiHidden="0" w:uiPriority="72" w:unhideWhenUsed="0"/>
+    <w:lsdException w:name="Colorful Grid Accent 1" w:semiHidden="0" w:uiPriority="73" w:unhideWhenUsed="0"/>
+    <w:lsdException w:name="Light Shading Accent 2" w:semiHidden="0" w:uiPriority="60" w:unhideWhenUsed="0"/>
+    <w:lsdException w:name="Light List Accent 2" w:semiHidden="0" w:uiPriority="61" w:unhideWhenUsed="0"/>
+    <w:lsdException w:name="Light Grid Accent 2" w:semiHidden="0" w:uiPriority="62" w:unhideWhenUsed="0"/>
+    <w:lsdException w:name="Medium Shading 1 Accent 2" w:semiHidden="0" w:uiPriority="63" w:unhideWhenUsed="0"/>
+    <w:lsdException w:name="Medium Shading 2 Accent 2" w:semiHidden="0" w:uiPriority="64" w:unhideWhenUsed="0"/>
+    <w:lsdException w:name="Medium List 1 Accent 2" w:semiHidden="0" w:uiPriority="65" w:unhideWhenUsed="0"/>
+    <w:lsdException w:name="Medium List 2 Accent 2" w:semiHidden="0" w:uiPriority="66" w:unhideWhenUsed="0"/>
+    <w:lsdException w:name="Medium Grid 1 Accent 2" w:semiHidden="0" w:uiPriority="67" w:unhideWhenUsed="0"/>
+    <w:lsdException w:name="Medium Grid 2 Accent 2" w:semiHidden="0" w:uiPriority="68" w:unhideWhenUsed="0"/>
+    <w:lsdException w:name="Medium Grid 3 Accent 2" w:semiHidden="0" w:uiPriority="69" w:unhideWhenUsed="0"/>
+    <w:lsdException w:name="Dark List Accent 2" w:semiHidden="0" w:uiPriority="70" w:unhideWhenUsed="0"/>
+    <w:lsdException w:name="Colorful Shading Accent 2" w:semiHidden="0" w:uiPriority="71" w:unhideWhenUsed="0"/>
+    <w:lsdException w:name="Colorful List Accent 2" w:semiHidden="0" w:uiPriority="72" w:unhideWhenUsed="0"/>
+    <w:lsdException w:name="Colorful Grid Accent 2" w:semiHidden="0" w:uiPriority="73" w:unhideWhenUsed="0"/>
+    <w:lsdException w:name="Light Shading Accent 3" w:semiHidden="0" w:uiPriority="60" w:unhideWhenUsed="0"/>
+    <w:lsdException w:name="Light List Accent 3" w:semiHidden="0" w:uiPriority="61" w:unhideWhenUsed="0"/>
+    <w:lsdException w:name="Light Grid Accent 3" w:semiHidden="0" w:uiPriority="62" w:unhideWhenUsed="0"/>
+    <w:lsdException w:name="Medium Shading 1 Accent 3" w:semiHidden="0" w:uiPriority="63" w:unhideWhenUsed="0"/>
+    <w:lsdException w:name="Medium Shading 2 Accent 3" w:semiHidden="0" w:uiPriority="64" w:unhideWhenUsed="0"/>
+    <w:lsdException w:name="Medium List 1 Accent 3" w:semiHidden="0" w:uiPriority="65" w:unhideWhenUsed="0"/>
+    <w:lsdException w:name="Medium List 2 Accent 3" w:semiHidden="0" w:uiPriority="66" w:unhideWhenUsed="0"/>
+    <w:lsdException w:name="Medium Grid 1 Accent 3" w:semiHidden="0" w:uiPriority="67" w:unhideWhenUsed="0"/>
+    <w:lsdException w:name="Medium Grid 2 Accent 3" w:semiHidden="0" w:uiPriority="68" w:unhideWhenUsed="0"/>
+    <w:lsdException w:name="Medium Grid 3 Accent 3" w:semiHidden="0" w:uiPriority="69" w:unhideWhenUsed="0"/>
+    <w:lsdException w:name="Dark List Accent 3" w:semiHidden="0" w:uiPriority="70" w:unhideWhenUsed="0"/>
+    <w:lsdException w:name="Colorful Shading Accent 3" w:semiHidden="0" w:uiPriority="71" w:unhideWhenUsed="0"/>
+    <w:lsdException w:name="Colorful List Accent 3" w:semiHidden="0" w:uiPriority="72" w:unhideWhenUsed="0"/>
+    <w:lsdException w:name="Colorful Grid Accent 3" w:semiHidden="0" w:uiPriority="73" w:unhideWhenUsed="0"/>
+    <w:lsdException w:name="Light Shading Accent 4" w:semiHidden="0" w:uiPriority="60" w:unhideWhenUsed="0"/>
+    <w:lsdException w:name="Light List Accent 4" w:semiHidden="0" w:uiPriority="61" w:unhideWhenUsed="0"/>
+    <w:lsdException w:name="Light Grid Accent 4" w:semiHidden="0" w:uiPriority="62" w:unhideWhenUsed="0"/>
+    <w:lsdException w:name="Medium Shading 1 Accent 4" w:semiHidden="0" w:uiPriority="63" w:unhideWhenUsed="0"/>
+    <w:lsdException w:name="Medium Shading 2 Accent 4" w:semiHidden="0" w:uiPriority="64" w:unhideWhenUsed="0"/>
+    <w:lsdException w:name="Medium List 1 Accent 4" w:semiHidden="0" w:uiPriority="65" w:unhideWhenUsed="0"/>
+    <w:lsdException w:name="Medium List 2 Accent 4" w:semiHidden="0" w:uiPriority="66" w:unhideWhenUsed="0"/>
+    <w:lsdException w:name="Medium Grid 1 Accent 4" w:semiHidden="0" w:uiPriority="67" w:unhideWhenUsed="0"/>
+    <w:lsdException w:name="Medium Grid 2 Accent 4" w:semiHidden="0" w:uiPriority="68" w:unhideWhenUsed="0"/>
+    <w:lsdException w:name="Medium Grid 3 Accent 4" w:semiHidden="0" w:uiPriority="69" w:unhideWhenUsed="0"/>
+    <w:lsdException w:name="Dark List Accent 4" w:semiHidden="0" w:uiPriority="70" w:unhideWhenUsed="0"/>
+    <w:lsdException w:name="Colorful Shading Accent 4" w:semiHidden="0" w:uiPriority="71" w:unhideWhenUsed="0"/>
+    <w:lsdException w:name="Colorful List Accent 4" w:semiHidden="0" w:uiPriority="72" w:unhideWhenUsed="0"/>
+    <w:lsdException w:name="Colorful Grid Accent 4" w:semiHidden="0" w:uiPriority="73" w:unhideWhenUsed="0"/>
+    <w:lsdException w:name="Light Shading Accent 5" w:semiHidden="0" w:uiPriority="60" w:unhideWhenUsed="0"/>
+    <w:lsdException w:name="Light List Accent 5" w:semiHidden="0" w:uiPriority="61" w:unhideWhenUsed="0"/>
+    <w:lsdException w:name="Light Grid Accent 5" w:semiHidden="0" w:uiPriority="62" w:unhideWhenUsed="0"/>
+    <w:lsdException w:name="Medium Shading 1 Accent 5" w:semiHidden="0" w:uiPriority="63" w:unhideWhenUsed="0"/>
+    <w:lsdException w:name="Medium Shading 2 Accent 5" w:semiHidden="0" w:uiPriority="64" w:unhideWhenUsed="0"/>
+    <w:lsdException w:name="Medium List 1 Accent 5" w:semiHidden="0" w:uiPriority="65" w:unhideWhenUsed="0"/>
+    <w:lsdException w:name="Medium List 2 Accent 5" w:semiHidden="0" w:uiPriority="66" w:unhideWhenUsed="0"/>
+    <w:lsdException w:name="Medium Grid 1 Accent 5" w:semiHidden="0" w:uiPriority="67" w:unhideWhenUsed="0"/>
+    <w:lsdException w:name="Medium Grid 2 Accent 5" w:semiHidden="0" w:uiPriority="68" w:unhideWhenUsed="0"/>
+    <w:lsdException w:name="Medium Grid 3 Accent 5" w:semiHidden="0" w:uiPriority="69" w:unhideWhenUsed="0"/>
+    <w:lsdException w:name="Dark List Accent 5" w:semiHidden="0" w:uiPriority="70" w:unhideWhenUsed="0"/>
+    <w:lsdException w:name="Colorful Shading Accent 5" w:semiHidden="0" w:uiPriority="71" w:unhideWhenUsed="0"/>
+    <w:lsdException w:name="Colorful List Accent 5" w:semiHidden="0" w:uiPriority="72" w:unhideWhenUsed="0"/>
+    <w:lsdException w:name="Colorful Grid Accent 5" w:semiHidden="0" w:uiPriority="73" w:unhideWhenUsed="0"/>
+    <w:lsdException w:name="Light Shading Accent 6" w:semiHidden="0" w:uiPriority="60" w:unhideWhenUsed="0"/>
+    <w:lsdException w:name="Light List Accent 6" w:semiHidden="0" w:uiPriority="61" w:unhideWhenUsed="0"/>
+    <w:lsdException w:name="Light Grid Accent 6" w:semiHidden="0" w:uiPriority="62" w:unhideWhenUsed="0"/>
+    <w:lsdException w:name="Medium Shading 1 Accent 6" w:semiHidden="0" w:uiPriority="63" w:unhideWhenUsed="0"/>
+    <w:lsdException w:name="Medium Shading 2 Accent 6" w:semiHidden="0" w:uiPriority="64" w:unhideWhenUsed="0"/>
+    <w:lsdException w:name="Medium List 1 Accent 6" w:semiHidden="0" w:uiPriority="65" w:unhideWhenUsed="0"/>
+    <w:lsdException w:name="Medium List 2 Accent 6" w:semiHidden="0" w:uiPriority="66" w:unhideWhenUsed="0"/>
+    <w:lsdException w:name="Medium Grid 1 Accent 6" w:semiHidden="0" w:uiPriority="67" w:unhideWhenUsed="0"/>
+    <w:lsdException w:name="Medium Grid 2 Accent 6" w:semiHidden="0" w:uiPriority="68" w:unhideWhenUsed="0"/>
+    <w:lsdException w:name="Medium Grid 3 Accent 6" w:semiHidden="0" w:uiPriority="69" w:unhideWhenUsed="0"/>
+    <w:lsdException w:name="Dark List Accent 6" w:semiHidden="0" w:uiPriority="70" w:unhideWhenUsed="0"/>
+    <w:lsdException w:name="Colorful Shading Accent 6" w:semiHidden="0" w:uiPriority="71" w:unhideWhenUsed="0"/>
+    <w:lsdException w:name="Colorful List Accent 6" w:semiHidden="0" w:uiPriority="72" w:unhideWhenUsed="0"/>
+    <w:lsdException w:name="Colorful Grid Accent 6" w:semiHidden="0" w:uiPriority="73" w:unhideWhenUsed="0"/>
+    <w:lsdException w:name="Subtle Emphasis" w:semiHidden="0" w:uiPriority="19" w:unhideWhenUsed="0" w:qFormat="1"/>
+    <w:lsdException w:name="Intense Emphasis" w:semiHidden="0" w:uiPriority="21" w:unhideWhenUsed="0" w:qFormat="1"/>
+    <w:lsdException w:name="Subtle Reference" w:semiHidden="0" w:uiPriority="31" w:unhideWhenUsed="0" w:qFormat="1"/>
+    <w:lsdException w:name="Intense Reference" w:semiHidden="0" w:uiPriority="32" w:unhideWhenUsed="0" w:qFormat="1"/>
+    <w:lsdException w:name="Book Title" w:semiHidden="0" w:uiPriority="33" w:unhideWhenUsed="0" w:qFormat="1"/>
+    <w:lsdException w:name="Bibliography" w:uiPriority="37"/>
+    <w:lsdException w:name="TOC Heading" w:uiPriority="39" w:qFormat="1"/>
+  </w:latentStyles>
+  <w:style w:type="paragraph" w:default="1" w:styleId="a">
+    <w:name w:val="Normal"/>
+    <w:qFormat/>
+  </w:style>
+  <w:style w:type="character" w:default="1" w:styleId="a0">
+    <w:name w:val="Default Paragraph Font"/>
+    <w:uiPriority w:val="1"/>
+    <w:semiHidden/>
+    <w:unhideWhenUsed/>
+  </w:style>
+  <w:style w:type="table" w:default="1" w:styleId="a1">
+    <w:name w:val="Normal Table"/>
+    <w:uiPriority w:val="99"/>
+    <w:semiHidden/>
+    <w:unhideWhenUsed/>
+    <w:tblPr>
+      <w:tblInd w:w="0" w:type="dxa"/>
+      <w:tblCellMar>
+        <w:top w:w="0" w:type="dxa"/>
+        <w:left w:w="108" w:type="dxa"/>
+        <w:bottom w:w="0" w:type="dxa"/>
+        <w:right w:w="108" w:type="dxa"/>
+      </w:tblCellMar>
+    </w:tblPr>
+  </w:style>
+  <w:style w:type="numbering" w:default="1" w:styleId="a2">
+    <w:name w:val="No List"/>
+    <w:uiPriority w:val="99"/>
+    <w:semiHidden/>
+    <w:unhideWhenUsed/>
+  </w:style>
+  <w:style w:type="paragraph" w:styleId="a3">
+    <w:name w:val="List Paragraph"/>
+    <w:basedOn w:val="a"/>
+    <w:uiPriority w:val="34"/>
+    <w:qFormat/>
+    <w:rsid w:val="0071556D"/>
+    <w:pPr>
+      <w:ind w:left="720"/>
+      <w:contextualSpacing/>
+    </w:pPr>
+  </w:style>
+  <w:style w:type="character" w:styleId="a4">
+    <w:name w:val="Hyperlink"/>
+    <w:basedOn w:val="a0"/>
+    <w:uiPriority w:val="99"/>
     <w:unhideWhenUsed/>
     <w:rsid w:val="00067E73"/>
     <w:rPr>
@@ -6588,7 +6388,7 @@
   <a:extraClrSchemeLst/>
   <a:extLst>
     <a:ext uri="{05A4C25C-085E-4340-85A3-A5531E510DB2}">
-      <thm15:themeFamily xmlns:thm15="http://schemas.microsoft.com/office/thememl/2012/main" name="Office Theme" id="{62F939B6-93AF-4DB8-9C6B-D6C7DFDC589F}" vid="{4A3C46E8-61CC-4603-A589-7422A47A8E4A}"/>
+      <thm15:themeFamily xmlns="" xmlns:thm15="http://schemas.microsoft.com/office/thememl/2012/main" name="Office Theme" id="{62F939B6-93AF-4DB8-9C6B-D6C7DFDC589F}" vid="{4A3C46E8-61CC-4603-A589-7422A47A8E4A}"/>
     </a:ext>
   </a:extLst>
 </a:theme>
